--- a/CoursePart2.docx
+++ b/CoursePart2.docx
@@ -224,7 +224,7 @@
             <v:path o:extrusionok="f" gradientshapeok="t" o:connecttype="rect"/>
             <o:lock v:ext="edit" aspectratio="t"/>
           </v:shapetype>
-          <v:shape id="_x0000_i1025" type="#_x0000_t75" style="width:400.7pt;height:347.5pt">
+          <v:shape id="_x0000_i1025" type="#_x0000_t75" style="width:400.75pt;height:347.75pt">
             <v:imagedata r:id="rId8" o:title="Диаграмма без названия"/>
           </v:shape>
         </w:pict>
@@ -372,8 +372,27 @@
       <w:r>
         <w:t xml:space="preserve"> (</w:t>
       </w:r>
-      <w:r>
-        <w:t>Windows 10 версии 1809 и новее, Windows 11).</w:t>
+      <w:proofErr w:type="spellStart"/>
+      <w:r>
+        <w:t>Windows</w:t>
+      </w:r>
+      <w:proofErr w:type="spellEnd"/>
+      <w:r>
+        <w:t xml:space="preserve"> 10 версии </w:t>
+      </w:r>
+      <w:r>
+        <w:t>1607</w:t>
+      </w:r>
+      <w:r>
+        <w:t xml:space="preserve"> и новее, </w:t>
+      </w:r>
+      <w:proofErr w:type="spellStart"/>
+      <w:r>
+        <w:t>Windows</w:t>
+      </w:r>
+      <w:proofErr w:type="spellEnd"/>
+      <w:r>
+        <w:t xml:space="preserve"> 11).</w:t>
       </w:r>
     </w:p>
     <w:p>
@@ -551,16 +570,16 @@
         <w:t>Windows</w:t>
       </w:r>
       <w:r>
+        <w:t xml:space="preserve"> 10</w:t>
+      </w:r>
+      <w:r>
         <w:t xml:space="preserve"> </w:t>
       </w:r>
       <w:r>
-        <w:rPr>
-          <w:lang w:val="en-US"/>
-        </w:rPr>
-        <w:t>c</w:t>
-      </w:r>
-      <w:r>
-        <w:t xml:space="preserve"> версией не ниже </w:t>
+        <w:t>версии 1607 и новее,</w:t>
+      </w:r>
+      <w:r>
+        <w:t xml:space="preserve"> </w:t>
       </w:r>
       <w:r>
         <w:rPr>
@@ -569,7 +588,13 @@
         <w:t>Windows</w:t>
       </w:r>
       <w:r>
-        <w:t xml:space="preserve"> 7</w:t>
+        <w:t xml:space="preserve"> </w:t>
+      </w:r>
+      <w:r>
+        <w:t>1</w:t>
+      </w:r>
+      <w:r>
+        <w:t>1</w:t>
       </w:r>
       <w:r>
         <w:t>;</w:t>
@@ -584,34 +609,26 @@
       </w:r>
       <w:r>
         <w:rPr>
-          <w:highlight w:val="yellow"/>
           <w:lang w:val="en-US"/>
         </w:rPr>
         <w:t>MS</w:t>
       </w:r>
       <w:r>
         <w:rPr>
-          <w:highlight w:val="yellow"/>
           <w:lang w:val="en-US"/>
         </w:rPr>
         <w:t>SQL</w:t>
       </w:r>
       <w:r>
-        <w:rPr>
-          <w:highlight w:val="yellow"/>
-        </w:rPr>
         <w:t xml:space="preserve"> </w:t>
       </w:r>
       <w:r>
-        <w:rPr>
-          <w:highlight w:val="yellow"/>
-        </w:rPr>
-        <w:t>версии не ниже 14</w:t>
-      </w:r>
-      <w:r>
-        <w:rPr>
-          <w:highlight w:val="yellow"/>
-        </w:rPr>
+        <w:t xml:space="preserve">версии не ниже </w:t>
+      </w:r>
+      <w:r>
+        <w:t>16</w:t>
+      </w:r>
+      <w:r>
         <w:t>.0</w:t>
       </w:r>
       <w:r>
@@ -651,7 +668,13 @@
         <w:pStyle w:val="a1"/>
       </w:pPr>
       <w:r>
-        <w:t>свободное место на диске не менее 1 ГБ</w:t>
+        <w:t>сво</w:t>
+      </w:r>
+      <w:r>
+        <w:t>бодное место на диске не менее 2</w:t>
+      </w:r>
+      <w:r>
+        <w:t xml:space="preserve"> ГБ</w:t>
       </w:r>
       <w:r>
         <w:t>;</w:t>
@@ -742,21 +765,16 @@
       <w:pPr>
         <w:pStyle w:val="a1"/>
         <w:rPr>
-          <w:highlight w:val="yellow"/>
           <w:lang w:val="en-US"/>
         </w:rPr>
       </w:pPr>
       <w:r>
         <w:rPr>
-          <w:highlight w:val="yellow"/>
           <w:lang w:val="en-US"/>
         </w:rPr>
         <w:t>.NET</w:t>
       </w:r>
       <w:r>
-        <w:rPr>
-          <w:highlight w:val="yellow"/>
-        </w:rPr>
         <w:t xml:space="preserve"> 8.0;</w:t>
       </w:r>
     </w:p>
@@ -764,8 +782,6 @@
       <w:pPr>
         <w:pStyle w:val="a1"/>
       </w:pPr>
-      <w:bookmarkStart w:id="0" w:name="_GoBack"/>
-      <w:bookmarkEnd w:id="0"/>
       <w:r>
         <w:t>процессор частотой 1</w:t>
       </w:r>
@@ -831,10 +847,7 @@
         <w:t xml:space="preserve">В процессе проектирования приложения разработаны </w:t>
       </w:r>
       <w:r>
-        <w:rPr>
-          <w:lang w:val="en-US"/>
-        </w:rPr>
-        <w:t>wireframe</w:t>
+        <w:t>мокапы</w:t>
       </w:r>
       <w:r>
         <w:t xml:space="preserve"> </w:t>
@@ -849,28 +862,20 @@
         <w:t>Figma</w:t>
       </w:r>
       <w:r>
-        <w:t xml:space="preserve"> </w:t>
-      </w:r>
-      <w:r>
-        <w:t>для трёх страниц: «Главное меню», «Авторизация», «Личный кабинет»</w:t>
-      </w:r>
-      <w:r>
-        <w:t xml:space="preserve">, </w:t>
-      </w:r>
-      <w:r>
-        <w:t>представлен</w:t>
-      </w:r>
-      <w:r>
-        <w:t>н</w:t>
-      </w:r>
-      <w:r>
-        <w:t>ы</w:t>
-      </w:r>
-      <w:r>
-        <w:t>е</w:t>
-      </w:r>
-      <w:r>
-        <w:t xml:space="preserve"> на рисунках 2-4 соответственно.</w:t>
+        <w:t>. Эти визуальные представления позволяют наглядно увидеть структуру приложения его структуру и функциональность.</w:t>
+      </w:r>
+    </w:p>
+    <w:p>
+      <w:pPr>
+        <w:pStyle w:val="a1"/>
+        <w:numPr>
+          <w:ilvl w:val="0"/>
+          <w:numId w:val="0"/>
+        </w:numPr>
+        <w:ind w:firstLine="708"/>
+      </w:pPr>
+      <w:r>
+        <w:t>Главное меню представлено в виде мокапа на рисунке 2.</w:t>
       </w:r>
     </w:p>
     <w:p>
@@ -929,13 +934,31 @@
         <w:rPr>
           <w:lang w:val="en-US"/>
         </w:rPr>
-        <w:t>Wireframe</w:t>
-      </w:r>
+        <w:t>Figma</w:t>
+      </w:r>
+      <w:r>
+        <w:t xml:space="preserve">. </w:t>
+      </w:r>
+      <w:proofErr w:type="spellStart"/>
+      <w:r>
+        <w:t>мокап</w:t>
+      </w:r>
+      <w:proofErr w:type="spellEnd"/>
       <w:r>
         <w:t xml:space="preserve"> окна</w:t>
       </w:r>
       <w:r>
         <w:t xml:space="preserve"> «Главное меню»</w:t>
+      </w:r>
+      <w:bookmarkStart w:id="0" w:name="_GoBack"/>
+      <w:bookmarkEnd w:id="0"/>
+    </w:p>
+    <w:p>
+      <w:pPr>
+        <w:pStyle w:val="a3"/>
+      </w:pPr>
+      <w:r>
+        <w:t>Страница авторизации представлена в виде мокапа на рисунке 3.</w:t>
       </w:r>
     </w:p>
     <w:p>
@@ -1008,16 +1031,29 @@
         <w:rPr>
           <w:lang w:val="en-US"/>
         </w:rPr>
-        <w:t>Wireframe</w:t>
-      </w:r>
-      <w:r>
-        <w:t xml:space="preserve"> «</w:t>
-      </w:r>
-      <w:r>
-        <w:t>Авторизация</w:t>
-      </w:r>
-      <w:r>
-        <w:t>»</w:t>
+        <w:t>Figma</w:t>
+      </w:r>
+      <w:r>
+        <w:t xml:space="preserve">. </w:t>
+      </w:r>
+      <w:proofErr w:type="spellStart"/>
+      <w:r>
+        <w:t>мокап</w:t>
+      </w:r>
+      <w:proofErr w:type="spellEnd"/>
+      <w:r>
+        <w:t xml:space="preserve"> окна </w:t>
+      </w:r>
+      <w:r>
+        <w:t>«Авторизация»</w:t>
+      </w:r>
+    </w:p>
+    <w:p>
+      <w:pPr>
+        <w:pStyle w:val="a3"/>
+      </w:pPr>
+      <w:r>
+        <w:t>Личный кабинет представлен в виде мокапа на рисунке 4.</w:t>
       </w:r>
     </w:p>
     <w:p>
@@ -1089,10 +1125,21 @@
         <w:rPr>
           <w:lang w:val="en-US"/>
         </w:rPr>
-        <w:t>Wireframe</w:t>
-      </w:r>
-      <w:r>
-        <w:t xml:space="preserve"> «Личный кабинет»</w:t>
+        <w:t>Figma</w:t>
+      </w:r>
+      <w:r>
+        <w:t xml:space="preserve">. </w:t>
+      </w:r>
+      <w:proofErr w:type="spellStart"/>
+      <w:r>
+        <w:t>мокап</w:t>
+      </w:r>
+      <w:proofErr w:type="spellEnd"/>
+      <w:r>
+        <w:t xml:space="preserve"> окна </w:t>
+      </w:r>
+      <w:r>
+        <w:t>«Личный кабинет»</w:t>
       </w:r>
     </w:p>
     <w:p>
@@ -1113,7 +1160,7 @@
       <w:r>
         <w:lastRenderedPageBreak/>
         <w:pict w14:anchorId="3F65D797">
-          <v:shape id="_x0000_i1053" type="#_x0000_t75" style="width:242.3pt;height:229.15pt">
+          <v:shape id="_x0000_i1026" type="#_x0000_t75" style="width:242.5pt;height:229.6pt">
             <v:imagedata r:id="rId12" o:title="magazine-icon-png-61-e1610285989836"/>
           </v:shape>
         </w:pict>
@@ -1124,13 +1171,7 @@
         <w:pStyle w:val="afe"/>
       </w:pPr>
       <w:r>
-        <w:t>Рисунок 5</w:t>
-      </w:r>
-      <w:r>
-        <w:t xml:space="preserve"> – </w:t>
-      </w:r>
-      <w:r>
-        <w:t>Иконка, выбранная для приложения</w:t>
+        <w:t>Рисунок 5 – Иконка, выбранная для приложения</w:t>
       </w:r>
     </w:p>
     <w:p>
@@ -1178,8 +1219,8 @@
       </w:pPr>
       <w:r>
         <w:pict w14:anchorId="232B492E">
-          <v:shape id="_x0000_i1031" type="#_x0000_t75" style="width:467.05pt;height:165.9pt">
-            <v:imagedata r:id="rId13" o:title="Диаграмма без названия.drawio (3)"/>
+          <v:shape id="_x0000_i1027" type="#_x0000_t75" style="width:466.65pt;height:165.75pt">
+            <v:imagedata r:id="rId13" o:title="Диаграмма без названия"/>
           </v:shape>
         </w:pict>
       </w:r>
@@ -1192,10 +1233,7 @@
         <w:t>Рисунок 6</w:t>
       </w:r>
       <w:r>
-        <w:t xml:space="preserve"> – </w:t>
-      </w:r>
-      <w:r>
-        <w:t>Диаграмма развертывания</w:t>
+        <w:t xml:space="preserve"> – Диаграмма развертывания</w:t>
       </w:r>
     </w:p>
     <w:p>
@@ -1215,10 +1253,13 @@
         <w:t xml:space="preserve">Для обеспечения эффективного хранения и управления данными, необходимо разработать БД, охватывающую информацию о </w:t>
       </w:r>
       <w:r>
-        <w:rPr>
-          <w:highlight w:val="yellow"/>
-        </w:rPr>
-        <w:t>задачах, пользователях</w:t>
+        <w:t>пользователях</w:t>
+      </w:r>
+      <w:r>
+        <w:t xml:space="preserve">, </w:t>
+      </w:r>
+      <w:r>
+        <w:t>задачах</w:t>
       </w:r>
       <w:r>
         <w:t xml:space="preserve"> и их связанных сущностях. В рамках процесса проектирования БД</w:t>
@@ -1236,8 +1277,8 @@
       </w:pPr>
       <w:r>
         <w:pict w14:anchorId="2D5A81A2">
-          <v:shape id="_x0000_i1035" type="#_x0000_t75" style="width:467.7pt;height:490.85pt">
-            <v:imagedata r:id="rId14" o:title="Диаграмма без названия.drawio (3)"/>
+          <v:shape id="_x0000_i1028" type="#_x0000_t75" style="width:467.3pt;height:491.1pt">
+            <v:imagedata r:id="rId14" o:title="Диаграмма без названия"/>
           </v:shape>
         </w:pict>
       </w:r>
@@ -1415,7 +1456,7 @@
           <w:rPr>
             <w:noProof/>
           </w:rPr>
-          <w:t>6</w:t>
+          <w:t>5</w:t>
         </w:r>
         <w:r>
           <w:fldChar w:fldCharType="end"/>
@@ -4006,7 +4047,7 @@
 </file>
 
 <file path=customXml/itemProps1.xml><?xml version="1.0" encoding="utf-8"?>
-<ds:datastoreItem xmlns:ds="http://schemas.openxmlformats.org/officeDocument/2006/customXml" ds:itemID="{85A2A773-DED6-484B-83B2-AE3D9C331496}">
+<ds:datastoreItem xmlns:ds="http://schemas.openxmlformats.org/officeDocument/2006/customXml" ds:itemID="{9317A583-B541-4FA5-B93C-DC2E9FD744F9}">
   <ds:schemaRefs>
     <ds:schemaRef ds:uri="http://schemas.openxmlformats.org/officeDocument/2006/bibliography"/>
   </ds:schemaRefs>

--- a/CoursePart2.docx
+++ b/CoursePart2.docx
@@ -224,7 +224,7 @@
             <v:path o:extrusionok="f" gradientshapeok="t" o:connecttype="rect"/>
             <o:lock v:ext="edit" aspectratio="t"/>
           </v:shapetype>
-          <v:shape id="_x0000_i1025" type="#_x0000_t75" style="width:400.75pt;height:347.75pt">
+          <v:shape id="_x0000_i1025" type="#_x0000_t75" style="width:400.85pt;height:347.65pt">
             <v:imagedata r:id="rId8" o:title="Диаграмма без названия"/>
           </v:shape>
         </w:pict>
@@ -950,8 +950,6 @@
       <w:r>
         <w:t xml:space="preserve"> «Главное меню»</w:t>
       </w:r>
-      <w:bookmarkStart w:id="0" w:name="_GoBack"/>
-      <w:bookmarkEnd w:id="0"/>
     </w:p>
     <w:p>
       <w:pPr>
@@ -1160,7 +1158,7 @@
       <w:r>
         <w:lastRenderedPageBreak/>
         <w:pict w14:anchorId="3F65D797">
-          <v:shape id="_x0000_i1026" type="#_x0000_t75" style="width:242.5pt;height:229.6pt">
+          <v:shape id="_x0000_i1026" type="#_x0000_t75" style="width:242.35pt;height:229.45pt">
             <v:imagedata r:id="rId12" o:title="magazine-icon-png-61-e1610285989836"/>
           </v:shape>
         </w:pict>
@@ -1201,7 +1199,12 @@
         <w:t>Диаграмма разверт</w:t>
       </w:r>
       <w:r>
-        <w:t>ывания представлена на рисунке 6</w:t>
+        <w:t xml:space="preserve">ывания представлена </w:t>
+      </w:r>
+      <w:bookmarkStart w:id="0" w:name="_GoBack"/>
+      <w:bookmarkEnd w:id="0"/>
+      <w:r>
+        <w:t>на рисунке 6</w:t>
       </w:r>
       <w:r>
         <w:t xml:space="preserve"> и </w:t>
@@ -1218,9 +1221,9 @@
         <w:pStyle w:val="afd"/>
       </w:pPr>
       <w:r>
-        <w:pict w14:anchorId="232B492E">
-          <v:shape id="_x0000_i1027" type="#_x0000_t75" style="width:466.65pt;height:165.75pt">
-            <v:imagedata r:id="rId13" o:title="Диаграмма без названия"/>
+        <w:pict w14:anchorId="0CCBE675">
+          <v:shape id="_x0000_i1032" type="#_x0000_t75" style="width:467.45pt;height:152.05pt">
+            <v:imagedata r:id="rId13" o:title="uml.drawio"/>
           </v:shape>
         </w:pict>
       </w:r>
@@ -1277,7 +1280,7 @@
       </w:pPr>
       <w:r>
         <w:pict w14:anchorId="2D5A81A2">
-          <v:shape id="_x0000_i1028" type="#_x0000_t75" style="width:467.3pt;height:491.1pt">
+          <v:shape id="_x0000_i1028" type="#_x0000_t75" style="width:467.45pt;height:491.1pt">
             <v:imagedata r:id="rId14" o:title="Диаграмма без названия"/>
           </v:shape>
         </w:pict>
@@ -1456,7 +1459,7 @@
           <w:rPr>
             <w:noProof/>
           </w:rPr>
-          <w:t>5</w:t>
+          <w:t>7</w:t>
         </w:r>
         <w:r>
           <w:fldChar w:fldCharType="end"/>
@@ -4047,7 +4050,7 @@
 </file>
 
 <file path=customXml/itemProps1.xml><?xml version="1.0" encoding="utf-8"?>
-<ds:datastoreItem xmlns:ds="http://schemas.openxmlformats.org/officeDocument/2006/customXml" ds:itemID="{9317A583-B541-4FA5-B93C-DC2E9FD744F9}">
+<ds:datastoreItem xmlns:ds="http://schemas.openxmlformats.org/officeDocument/2006/customXml" ds:itemID="{EC371624-7E95-4510-A7EE-49DCEBB31DE8}">
   <ds:schemaRefs>
     <ds:schemaRef ds:uri="http://schemas.openxmlformats.org/officeDocument/2006/bibliography"/>
   </ds:schemaRefs>

--- a/CoursePart2.docx
+++ b/CoursePart2.docx
@@ -1,12 +1,2147 @@
 
 <file path=word/document.xml><?xml version="1.0" encoding="utf-8"?>
-<w:document xmlns:wpc="http://schemas.microsoft.com/office/word/2010/wordprocessingCanvas" xmlns:cx="http://schemas.microsoft.com/office/drawing/2014/chartex" xmlns:mc="http://schemas.openxmlformats.org/markup-compatibility/2006" xmlns:o="urn:schemas-microsoft-com:office:office" xmlns:r="http://schemas.openxmlformats.org/officeDocument/2006/relationships" xmlns:m="http://schemas.openxmlformats.org/officeDocument/2006/math" xmlns:v="urn:schemas-microsoft-com:vml" xmlns:wp14="http://schemas.microsoft.com/office/word/2010/wordprocessingDrawing" xmlns:wp="http://schemas.openxmlformats.org/drawingml/2006/wordprocessingDrawing" xmlns:w10="urn:schemas-microsoft-com:office:word" xmlns:w="http://schemas.openxmlformats.org/wordprocessingml/2006/main" xmlns:w14="http://schemas.microsoft.com/office/word/2010/wordml" xmlns:w15="http://schemas.microsoft.com/office/word/2012/wordml" xmlns:w16se="http://schemas.microsoft.com/office/word/2015/wordml/symex" xmlns:wpg="http://schemas.microsoft.com/office/word/2010/wordprocessingGroup" xmlns:wpi="http://schemas.microsoft.com/office/word/2010/wordprocessingInk" xmlns:wne="http://schemas.microsoft.com/office/word/2006/wordml" xmlns:wps="http://schemas.microsoft.com/office/word/2010/wordprocessingShape" mc:Ignorable="w14 w15 w16se wp14">
+<w:document xmlns:wpc="http://schemas.microsoft.com/office/word/2010/wordprocessingCanvas" xmlns:cx="http://schemas.microsoft.com/office/drawing/2014/chartex" xmlns:cx1="http://schemas.microsoft.com/office/drawing/2015/9/8/chartex" xmlns:cx2="http://schemas.microsoft.com/office/drawing/2015/10/21/chartex" xmlns:cx3="http://schemas.microsoft.com/office/drawing/2016/5/9/chartex" xmlns:cx4="http://schemas.microsoft.com/office/drawing/2016/5/10/chartex" xmlns:cx5="http://schemas.microsoft.com/office/drawing/2016/5/11/chartex" xmlns:cx6="http://schemas.microsoft.com/office/drawing/2016/5/12/chartex" xmlns:cx7="http://schemas.microsoft.com/office/drawing/2016/5/13/chartex" xmlns:cx8="http://schemas.microsoft.com/office/drawing/2016/5/14/chartex" xmlns:mc="http://schemas.openxmlformats.org/markup-compatibility/2006" xmlns:aink="http://schemas.microsoft.com/office/drawing/2016/ink" xmlns:am3d="http://schemas.microsoft.com/office/drawing/2017/model3d" xmlns:o="urn:schemas-microsoft-com:office:office" xmlns:r="http://schemas.openxmlformats.org/officeDocument/2006/relationships" xmlns:m="http://schemas.openxmlformats.org/officeDocument/2006/math" xmlns:v="urn:schemas-microsoft-com:vml" xmlns:wp14="http://schemas.microsoft.com/office/word/2010/wordprocessingDrawing" xmlns:wp="http://schemas.openxmlformats.org/drawingml/2006/wordprocessingDrawing" xmlns:w10="urn:schemas-microsoft-com:office:word" xmlns:w="http://schemas.openxmlformats.org/wordprocessingml/2006/main" xmlns:w14="http://schemas.microsoft.com/office/word/2010/wordml" xmlns:w15="http://schemas.microsoft.com/office/word/2012/wordml" xmlns:w16cex="http://schemas.microsoft.com/office/word/2018/wordml/cex" xmlns:w16cid="http://schemas.microsoft.com/office/word/2016/wordml/cid" xmlns:w16="http://schemas.microsoft.com/office/word/2018/wordml" xmlns:w16sdtdh="http://schemas.microsoft.com/office/word/2020/wordml/sdtdatahash" xmlns:w16se="http://schemas.microsoft.com/office/word/2015/wordml/symex" xmlns:wpg="http://schemas.microsoft.com/office/word/2010/wordprocessingGroup" xmlns:wpi="http://schemas.microsoft.com/office/word/2010/wordprocessingInk" xmlns:wne="http://schemas.microsoft.com/office/word/2006/wordml" xmlns:wps="http://schemas.microsoft.com/office/word/2010/wordprocessingShape" mc:Ignorable="w14 w15 w16se w16cid w16 w16cex w16sdtdh wp14">
   <w:body>
     <w:p>
       <w:pPr>
+        <w:jc w:val="center"/>
+        <w:rPr>
+          <w:b/>
+          <w:bCs/>
+          <w:sz w:val="24"/>
+          <w:szCs w:val="24"/>
+        </w:rPr>
+      </w:pPr>
+      <w:r>
+        <w:rPr>
+          <w:b/>
+          <w:bCs/>
+          <w:sz w:val="24"/>
+          <w:szCs w:val="24"/>
+        </w:rPr>
+        <w:t>ФЕДЕРАЛЬНОЕ ГОСУДАРСТВЕННОЕ БЮДЖЕТНОЕ ОБРАЗОВАТЕЛЬНОЕ</w:t>
+      </w:r>
+    </w:p>
+    <w:p>
+      <w:pPr>
+        <w:jc w:val="center"/>
+        <w:rPr>
+          <w:b/>
+          <w:bCs/>
+          <w:sz w:val="24"/>
+          <w:szCs w:val="24"/>
+        </w:rPr>
+      </w:pPr>
+      <w:r>
+        <w:rPr>
+          <w:b/>
+          <w:bCs/>
+          <w:sz w:val="24"/>
+          <w:szCs w:val="24"/>
+        </w:rPr>
+        <w:t>УЧРЕЖДЕНИЕ ВЫСШЕГО ОБРАЗОВАНИЯ</w:t>
+      </w:r>
+    </w:p>
+    <w:p>
+      <w:pPr>
+        <w:jc w:val="center"/>
+        <w:rPr>
+          <w:b/>
+          <w:bCs/>
+          <w:sz w:val="24"/>
+          <w:szCs w:val="24"/>
+        </w:rPr>
+      </w:pPr>
+      <w:r>
+        <w:rPr>
+          <w:b/>
+          <w:bCs/>
+          <w:sz w:val="24"/>
+          <w:szCs w:val="24"/>
+        </w:rPr>
+        <w:t>«САНКТ-ПЕТЕРБУРГСКИЙ ГОСУДАРСТВЕННЫЙ УНИВЕРСИТЕТ ТЕЛЕКОММУНИКАЦИЙ ИМ. ПРОФ. М.А. БОНЧ-БРУЕВИЧА»</w:t>
+      </w:r>
+    </w:p>
+    <w:p>
+      <w:pPr>
+        <w:jc w:val="center"/>
+        <w:rPr>
+          <w:b/>
+          <w:bCs/>
+          <w:sz w:val="24"/>
+          <w:szCs w:val="24"/>
+        </w:rPr>
+      </w:pPr>
+      <w:r>
+        <w:rPr>
+          <w:b/>
+          <w:bCs/>
+          <w:sz w:val="24"/>
+          <w:szCs w:val="24"/>
+        </w:rPr>
+        <w:t>(</w:t>
+      </w:r>
+      <w:proofErr w:type="spellStart"/>
+      <w:r>
+        <w:rPr>
+          <w:b/>
+          <w:bCs/>
+          <w:sz w:val="24"/>
+          <w:szCs w:val="24"/>
+        </w:rPr>
+        <w:t>СПбГУТ</w:t>
+      </w:r>
+      <w:proofErr w:type="spellEnd"/>
+      <w:r>
+        <w:rPr>
+          <w:b/>
+          <w:bCs/>
+          <w:sz w:val="24"/>
+          <w:szCs w:val="24"/>
+        </w:rPr>
+        <w:t>)</w:t>
+      </w:r>
+    </w:p>
+    <w:p>
+      <w:pPr>
+        <w:jc w:val="center"/>
+        <w:rPr>
+          <w:b/>
+          <w:bCs/>
+          <w:sz w:val="24"/>
+          <w:szCs w:val="24"/>
+        </w:rPr>
+      </w:pPr>
+    </w:p>
+    <w:p>
+      <w:pPr>
+        <w:jc w:val="center"/>
+        <w:rPr>
+          <w:b/>
+          <w:bCs/>
+          <w:sz w:val="24"/>
+          <w:szCs w:val="24"/>
+        </w:rPr>
+      </w:pPr>
+      <w:r>
+        <w:rPr>
+          <w:b/>
+          <w:bCs/>
+          <w:sz w:val="24"/>
+          <w:szCs w:val="24"/>
+        </w:rPr>
+        <w:t>АРХАНГЕЛЬСКИЙ КОЛЛЕДЖ ТЕЛЕКОММУНИКАЦИЙ</w:t>
+      </w:r>
+    </w:p>
+    <w:p>
+      <w:pPr>
+        <w:jc w:val="center"/>
+        <w:rPr>
+          <w:b/>
+          <w:bCs/>
+          <w:sz w:val="24"/>
+          <w:szCs w:val="24"/>
+        </w:rPr>
+      </w:pPr>
+      <w:r>
+        <w:rPr>
+          <w:b/>
+          <w:bCs/>
+          <w:sz w:val="24"/>
+          <w:szCs w:val="24"/>
+        </w:rPr>
+        <w:t xml:space="preserve">ИМ. Б.Л. РОЗИНГА (ФИЛИАЛ) </w:t>
+      </w:r>
+      <w:proofErr w:type="spellStart"/>
+      <w:r>
+        <w:rPr>
+          <w:b/>
+          <w:bCs/>
+          <w:sz w:val="24"/>
+          <w:szCs w:val="24"/>
+        </w:rPr>
+        <w:t>СПбГУТ</w:t>
+      </w:r>
+      <w:proofErr w:type="spellEnd"/>
+    </w:p>
+    <w:p>
+      <w:pPr>
+        <w:jc w:val="center"/>
+        <w:rPr>
+          <w:b/>
+          <w:bCs/>
+          <w:sz w:val="24"/>
+          <w:szCs w:val="24"/>
+        </w:rPr>
+      </w:pPr>
+      <w:r>
+        <w:rPr>
+          <w:b/>
+          <w:bCs/>
+          <w:sz w:val="24"/>
+          <w:szCs w:val="24"/>
+        </w:rPr>
+        <w:t xml:space="preserve">(АКТ (ф) </w:t>
+      </w:r>
+      <w:proofErr w:type="spellStart"/>
+      <w:r>
+        <w:rPr>
+          <w:b/>
+          <w:bCs/>
+          <w:sz w:val="24"/>
+          <w:szCs w:val="24"/>
+        </w:rPr>
+        <w:t>СПбГУТ</w:t>
+      </w:r>
+      <w:proofErr w:type="spellEnd"/>
+      <w:r>
+        <w:rPr>
+          <w:b/>
+          <w:bCs/>
+          <w:sz w:val="24"/>
+          <w:szCs w:val="24"/>
+        </w:rPr>
+        <w:t>)</w:t>
+      </w:r>
+    </w:p>
+    <w:p>
+      <w:pPr>
+        <w:jc w:val="center"/>
+        <w:rPr>
+          <w:bCs/>
+          <w:sz w:val="24"/>
+          <w:szCs w:val="24"/>
+        </w:rPr>
+      </w:pPr>
+    </w:p>
+    <w:p>
+      <w:pPr>
+        <w:jc w:val="center"/>
+        <w:rPr>
+          <w:bCs/>
+          <w:sz w:val="24"/>
+          <w:szCs w:val="24"/>
+        </w:rPr>
+      </w:pPr>
+    </w:p>
+    <w:p>
+      <w:pPr>
+        <w:jc w:val="center"/>
+        <w:rPr>
+          <w:bCs/>
+          <w:sz w:val="24"/>
+          <w:szCs w:val="24"/>
+        </w:rPr>
+      </w:pPr>
+    </w:p>
+    <w:p>
+      <w:pPr>
+        <w:jc w:val="center"/>
+        <w:rPr>
+          <w:bCs/>
+          <w:sz w:val="24"/>
+          <w:szCs w:val="24"/>
+        </w:rPr>
+      </w:pPr>
+    </w:p>
+    <w:p>
+      <w:pPr>
+        <w:jc w:val="center"/>
+        <w:rPr>
+          <w:bCs/>
+          <w:sz w:val="24"/>
+          <w:szCs w:val="24"/>
+        </w:rPr>
+      </w:pPr>
+    </w:p>
+    <w:p>
+      <w:pPr>
+        <w:jc w:val="center"/>
+        <w:rPr>
+          <w:bCs/>
+          <w:sz w:val="24"/>
+          <w:szCs w:val="24"/>
+        </w:rPr>
+      </w:pPr>
+    </w:p>
+    <w:p>
+      <w:pPr>
+        <w:jc w:val="center"/>
+        <w:rPr>
+          <w:bCs/>
+          <w:sz w:val="24"/>
+          <w:szCs w:val="24"/>
+        </w:rPr>
+      </w:pPr>
+    </w:p>
+    <w:p>
+      <w:pPr>
+        <w:widowControl w:val="0"/>
+        <w:spacing w:before="40"/>
+        <w:jc w:val="center"/>
+        <w:rPr>
+          <w:b/>
+          <w:sz w:val="56"/>
+        </w:rPr>
+      </w:pPr>
+      <w:r>
+        <w:rPr>
+          <w:b/>
+          <w:sz w:val="56"/>
+        </w:rPr>
+        <w:t>КУРСОВОЙ ПРОЕКТ</w:t>
+      </w:r>
+    </w:p>
+    <w:p>
+      <w:pPr>
+        <w:widowControl w:val="0"/>
+        <w:spacing w:before="120"/>
+        <w:jc w:val="center"/>
+        <w:rPr>
+          <w:bCs/>
+          <w:sz w:val="40"/>
+          <w:szCs w:val="40"/>
+        </w:rPr>
+      </w:pPr>
+      <w:r>
+        <w:rPr>
+          <w:bCs/>
+          <w:sz w:val="40"/>
+          <w:szCs w:val="40"/>
+        </w:rPr>
+        <w:t>НА ТЕМУ</w:t>
+      </w:r>
+    </w:p>
+    <w:tbl>
+      <w:tblPr>
+        <w:tblW w:w="9354" w:type="dxa"/>
+        <w:tblInd w:w="108" w:type="dxa"/>
+        <w:tblBorders>
+          <w:top w:val="single" w:sz="4" w:space="0" w:color="auto"/>
+          <w:bottom w:val="single" w:sz="4" w:space="0" w:color="auto"/>
+          <w:insideH w:val="single" w:sz="4" w:space="0" w:color="auto"/>
+          <w:insideV w:val="single" w:sz="4" w:space="0" w:color="auto"/>
+        </w:tblBorders>
+        <w:tblLook w:val="04A0" w:firstRow="1" w:lastRow="0" w:firstColumn="1" w:lastColumn="0" w:noHBand="0" w:noVBand="1"/>
+      </w:tblPr>
+      <w:tblGrid>
+        <w:gridCol w:w="9354"/>
+      </w:tblGrid>
+      <w:tr>
+        <w:trPr>
+          <w:trHeight w:val="680"/>
+        </w:trPr>
+        <w:tc>
+          <w:tcPr>
+            <w:tcW w:w="9354" w:type="dxa"/>
+            <w:tcBorders>
+              <w:top w:val="nil"/>
+              <w:bottom w:val="single" w:sz="8" w:space="0" w:color="auto"/>
+            </w:tcBorders>
+            <w:vAlign w:val="bottom"/>
+          </w:tcPr>
+          <w:p>
+            <w:pPr>
+              <w:widowControl w:val="0"/>
+              <w:jc w:val="center"/>
+            </w:pPr>
+            <w:r>
+              <w:rPr>
+                <w:sz w:val="40"/>
+                <w:szCs w:val="40"/>
+              </w:rPr>
+              <w:t>РАЗРАБОТКА ОБУЧАЮЩЕЙ ПРОГРАММЫ</w:t>
+            </w:r>
+          </w:p>
+        </w:tc>
+      </w:tr>
+      <w:tr>
+        <w:trPr>
+          <w:trHeight w:val="680"/>
+        </w:trPr>
+        <w:tc>
+          <w:tcPr>
+            <w:tcW w:w="9354" w:type="dxa"/>
+            <w:tcBorders>
+              <w:top w:val="single" w:sz="8" w:space="0" w:color="auto"/>
+              <w:bottom w:val="single" w:sz="6" w:space="0" w:color="auto"/>
+            </w:tcBorders>
+            <w:vAlign w:val="bottom"/>
+          </w:tcPr>
+          <w:p>
+            <w:pPr>
+              <w:widowControl w:val="0"/>
+              <w:jc w:val="center"/>
+            </w:pPr>
+            <w:r>
+              <w:rPr>
+                <w:sz w:val="40"/>
+                <w:szCs w:val="40"/>
+              </w:rPr>
+              <w:t>«ИНФОРМАТИКА. АЛГОРИТМИЗАЦИЯ И</w:t>
+            </w:r>
+          </w:p>
+        </w:tc>
+      </w:tr>
+      <w:tr>
+        <w:trPr>
+          <w:trHeight w:val="680"/>
+        </w:trPr>
+        <w:tc>
+          <w:tcPr>
+            <w:tcW w:w="9354" w:type="dxa"/>
+            <w:tcBorders>
+              <w:top w:val="single" w:sz="8" w:space="0" w:color="auto"/>
+              <w:bottom w:val="single" w:sz="6" w:space="0" w:color="auto"/>
+            </w:tcBorders>
+            <w:vAlign w:val="bottom"/>
+          </w:tcPr>
+          <w:p>
+            <w:pPr>
+              <w:widowControl w:val="0"/>
+              <w:jc w:val="center"/>
+              <w:rPr>
+                <w:sz w:val="40"/>
+                <w:szCs w:val="40"/>
+              </w:rPr>
+            </w:pPr>
+            <w:r>
+              <w:rPr>
+                <w:sz w:val="40"/>
+                <w:szCs w:val="40"/>
+              </w:rPr>
+              <w:t>ПРОГРАММИРОВАНИЕ»</w:t>
+            </w:r>
+          </w:p>
+        </w:tc>
+      </w:tr>
+      <w:tr>
+        <w:trPr>
+          <w:trHeight w:val="680"/>
+        </w:trPr>
+        <w:tc>
+          <w:tcPr>
+            <w:tcW w:w="9354" w:type="dxa"/>
+            <w:tcBorders>
+              <w:top w:val="single" w:sz="8" w:space="0" w:color="auto"/>
+              <w:bottom w:val="single" w:sz="8" w:space="0" w:color="auto"/>
+            </w:tcBorders>
+            <w:vAlign w:val="bottom"/>
+          </w:tcPr>
+          <w:p>
+            <w:pPr>
+              <w:widowControl w:val="0"/>
+              <w:jc w:val="center"/>
+            </w:pPr>
+            <w:r>
+              <w:rPr>
+                <w:sz w:val="40"/>
+                <w:szCs w:val="40"/>
+              </w:rPr>
+              <w:t>Л109</w:t>
+            </w:r>
+            <w:r>
+              <w:rPr>
+                <w:sz w:val="40"/>
+                <w:szCs w:val="40"/>
+              </w:rPr>
+              <w:t xml:space="preserve">. </w:t>
+            </w:r>
+            <w:r>
+              <w:rPr>
+                <w:sz w:val="40"/>
+                <w:szCs w:val="40"/>
+              </w:rPr>
+              <w:t>2</w:t>
+            </w:r>
+            <w:r>
+              <w:rPr>
+                <w:sz w:val="40"/>
+                <w:szCs w:val="40"/>
+              </w:rPr>
+              <w:t>5</w:t>
+            </w:r>
+            <w:r>
+              <w:rPr>
+                <w:sz w:val="40"/>
+                <w:szCs w:val="40"/>
+              </w:rPr>
+              <w:t>КП01. 0</w:t>
+            </w:r>
+            <w:r>
+              <w:rPr>
+                <w:sz w:val="40"/>
+                <w:szCs w:val="40"/>
+                <w:lang w:val="en-US"/>
+              </w:rPr>
+              <w:t>18</w:t>
+            </w:r>
+            <w:r>
+              <w:rPr>
+                <w:sz w:val="40"/>
+                <w:szCs w:val="40"/>
+              </w:rPr>
+              <w:t xml:space="preserve"> ПЗ</w:t>
+            </w:r>
+          </w:p>
+        </w:tc>
+      </w:tr>
+    </w:tbl>
+    <w:p>
+      <w:pPr>
+        <w:widowControl w:val="0"/>
+        <w:tabs>
+          <w:tab w:val="center" w:pos="4820"/>
+        </w:tabs>
+        <w:jc w:val="center"/>
+        <w:rPr>
+          <w:sz w:val="22"/>
+        </w:rPr>
+      </w:pPr>
+      <w:r>
+        <w:rPr>
+          <w:sz w:val="22"/>
+        </w:rPr>
+        <w:t>(О</w:t>
+      </w:r>
+      <w:r>
+        <w:rPr>
+          <w:sz w:val="22"/>
+        </w:rPr>
+        <w:t>бозначение документа</w:t>
+      </w:r>
+      <w:r>
+        <w:rPr>
+          <w:sz w:val="22"/>
+        </w:rPr>
+        <w:t>)</w:t>
+      </w:r>
+    </w:p>
+    <w:p>
+      <w:pPr>
+        <w:widowControl w:val="0"/>
+        <w:jc w:val="center"/>
+        <w:rPr>
+          <w:sz w:val="24"/>
+          <w:szCs w:val="24"/>
+        </w:rPr>
+      </w:pPr>
+    </w:p>
+    <w:p>
+      <w:pPr>
+        <w:widowControl w:val="0"/>
+        <w:jc w:val="center"/>
+        <w:rPr>
+          <w:sz w:val="24"/>
+          <w:szCs w:val="24"/>
+        </w:rPr>
+      </w:pPr>
+    </w:p>
+    <w:tbl>
+      <w:tblPr>
+        <w:tblW w:w="0" w:type="auto"/>
+        <w:tblInd w:w="108" w:type="dxa"/>
+        <w:tblBorders>
+          <w:bottom w:val="single" w:sz="6" w:space="0" w:color="auto"/>
+        </w:tblBorders>
+        <w:tblLook w:val="04A0" w:firstRow="1" w:lastRow="0" w:firstColumn="1" w:lastColumn="0" w:noHBand="0" w:noVBand="1"/>
+      </w:tblPr>
+      <w:tblGrid>
+        <w:gridCol w:w="9246"/>
+      </w:tblGrid>
+      <w:tr>
+        <w:trPr>
+          <w:trHeight w:val="680"/>
+        </w:trPr>
+        <w:tc>
+          <w:tcPr>
+            <w:tcW w:w="9356" w:type="dxa"/>
+            <w:tcBorders>
+              <w:bottom w:val="single" w:sz="6" w:space="0" w:color="auto"/>
+            </w:tcBorders>
+            <w:vAlign w:val="bottom"/>
+          </w:tcPr>
+          <w:p>
+            <w:pPr>
+              <w:widowControl w:val="0"/>
+              <w:jc w:val="center"/>
+              <w:rPr>
+                <w:sz w:val="40"/>
+                <w:szCs w:val="40"/>
+              </w:rPr>
+            </w:pPr>
+            <w:r>
+              <w:rPr>
+                <w:sz w:val="40"/>
+                <w:szCs w:val="40"/>
+              </w:rPr>
+              <w:t>МДК.0</w:t>
+            </w:r>
+            <w:r>
+              <w:rPr>
+                <w:sz w:val="40"/>
+                <w:szCs w:val="40"/>
+              </w:rPr>
+              <w:t>2</w:t>
+            </w:r>
+            <w:r>
+              <w:rPr>
+                <w:sz w:val="40"/>
+                <w:szCs w:val="40"/>
+              </w:rPr>
+              <w:t>.0</w:t>
+            </w:r>
+            <w:r>
+              <w:rPr>
+                <w:sz w:val="40"/>
+                <w:szCs w:val="40"/>
+              </w:rPr>
+              <w:t>1</w:t>
+            </w:r>
+            <w:r>
+              <w:rPr>
+                <w:sz w:val="40"/>
+                <w:szCs w:val="40"/>
+              </w:rPr>
+              <w:t xml:space="preserve"> </w:t>
+            </w:r>
+            <w:r>
+              <w:rPr>
+                <w:sz w:val="40"/>
+                <w:szCs w:val="40"/>
+              </w:rPr>
+              <w:t>Технология разработки</w:t>
+            </w:r>
+          </w:p>
+        </w:tc>
+      </w:tr>
+      <w:tr>
+        <w:trPr>
+          <w:trHeight w:val="680"/>
+        </w:trPr>
+        <w:tc>
+          <w:tcPr>
+            <w:tcW w:w="9356" w:type="dxa"/>
+            <w:tcBorders>
+              <w:top w:val="single" w:sz="6" w:space="0" w:color="auto"/>
+              <w:bottom w:val="single" w:sz="6" w:space="0" w:color="auto"/>
+            </w:tcBorders>
+            <w:vAlign w:val="bottom"/>
+          </w:tcPr>
+          <w:p>
+            <w:pPr>
+              <w:widowControl w:val="0"/>
+              <w:ind w:left="34"/>
+              <w:jc w:val="center"/>
+              <w:rPr>
+                <w:sz w:val="40"/>
+                <w:szCs w:val="40"/>
+              </w:rPr>
+            </w:pPr>
+            <w:r>
+              <w:rPr>
+                <w:sz w:val="40"/>
+                <w:szCs w:val="40"/>
+              </w:rPr>
+              <w:t>программного обеспечения</w:t>
+            </w:r>
+          </w:p>
+        </w:tc>
+      </w:tr>
+    </w:tbl>
+    <w:p>
+      <w:pPr>
+        <w:widowControl w:val="0"/>
+        <w:jc w:val="center"/>
+        <w:rPr>
+          <w:sz w:val="24"/>
+          <w:szCs w:val="24"/>
+        </w:rPr>
+      </w:pPr>
+    </w:p>
+    <w:p>
+      <w:pPr>
+        <w:widowControl w:val="0"/>
+        <w:jc w:val="center"/>
+        <w:rPr>
+          <w:sz w:val="24"/>
+          <w:szCs w:val="24"/>
+        </w:rPr>
+      </w:pPr>
+    </w:p>
+    <w:p>
+      <w:pPr>
+        <w:widowControl w:val="0"/>
+        <w:jc w:val="center"/>
+        <w:rPr>
+          <w:sz w:val="24"/>
+          <w:szCs w:val="24"/>
+        </w:rPr>
+      </w:pPr>
+    </w:p>
+    <w:p>
+      <w:pPr>
+        <w:widowControl w:val="0"/>
+        <w:jc w:val="center"/>
+        <w:rPr>
+          <w:sz w:val="24"/>
+          <w:szCs w:val="24"/>
+        </w:rPr>
+      </w:pPr>
+    </w:p>
+    <w:p>
+      <w:pPr>
+        <w:widowControl w:val="0"/>
+        <w:jc w:val="center"/>
+        <w:rPr>
+          <w:sz w:val="24"/>
+          <w:szCs w:val="24"/>
+        </w:rPr>
+      </w:pPr>
+    </w:p>
+    <w:p>
+      <w:pPr>
+        <w:widowControl w:val="0"/>
+        <w:jc w:val="center"/>
+        <w:rPr>
+          <w:sz w:val="24"/>
+          <w:szCs w:val="24"/>
+        </w:rPr>
+      </w:pPr>
+    </w:p>
+    <w:p>
+      <w:pPr>
+        <w:widowControl w:val="0"/>
+        <w:jc w:val="center"/>
+        <w:rPr>
+          <w:sz w:val="24"/>
+          <w:szCs w:val="24"/>
+        </w:rPr>
+      </w:pPr>
+    </w:p>
+    <w:tbl>
+      <w:tblPr>
+        <w:tblW w:w="9606" w:type="dxa"/>
+        <w:tblLook w:val="04A0" w:firstRow="1" w:lastRow="0" w:firstColumn="1" w:lastColumn="0" w:noHBand="0" w:noVBand="1"/>
+      </w:tblPr>
+      <w:tblGrid>
+        <w:gridCol w:w="2070"/>
+        <w:gridCol w:w="1043"/>
+        <w:gridCol w:w="2527"/>
+        <w:gridCol w:w="1480"/>
+        <w:gridCol w:w="2486"/>
+      </w:tblGrid>
+      <w:tr>
+        <w:tc>
+          <w:tcPr>
+            <w:tcW w:w="2070" w:type="dxa"/>
+          </w:tcPr>
+          <w:p>
+            <w:pPr>
+              <w:pStyle w:val="6"/>
+              <w:numPr>
+                <w:ilvl w:val="0"/>
+                <w:numId w:val="0"/>
+              </w:numPr>
+              <w:spacing w:before="0" w:line="320" w:lineRule="exact"/>
+              <w:rPr>
+                <w:b/>
+                <w:bCs/>
+                <w:i w:val="0"/>
+                <w:iCs w:val="0"/>
+                <w:szCs w:val="28"/>
+              </w:rPr>
+            </w:pPr>
+            <w:r>
+              <w:rPr>
+                <w:i w:val="0"/>
+                <w:iCs w:val="0"/>
+                <w:szCs w:val="28"/>
+              </w:rPr>
+              <w:t>Студент</w:t>
+            </w:r>
+          </w:p>
+        </w:tc>
+        <w:tc>
+          <w:tcPr>
+            <w:tcW w:w="3570" w:type="dxa"/>
+            <w:gridSpan w:val="2"/>
+            <w:tcBorders>
+              <w:bottom w:val="single" w:sz="8" w:space="0" w:color="auto"/>
+            </w:tcBorders>
+          </w:tcPr>
+          <w:p>
+            <w:pPr>
+              <w:pStyle w:val="6"/>
+              <w:numPr>
+                <w:ilvl w:val="0"/>
+                <w:numId w:val="0"/>
+              </w:numPr>
+              <w:spacing w:before="0" w:line="320" w:lineRule="exact"/>
+              <w:rPr>
+                <w:b/>
+                <w:bCs/>
+                <w:i w:val="0"/>
+                <w:iCs w:val="0"/>
+                <w:szCs w:val="28"/>
+              </w:rPr>
+            </w:pPr>
+            <w:r>
+              <w:rPr>
+                <w:i w:val="0"/>
+                <w:iCs w:val="0"/>
+                <w:szCs w:val="28"/>
+              </w:rPr>
+              <w:t>ИСПП-21</w:t>
+            </w:r>
+          </w:p>
+        </w:tc>
+        <w:tc>
+          <w:tcPr>
+            <w:tcW w:w="1480" w:type="dxa"/>
+            <w:tcBorders>
+              <w:bottom w:val="single" w:sz="8" w:space="0" w:color="auto"/>
+            </w:tcBorders>
+          </w:tcPr>
+          <w:p>
+            <w:pPr>
+              <w:pStyle w:val="6"/>
+              <w:numPr>
+                <w:ilvl w:val="0"/>
+                <w:numId w:val="0"/>
+              </w:numPr>
+              <w:spacing w:before="0" w:line="320" w:lineRule="exact"/>
+              <w:jc w:val="center"/>
+              <w:rPr>
+                <w:b/>
+                <w:bCs/>
+                <w:i w:val="0"/>
+                <w:iCs w:val="0"/>
+                <w:szCs w:val="28"/>
+                <w:lang w:val="en-US"/>
+              </w:rPr>
+            </w:pPr>
+            <w:r>
+              <w:rPr>
+                <w:i w:val="0"/>
+                <w:iCs w:val="0"/>
+                <w:szCs w:val="28"/>
+              </w:rPr>
+              <w:t>0</w:t>
+            </w:r>
+            <w:r>
+              <w:rPr>
+                <w:i w:val="0"/>
+                <w:iCs w:val="0"/>
+                <w:szCs w:val="28"/>
+                <w:lang w:val="en-US"/>
+              </w:rPr>
+              <w:t>8</w:t>
+            </w:r>
+            <w:r>
+              <w:rPr>
+                <w:i w:val="0"/>
+                <w:iCs w:val="0"/>
+                <w:szCs w:val="28"/>
+              </w:rPr>
+              <w:t>.12.202</w:t>
+            </w:r>
+            <w:r>
+              <w:rPr>
+                <w:i w:val="0"/>
+                <w:iCs w:val="0"/>
+                <w:szCs w:val="28"/>
+                <w:lang w:val="en-US"/>
+              </w:rPr>
+              <w:t>5</w:t>
+            </w:r>
+          </w:p>
+        </w:tc>
+        <w:tc>
+          <w:tcPr>
+            <w:tcW w:w="2486" w:type="dxa"/>
+            <w:tcBorders>
+              <w:bottom w:val="single" w:sz="8" w:space="0" w:color="auto"/>
+            </w:tcBorders>
+          </w:tcPr>
+          <w:p>
+            <w:pPr>
+              <w:pStyle w:val="6"/>
+              <w:numPr>
+                <w:ilvl w:val="0"/>
+                <w:numId w:val="0"/>
+              </w:numPr>
+              <w:spacing w:before="0" w:line="320" w:lineRule="exact"/>
+              <w:jc w:val="right"/>
+              <w:rPr>
+                <w:rFonts w:ascii="GOST type B" w:hAnsi="GOST type B"/>
+                <w:b/>
+                <w:bCs/>
+                <w:i w:val="0"/>
+                <w:iCs w:val="0"/>
+                <w:color w:val="FF0000"/>
+                <w:szCs w:val="28"/>
+              </w:rPr>
+            </w:pPr>
+            <w:r>
+              <w:rPr>
+                <w:i w:val="0"/>
+                <w:iCs w:val="0"/>
+                <w:szCs w:val="28"/>
+              </w:rPr>
+              <w:t>Д.М. Мичурин</w:t>
+            </w:r>
+          </w:p>
+        </w:tc>
+      </w:tr>
+      <w:tr>
+        <w:tc>
+          <w:tcPr>
+            <w:tcW w:w="2070" w:type="dxa"/>
+          </w:tcPr>
+          <w:p>
+            <w:pPr>
+              <w:widowControl w:val="0"/>
+              <w:jc w:val="center"/>
+            </w:pPr>
+          </w:p>
+        </w:tc>
+        <w:tc>
+          <w:tcPr>
+            <w:tcW w:w="1043" w:type="dxa"/>
+            <w:tcBorders>
+              <w:top w:val="single" w:sz="8" w:space="0" w:color="auto"/>
+            </w:tcBorders>
+          </w:tcPr>
+          <w:p>
+            <w:pPr>
+              <w:widowControl w:val="0"/>
+              <w:jc w:val="center"/>
+            </w:pPr>
+            <w:r>
+              <w:rPr>
+                <w:sz w:val="22"/>
+              </w:rPr>
+              <w:t>(Группа)</w:t>
+            </w:r>
+          </w:p>
+        </w:tc>
+        <w:tc>
+          <w:tcPr>
+            <w:tcW w:w="2527" w:type="dxa"/>
+            <w:tcBorders>
+              <w:top w:val="single" w:sz="8" w:space="0" w:color="auto"/>
+            </w:tcBorders>
+          </w:tcPr>
+          <w:p>
+            <w:pPr>
+              <w:widowControl w:val="0"/>
+              <w:jc w:val="center"/>
+            </w:pPr>
+            <w:r>
+              <w:rPr>
+                <w:sz w:val="22"/>
+              </w:rPr>
+              <w:t>(Подпись)</w:t>
+            </w:r>
+          </w:p>
+        </w:tc>
+        <w:tc>
+          <w:tcPr>
+            <w:tcW w:w="1480" w:type="dxa"/>
+            <w:tcBorders>
+              <w:top w:val="single" w:sz="8" w:space="0" w:color="auto"/>
+            </w:tcBorders>
+          </w:tcPr>
+          <w:p>
+            <w:pPr>
+              <w:widowControl w:val="0"/>
+              <w:jc w:val="center"/>
+            </w:pPr>
+            <w:r>
+              <w:rPr>
+                <w:sz w:val="22"/>
+              </w:rPr>
+              <w:t>(Дата)</w:t>
+            </w:r>
+          </w:p>
+        </w:tc>
+        <w:tc>
+          <w:tcPr>
+            <w:tcW w:w="2486" w:type="dxa"/>
+            <w:tcBorders>
+              <w:top w:val="single" w:sz="8" w:space="0" w:color="auto"/>
+            </w:tcBorders>
+          </w:tcPr>
+          <w:p>
+            <w:pPr>
+              <w:widowControl w:val="0"/>
+              <w:jc w:val="right"/>
+            </w:pPr>
+            <w:r>
+              <w:rPr>
+                <w:sz w:val="22"/>
+              </w:rPr>
+              <w:t>(И.О. Фамилия)</w:t>
+            </w:r>
+          </w:p>
+        </w:tc>
+      </w:tr>
+      <w:tr>
+        <w:tc>
+          <w:tcPr>
+            <w:tcW w:w="2070" w:type="dxa"/>
+          </w:tcPr>
+          <w:p>
+            <w:pPr>
+              <w:pStyle w:val="6"/>
+              <w:numPr>
+                <w:ilvl w:val="0"/>
+                <w:numId w:val="0"/>
+              </w:numPr>
+              <w:spacing w:before="0" w:line="320" w:lineRule="exact"/>
+              <w:rPr>
+                <w:b/>
+                <w:bCs/>
+                <w:i w:val="0"/>
+                <w:iCs w:val="0"/>
+                <w:szCs w:val="28"/>
+              </w:rPr>
+            </w:pPr>
+            <w:r>
+              <w:rPr>
+                <w:i w:val="0"/>
+                <w:iCs w:val="0"/>
+                <w:szCs w:val="28"/>
+              </w:rPr>
+              <w:t>Преподаватель</w:t>
+            </w:r>
+          </w:p>
+        </w:tc>
+        <w:tc>
+          <w:tcPr>
+            <w:tcW w:w="1043" w:type="dxa"/>
+            <w:tcBorders>
+              <w:bottom w:val="single" w:sz="8" w:space="0" w:color="auto"/>
+            </w:tcBorders>
+          </w:tcPr>
+          <w:p>
+            <w:pPr>
+              <w:pStyle w:val="6"/>
+              <w:numPr>
+                <w:ilvl w:val="0"/>
+                <w:numId w:val="0"/>
+              </w:numPr>
+              <w:spacing w:before="0" w:line="320" w:lineRule="exact"/>
+              <w:rPr>
+                <w:b/>
+                <w:bCs/>
+                <w:i w:val="0"/>
+                <w:iCs w:val="0"/>
+                <w:szCs w:val="28"/>
+              </w:rPr>
+            </w:pPr>
+          </w:p>
+        </w:tc>
+        <w:tc>
+          <w:tcPr>
+            <w:tcW w:w="2527" w:type="dxa"/>
+            <w:tcBorders>
+              <w:bottom w:val="single" w:sz="8" w:space="0" w:color="auto"/>
+            </w:tcBorders>
+          </w:tcPr>
+          <w:p>
+            <w:pPr>
+              <w:pStyle w:val="6"/>
+              <w:numPr>
+                <w:ilvl w:val="0"/>
+                <w:numId w:val="0"/>
+              </w:numPr>
+              <w:spacing w:before="0" w:line="320" w:lineRule="exact"/>
+              <w:rPr>
+                <w:b/>
+                <w:bCs/>
+                <w:i w:val="0"/>
+                <w:iCs w:val="0"/>
+                <w:szCs w:val="28"/>
+              </w:rPr>
+            </w:pPr>
+          </w:p>
+        </w:tc>
+        <w:tc>
+          <w:tcPr>
+            <w:tcW w:w="1480" w:type="dxa"/>
+            <w:tcBorders>
+              <w:bottom w:val="single" w:sz="8" w:space="0" w:color="auto"/>
+            </w:tcBorders>
+          </w:tcPr>
+          <w:p>
+            <w:pPr>
+              <w:pStyle w:val="6"/>
+              <w:numPr>
+                <w:ilvl w:val="0"/>
+                <w:numId w:val="0"/>
+              </w:numPr>
+              <w:spacing w:before="0" w:line="320" w:lineRule="exact"/>
+              <w:jc w:val="center"/>
+              <w:rPr>
+                <w:b/>
+                <w:bCs/>
+                <w:i w:val="0"/>
+                <w:iCs w:val="0"/>
+                <w:szCs w:val="28"/>
+              </w:rPr>
+            </w:pPr>
+            <w:r>
+              <w:rPr>
+                <w:i w:val="0"/>
+                <w:iCs w:val="0"/>
+                <w:szCs w:val="28"/>
+              </w:rPr>
+              <w:t>09.12.2025</w:t>
+            </w:r>
+          </w:p>
+        </w:tc>
+        <w:tc>
+          <w:tcPr>
+            <w:tcW w:w="2486" w:type="dxa"/>
+            <w:tcBorders>
+              <w:bottom w:val="single" w:sz="8" w:space="0" w:color="auto"/>
+            </w:tcBorders>
+          </w:tcPr>
+          <w:p>
+            <w:pPr>
+              <w:pStyle w:val="6"/>
+              <w:numPr>
+                <w:ilvl w:val="0"/>
+                <w:numId w:val="0"/>
+              </w:numPr>
+              <w:spacing w:before="0" w:line="320" w:lineRule="exact"/>
+              <w:jc w:val="right"/>
+              <w:rPr>
+                <w:rFonts w:ascii="GOST type B" w:hAnsi="GOST type B"/>
+                <w:b/>
+                <w:bCs/>
+                <w:i w:val="0"/>
+                <w:iCs w:val="0"/>
+                <w:szCs w:val="28"/>
+              </w:rPr>
+            </w:pPr>
+            <w:r>
+              <w:rPr>
+                <w:i w:val="0"/>
+                <w:iCs w:val="0"/>
+                <w:szCs w:val="28"/>
+              </w:rPr>
+              <w:t xml:space="preserve">Ю.С. </w:t>
+            </w:r>
+            <w:proofErr w:type="spellStart"/>
+            <w:r>
+              <w:rPr>
+                <w:i w:val="0"/>
+                <w:iCs w:val="0"/>
+                <w:szCs w:val="28"/>
+              </w:rPr>
+              <w:t>Маломан</w:t>
+            </w:r>
+            <w:proofErr w:type="spellEnd"/>
+          </w:p>
+        </w:tc>
+      </w:tr>
+      <w:tr>
+        <w:tc>
+          <w:tcPr>
+            <w:tcW w:w="2070" w:type="dxa"/>
+          </w:tcPr>
+          <w:p>
+            <w:pPr>
+              <w:widowControl w:val="0"/>
+              <w:jc w:val="center"/>
+            </w:pPr>
+          </w:p>
+        </w:tc>
+        <w:tc>
+          <w:tcPr>
+            <w:tcW w:w="1043" w:type="dxa"/>
+            <w:tcBorders>
+              <w:top w:val="single" w:sz="8" w:space="0" w:color="auto"/>
+            </w:tcBorders>
+          </w:tcPr>
+          <w:p>
+            <w:pPr>
+              <w:widowControl w:val="0"/>
+              <w:jc w:val="center"/>
+            </w:pPr>
+          </w:p>
+        </w:tc>
+        <w:tc>
+          <w:tcPr>
+            <w:tcW w:w="2527" w:type="dxa"/>
+            <w:tcBorders>
+              <w:top w:val="single" w:sz="8" w:space="0" w:color="auto"/>
+            </w:tcBorders>
+          </w:tcPr>
+          <w:p>
+            <w:pPr>
+              <w:widowControl w:val="0"/>
+              <w:jc w:val="center"/>
+            </w:pPr>
+            <w:r>
+              <w:rPr>
+                <w:sz w:val="22"/>
+              </w:rPr>
+              <w:t>(Подпись)</w:t>
+            </w:r>
+          </w:p>
+        </w:tc>
+        <w:tc>
+          <w:tcPr>
+            <w:tcW w:w="1480" w:type="dxa"/>
+            <w:tcBorders>
+              <w:top w:val="single" w:sz="8" w:space="0" w:color="auto"/>
+            </w:tcBorders>
+          </w:tcPr>
+          <w:p>
+            <w:pPr>
+              <w:widowControl w:val="0"/>
+              <w:jc w:val="center"/>
+            </w:pPr>
+            <w:r>
+              <w:rPr>
+                <w:sz w:val="22"/>
+              </w:rPr>
+              <w:t>(Дата)</w:t>
+            </w:r>
+          </w:p>
+        </w:tc>
+        <w:tc>
+          <w:tcPr>
+            <w:tcW w:w="2486" w:type="dxa"/>
+            <w:tcBorders>
+              <w:top w:val="single" w:sz="8" w:space="0" w:color="auto"/>
+            </w:tcBorders>
+          </w:tcPr>
+          <w:p>
+            <w:pPr>
+              <w:widowControl w:val="0"/>
+              <w:jc w:val="right"/>
+            </w:pPr>
+            <w:r>
+              <w:rPr>
+                <w:sz w:val="22"/>
+              </w:rPr>
+              <w:t>(И.О. Фамилия)</w:t>
+            </w:r>
+          </w:p>
+        </w:tc>
+      </w:tr>
+    </w:tbl>
+    <w:p>
+      <w:pPr>
+        <w:widowControl w:val="0"/>
+        <w:jc w:val="center"/>
+        <w:rPr>
+          <w:sz w:val="24"/>
+          <w:szCs w:val="24"/>
+        </w:rPr>
+      </w:pPr>
+    </w:p>
+    <w:p>
+      <w:pPr>
+        <w:jc w:val="center"/>
+        <w:rPr>
+          <w:szCs w:val="28"/>
+        </w:rPr>
+      </w:pPr>
+      <w:r>
+        <w:rPr>
+          <w:szCs w:val="28"/>
+        </w:rPr>
+        <w:t xml:space="preserve">Архангельск </w:t>
+      </w:r>
+      <w:r>
+        <w:rPr>
+          <w:szCs w:val="28"/>
+        </w:rPr>
+        <w:t>20</w:t>
+      </w:r>
+      <w:r>
+        <w:rPr>
+          <w:szCs w:val="28"/>
+        </w:rPr>
+        <w:t>25</w:t>
+      </w:r>
+      <w:r>
+        <w:rPr>
+          <w:szCs w:val="28"/>
+        </w:rPr>
+        <w:br w:type="page"/>
+      </w:r>
+    </w:p>
+    <w:p>
+      <w:pPr>
+        <w:spacing w:line="360" w:lineRule="auto"/>
+        <w:ind w:firstLine="709"/>
+        <w:jc w:val="center"/>
+        <w:rPr>
+          <w:b/>
+          <w:sz w:val="32"/>
+        </w:rPr>
+      </w:pPr>
+      <w:r>
+        <w:rPr>
+          <w:b/>
+          <w:sz w:val="32"/>
+        </w:rPr>
+        <w:lastRenderedPageBreak/>
+        <w:t>СОДЕРЖАНИЕ</w:t>
+      </w:r>
+    </w:p>
+    <w:p>
+      <w:pPr>
+        <w:spacing w:line="360" w:lineRule="auto"/>
+        <w:ind w:firstLine="709"/>
+      </w:pPr>
+    </w:p>
+    <w:p>
+      <w:pPr>
+        <w:tabs>
+          <w:tab w:val="right" w:leader="dot" w:pos="9639"/>
+        </w:tabs>
+        <w:spacing w:line="360" w:lineRule="auto"/>
+        <w:ind w:firstLine="709"/>
+      </w:pPr>
+      <w:r>
+        <w:t>Перечень сокращений и обозначений</w:t>
+      </w:r>
+      <w:r>
+        <w:tab/>
+        <w:t>3</w:t>
+      </w:r>
+    </w:p>
+    <w:p>
+      <w:pPr>
+        <w:tabs>
+          <w:tab w:val="right" w:leader="dot" w:pos="9639"/>
+        </w:tabs>
+        <w:spacing w:line="360" w:lineRule="auto"/>
+        <w:ind w:firstLine="709"/>
+      </w:pPr>
+      <w:r>
+        <w:t>Введение</w:t>
+      </w:r>
+      <w:r>
+        <w:tab/>
+        <w:t>4</w:t>
+      </w:r>
+    </w:p>
+    <w:p>
+      <w:pPr>
+        <w:tabs>
+          <w:tab w:val="right" w:leader="dot" w:pos="9639"/>
+        </w:tabs>
+        <w:spacing w:line="360" w:lineRule="auto"/>
+        <w:ind w:firstLine="709"/>
+      </w:pPr>
+      <w:r>
+        <w:t>1 Анализ и разработка требований</w:t>
+      </w:r>
+      <w:r>
+        <w:tab/>
+        <w:t>6</w:t>
+      </w:r>
+    </w:p>
+    <w:p>
+      <w:pPr>
+        <w:tabs>
+          <w:tab w:val="right" w:leader="dot" w:pos="9639"/>
+        </w:tabs>
+        <w:spacing w:line="360" w:lineRule="auto"/>
+        <w:ind w:firstLine="992"/>
+      </w:pPr>
+      <w:r>
+        <w:t>1.1 Назначение и область применения</w:t>
+      </w:r>
+      <w:r>
+        <w:tab/>
+      </w:r>
+      <w:r>
+        <w:t>6</w:t>
+      </w:r>
+    </w:p>
+    <w:p>
+      <w:pPr>
+        <w:tabs>
+          <w:tab w:val="right" w:leader="dot" w:pos="9639"/>
+        </w:tabs>
+        <w:spacing w:line="360" w:lineRule="auto"/>
+        <w:ind w:firstLine="992"/>
+      </w:pPr>
+      <w:r>
+        <w:t>1.2 Постановка задачи</w:t>
+      </w:r>
+      <w:r>
+        <w:tab/>
+      </w:r>
+      <w:r>
+        <w:t>6</w:t>
+      </w:r>
+    </w:p>
+    <w:p>
+      <w:pPr>
+        <w:tabs>
+          <w:tab w:val="right" w:leader="dot" w:pos="9639"/>
+        </w:tabs>
+        <w:spacing w:line="360" w:lineRule="auto"/>
+        <w:ind w:firstLine="992"/>
+      </w:pPr>
+      <w:r>
+        <w:t>1.3 Выбор состава программных и технических</w:t>
+      </w:r>
+      <w:r>
+        <w:t xml:space="preserve"> с</w:t>
+      </w:r>
+      <w:r>
+        <w:t>редств</w:t>
+      </w:r>
+      <w:r>
+        <w:tab/>
+      </w:r>
+      <w:r>
+        <w:rPr>
+          <w:highlight w:val="yellow"/>
+        </w:rPr>
+        <w:t>?</w:t>
+      </w:r>
+    </w:p>
+    <w:p>
+      <w:pPr>
+        <w:tabs>
+          <w:tab w:val="right" w:leader="dot" w:pos="9639"/>
+        </w:tabs>
+        <w:spacing w:line="360" w:lineRule="auto"/>
+        <w:ind w:firstLine="709"/>
+      </w:pPr>
+      <w:r>
+        <w:t xml:space="preserve">2 </w:t>
+      </w:r>
+      <w:r>
+        <w:t>Проектирование программного обеспечения</w:t>
+      </w:r>
+      <w:r>
+        <w:tab/>
+      </w:r>
+      <w:r>
+        <w:rPr>
+          <w:highlight w:val="yellow"/>
+        </w:rPr>
+        <w:t>?</w:t>
+      </w:r>
+    </w:p>
+    <w:p>
+      <w:pPr>
+        <w:tabs>
+          <w:tab w:val="right" w:leader="dot" w:pos="9639"/>
+        </w:tabs>
+        <w:spacing w:line="360" w:lineRule="auto"/>
+        <w:ind w:firstLine="992"/>
+      </w:pPr>
+      <w:r>
+        <w:t xml:space="preserve">2.1 </w:t>
+      </w:r>
+      <w:r>
+        <w:t>Проектирование интерфейса пользователя</w:t>
+      </w:r>
+      <w:r>
+        <w:tab/>
+      </w:r>
+      <w:r>
+        <w:rPr>
+          <w:highlight w:val="yellow"/>
+        </w:rPr>
+        <w:t>?</w:t>
+      </w:r>
+    </w:p>
+    <w:p>
+      <w:pPr>
+        <w:tabs>
+          <w:tab w:val="right" w:leader="dot" w:pos="9639"/>
+        </w:tabs>
+        <w:spacing w:line="360" w:lineRule="auto"/>
+        <w:ind w:firstLine="992"/>
+      </w:pPr>
+      <w:r>
+        <w:t>2.</w:t>
+      </w:r>
+      <w:r>
+        <w:t>2</w:t>
+      </w:r>
+      <w:r>
+        <w:t xml:space="preserve"> </w:t>
+      </w:r>
+      <w:r>
+        <w:t>Разработка архитектуры программного обеспечения</w:t>
+      </w:r>
+      <w:r>
+        <w:tab/>
+      </w:r>
+      <w:r>
+        <w:rPr>
+          <w:highlight w:val="yellow"/>
+        </w:rPr>
+        <w:t>?</w:t>
+      </w:r>
+    </w:p>
+    <w:p>
+      <w:pPr>
+        <w:tabs>
+          <w:tab w:val="right" w:leader="dot" w:pos="9639"/>
+        </w:tabs>
+        <w:spacing w:line="360" w:lineRule="auto"/>
+        <w:ind w:firstLine="992"/>
+      </w:pPr>
+      <w:r>
+        <w:t>2.</w:t>
+      </w:r>
+      <w:r>
+        <w:t>3</w:t>
+      </w:r>
+      <w:r>
+        <w:t xml:space="preserve"> </w:t>
+      </w:r>
+      <w:r>
+        <w:t xml:space="preserve">Проектирование </w:t>
+      </w:r>
+      <w:r>
+        <w:t>базы данных</w:t>
+      </w:r>
+      <w:r>
+        <w:tab/>
+      </w:r>
+      <w:r>
+        <w:rPr>
+          <w:highlight w:val="yellow"/>
+        </w:rPr>
+        <w:t>?</w:t>
+      </w:r>
+    </w:p>
+    <w:p>
+      <w:pPr>
+        <w:tabs>
+          <w:tab w:val="right" w:leader="dot" w:pos="9639"/>
+        </w:tabs>
+        <w:spacing w:line="360" w:lineRule="auto"/>
+        <w:ind w:firstLine="709"/>
+      </w:pPr>
+      <w:r>
+        <w:t xml:space="preserve">3 </w:t>
+      </w:r>
+      <w:r>
+        <w:t>Разработка и интеграция модулей программного обеспечения</w:t>
+      </w:r>
+      <w:r>
+        <w:tab/>
+      </w:r>
+      <w:r>
+        <w:rPr>
+          <w:highlight w:val="yellow"/>
+        </w:rPr>
+        <w:t>?</w:t>
+      </w:r>
+    </w:p>
+    <w:p>
+      <w:pPr>
+        <w:tabs>
+          <w:tab w:val="right" w:leader="dot" w:pos="9639"/>
+        </w:tabs>
+        <w:spacing w:line="360" w:lineRule="auto"/>
+        <w:ind w:firstLine="992"/>
+      </w:pPr>
+      <w:r>
+        <w:t xml:space="preserve">3.1 </w:t>
+      </w:r>
+      <w:r>
+        <w:t xml:space="preserve">Разработка </w:t>
+      </w:r>
+      <w:r>
+        <w:t xml:space="preserve">программных </w:t>
+      </w:r>
+      <w:r>
+        <w:t>модулей</w:t>
+      </w:r>
+      <w:r>
+        <w:tab/>
+      </w:r>
+      <w:r>
+        <w:rPr>
+          <w:highlight w:val="yellow"/>
+        </w:rPr>
+        <w:t>?</w:t>
+      </w:r>
+    </w:p>
+    <w:p>
+      <w:pPr>
+        <w:tabs>
+          <w:tab w:val="right" w:leader="dot" w:pos="9639"/>
+        </w:tabs>
+        <w:spacing w:line="360" w:lineRule="auto"/>
+        <w:ind w:firstLine="992"/>
+      </w:pPr>
+      <w:r>
+        <w:t xml:space="preserve">3.2 </w:t>
+      </w:r>
+      <w:r>
+        <w:t>Реализация интерфейса пользователя</w:t>
+      </w:r>
+      <w:r>
+        <w:tab/>
+      </w:r>
+      <w:r>
+        <w:rPr>
+          <w:highlight w:val="yellow"/>
+        </w:rPr>
+        <w:t>?</w:t>
+      </w:r>
+    </w:p>
+    <w:p>
+      <w:pPr>
+        <w:tabs>
+          <w:tab w:val="right" w:leader="dot" w:pos="9639"/>
+        </w:tabs>
+        <w:spacing w:line="360" w:lineRule="auto"/>
+        <w:ind w:firstLine="992"/>
+      </w:pPr>
+      <w:r>
+        <w:t xml:space="preserve">3.3 </w:t>
+      </w:r>
+      <w:r>
+        <w:t>Разграничение прав доступа пользователей</w:t>
+      </w:r>
+      <w:r>
+        <w:tab/>
+      </w:r>
+      <w:r>
+        <w:rPr>
+          <w:highlight w:val="yellow"/>
+        </w:rPr>
+        <w:t>?</w:t>
+      </w:r>
+    </w:p>
+    <w:p>
+      <w:pPr>
+        <w:tabs>
+          <w:tab w:val="right" w:leader="dot" w:pos="9639"/>
+        </w:tabs>
+        <w:spacing w:line="360" w:lineRule="auto"/>
+        <w:ind w:firstLine="992"/>
+      </w:pPr>
+      <w:r>
+        <w:t xml:space="preserve">3.4 </w:t>
+      </w:r>
+      <w:r>
+        <w:t>Экспорт и импорт данных</w:t>
+      </w:r>
+      <w:r>
+        <w:tab/>
+      </w:r>
+      <w:r>
+        <w:rPr>
+          <w:highlight w:val="yellow"/>
+        </w:rPr>
+        <w:t>?</w:t>
+      </w:r>
+    </w:p>
+    <w:p>
+      <w:pPr>
+        <w:tabs>
+          <w:tab w:val="right" w:leader="dot" w:pos="9639"/>
+        </w:tabs>
+        <w:spacing w:line="360" w:lineRule="auto"/>
+        <w:ind w:firstLine="709"/>
+      </w:pPr>
+      <w:r>
+        <w:t xml:space="preserve">4 </w:t>
+      </w:r>
+      <w:r>
+        <w:t>Тестирование и отладка программного обеспечения</w:t>
+      </w:r>
+      <w:r>
+        <w:tab/>
+      </w:r>
+      <w:r>
+        <w:rPr>
+          <w:highlight w:val="yellow"/>
+        </w:rPr>
+        <w:t>?</w:t>
+      </w:r>
+    </w:p>
+    <w:p>
+      <w:pPr>
+        <w:tabs>
+          <w:tab w:val="right" w:leader="dot" w:pos="9639"/>
+        </w:tabs>
+        <w:spacing w:line="360" w:lineRule="auto"/>
+        <w:ind w:firstLine="992"/>
+      </w:pPr>
+      <w:r>
+        <w:t xml:space="preserve">4.1 </w:t>
+      </w:r>
+      <w:r>
+        <w:t>Структурное тестирование</w:t>
+      </w:r>
+      <w:r>
+        <w:tab/>
+      </w:r>
+      <w:r>
+        <w:rPr>
+          <w:highlight w:val="yellow"/>
+        </w:rPr>
+        <w:t>?</w:t>
+      </w:r>
+    </w:p>
+    <w:p>
+      <w:pPr>
+        <w:tabs>
+          <w:tab w:val="right" w:leader="dot" w:pos="9639"/>
+        </w:tabs>
+        <w:spacing w:line="360" w:lineRule="auto"/>
+        <w:ind w:firstLine="992"/>
+      </w:pPr>
+      <w:r>
+        <w:t xml:space="preserve">4.2 </w:t>
+      </w:r>
+      <w:r>
+        <w:t>Функциональное тестирование</w:t>
+      </w:r>
+      <w:r>
+        <w:tab/>
+      </w:r>
+      <w:r>
+        <w:rPr>
+          <w:highlight w:val="yellow"/>
+        </w:rPr>
+        <w:t>?</w:t>
+      </w:r>
+    </w:p>
+    <w:p>
+      <w:pPr>
+        <w:tabs>
+          <w:tab w:val="right" w:leader="dot" w:pos="9639"/>
+        </w:tabs>
+        <w:spacing w:line="360" w:lineRule="auto"/>
+        <w:ind w:firstLine="709"/>
+      </w:pPr>
+      <w:r>
+        <w:t>5</w:t>
+      </w:r>
+      <w:r>
+        <w:t xml:space="preserve"> </w:t>
+      </w:r>
+      <w:r>
+        <w:t>Инструкция по эксплуатации</w:t>
+      </w:r>
+      <w:r>
+        <w:t xml:space="preserve"> </w:t>
+      </w:r>
+      <w:r>
+        <w:t>программного обеспечения</w:t>
+      </w:r>
+      <w:r>
+        <w:tab/>
+      </w:r>
+      <w:r>
+        <w:rPr>
+          <w:highlight w:val="yellow"/>
+        </w:rPr>
+        <w:t>?</w:t>
+      </w:r>
+    </w:p>
+    <w:p>
+      <w:pPr>
+        <w:tabs>
+          <w:tab w:val="right" w:leader="dot" w:pos="9639"/>
+        </w:tabs>
+        <w:spacing w:line="360" w:lineRule="auto"/>
+        <w:ind w:firstLine="992"/>
+      </w:pPr>
+      <w:r>
+        <w:t>5</w:t>
+      </w:r>
+      <w:r>
+        <w:t xml:space="preserve">.1 Установка </w:t>
+      </w:r>
+      <w:r>
+        <w:t>программного обеспечения</w:t>
+      </w:r>
+      <w:r>
+        <w:tab/>
+      </w:r>
+      <w:r>
+        <w:rPr>
+          <w:highlight w:val="yellow"/>
+        </w:rPr>
+        <w:t>?</w:t>
+      </w:r>
+    </w:p>
+    <w:p>
+      <w:pPr>
+        <w:tabs>
+          <w:tab w:val="right" w:leader="dot" w:pos="9639"/>
+        </w:tabs>
+        <w:spacing w:line="360" w:lineRule="auto"/>
+        <w:ind w:firstLine="992"/>
+      </w:pPr>
+      <w:r>
+        <w:t>5</w:t>
+      </w:r>
+      <w:r>
+        <w:t>.2 Инструкция по работе</w:t>
+      </w:r>
+      <w:r>
+        <w:tab/>
+      </w:r>
+      <w:r>
+        <w:rPr>
+          <w:highlight w:val="yellow"/>
+        </w:rPr>
+        <w:t>?</w:t>
+      </w:r>
+    </w:p>
+    <w:p>
+      <w:pPr>
+        <w:tabs>
+          <w:tab w:val="right" w:leader="dot" w:pos="9639"/>
+        </w:tabs>
+        <w:spacing w:line="360" w:lineRule="auto"/>
+        <w:ind w:firstLine="709"/>
+      </w:pPr>
+      <w:r>
+        <w:t>Заключение</w:t>
+      </w:r>
+      <w:r>
+        <w:tab/>
+      </w:r>
+      <w:r>
+        <w:rPr>
+          <w:highlight w:val="yellow"/>
+        </w:rPr>
+        <w:t>?</w:t>
+      </w:r>
+    </w:p>
+    <w:p>
+      <w:pPr>
+        <w:tabs>
+          <w:tab w:val="right" w:leader="dot" w:pos="9639"/>
+        </w:tabs>
+        <w:spacing w:line="360" w:lineRule="auto"/>
+        <w:ind w:firstLine="709"/>
+      </w:pPr>
+      <w:r>
+        <w:t>Список использованных источников</w:t>
+      </w:r>
+      <w:r>
+        <w:tab/>
+      </w:r>
+      <w:r>
+        <w:t>30</w:t>
+      </w:r>
+    </w:p>
+    <w:p>
+      <w:pPr>
+        <w:spacing w:after="160" w:line="259" w:lineRule="auto"/>
+        <w:jc w:val="left"/>
+      </w:pPr>
+      <w:r>
+        <w:br w:type="page"/>
+      </w:r>
+    </w:p>
+    <w:p>
+      <w:pPr>
+        <w:pStyle w:val="a7"/>
+        <w:rPr>
+          <w:rStyle w:val="docdata"/>
+        </w:rPr>
+      </w:pPr>
+      <w:r>
+        <w:rPr>
+          <w:rStyle w:val="docdata"/>
+        </w:rPr>
+        <w:lastRenderedPageBreak/>
+        <w:t>ПЕРЕЧЕНЬ СОКРАЩЕНИЙ И ОБОЗНАЧЕНИЙ</w:t>
+      </w:r>
+    </w:p>
+    <w:p>
+      <w:pPr>
+        <w:pStyle w:val="a3"/>
+      </w:pPr>
+      <w:r>
+        <w:t>В настоящем курсовом проекте применяют следующие сокращения и обозначения:</w:t>
+      </w:r>
+    </w:p>
+    <w:p>
+      <w:pPr>
+        <w:pStyle w:val="a3"/>
+      </w:pPr>
+      <w:r>
+        <w:t>БД</w:t>
+      </w:r>
+      <w:r>
+        <w:t xml:space="preserve"> –</w:t>
+      </w:r>
+      <w:r>
+        <w:t xml:space="preserve"> база данных</w:t>
+      </w:r>
+    </w:p>
+    <w:p>
+      <w:pPr>
+        <w:pStyle w:val="a3"/>
+      </w:pPr>
+      <w:r>
+        <w:t>ОС</w:t>
+      </w:r>
+      <w:r>
+        <w:t xml:space="preserve"> –</w:t>
+      </w:r>
+      <w:r>
+        <w:t xml:space="preserve"> операционная система</w:t>
+      </w:r>
+    </w:p>
+    <w:p>
+      <w:pPr>
+        <w:pStyle w:val="a3"/>
+      </w:pPr>
+      <w:r>
+        <w:t>ПК</w:t>
+      </w:r>
+      <w:r>
+        <w:t xml:space="preserve"> –</w:t>
+      </w:r>
+      <w:r>
+        <w:t xml:space="preserve"> персональный компьютер</w:t>
+      </w:r>
+    </w:p>
+    <w:p>
+      <w:pPr>
+        <w:pStyle w:val="a3"/>
+      </w:pPr>
+      <w:r>
+        <w:t>ПО</w:t>
+      </w:r>
+      <w:r>
+        <w:t xml:space="preserve"> –</w:t>
+      </w:r>
+      <w:r>
+        <w:t xml:space="preserve"> программное обеспечение</w:t>
+      </w:r>
+    </w:p>
+    <w:p>
+      <w:pPr>
+        <w:pStyle w:val="a3"/>
+      </w:pPr>
+      <w:r>
+        <w:t>СУБД</w:t>
+      </w:r>
+      <w:r>
+        <w:t xml:space="preserve"> –</w:t>
+      </w:r>
+      <w:r>
+        <w:t xml:space="preserve"> система управления базами данных</w:t>
+      </w:r>
+    </w:p>
+    <w:p>
+      <w:pPr>
+        <w:pStyle w:val="a3"/>
+      </w:pPr>
+    </w:p>
+    <w:p>
+      <w:pPr>
+        <w:pStyle w:val="a3"/>
+      </w:pPr>
+      <w:r>
+        <w:rPr>
+          <w:lang w:val="en-US"/>
+        </w:rPr>
+        <w:t>API</w:t>
+      </w:r>
+      <w:r>
+        <w:t xml:space="preserve"> –</w:t>
+      </w:r>
+      <w:r>
+        <w:t xml:space="preserve"> интерфейс программирования приложения</w:t>
+      </w:r>
+    </w:p>
+    <w:p>
+      <w:pPr>
+        <w:pStyle w:val="a3"/>
+      </w:pPr>
+      <w:r>
+        <w:rPr>
+          <w:lang w:val="en-US"/>
+        </w:rPr>
+        <w:t>DTO</w:t>
+      </w:r>
+      <w:r>
+        <w:t xml:space="preserve"> –</w:t>
+      </w:r>
+      <w:r>
+        <w:t xml:space="preserve"> о</w:t>
+      </w:r>
+      <w:r>
+        <w:t>бъект передачи данных</w:t>
+      </w:r>
+    </w:p>
+    <w:p>
+      <w:pPr>
+        <w:pStyle w:val="a3"/>
+      </w:pPr>
+      <w:r>
+        <w:rPr>
+          <w:lang w:val="en-US"/>
+        </w:rPr>
+        <w:t>ERD</w:t>
+      </w:r>
+      <w:r>
+        <w:t xml:space="preserve"> – </w:t>
+      </w:r>
+      <w:r>
+        <w:t>диаграмма «сущность-связь»</w:t>
+      </w:r>
+    </w:p>
+    <w:p>
+      <w:pPr>
+        <w:pStyle w:val="a3"/>
+      </w:pPr>
+      <w:r>
+        <w:rPr>
+          <w:lang w:val="en-US"/>
+        </w:rPr>
+        <w:t>HTTP</w:t>
+      </w:r>
+      <w:r>
+        <w:t xml:space="preserve"> –</w:t>
+      </w:r>
+      <w:r>
+        <w:t xml:space="preserve"> пр</w:t>
+      </w:r>
+      <w:r>
+        <w:t>отокол передачи гипертекста</w:t>
+      </w:r>
+    </w:p>
+    <w:p>
+      <w:pPr>
+        <w:pStyle w:val="a3"/>
+      </w:pPr>
+      <w:r>
+        <w:rPr>
+          <w:lang w:val="en-US"/>
+        </w:rPr>
+        <w:t>IDE</w:t>
+      </w:r>
+      <w:r>
+        <w:t xml:space="preserve"> –</w:t>
+      </w:r>
+      <w:r>
+        <w:t xml:space="preserve"> интегрированная среда разработки</w:t>
+      </w:r>
+    </w:p>
+    <w:p>
+      <w:pPr>
+        <w:pStyle w:val="a3"/>
+      </w:pPr>
+      <w:r>
+        <w:rPr>
+          <w:lang w:val="en-US"/>
+        </w:rPr>
+        <w:t>SQL</w:t>
+      </w:r>
+      <w:r>
+        <w:t xml:space="preserve"> –</w:t>
+      </w:r>
+      <w:r>
+        <w:t xml:space="preserve"> язык структурированных запросов</w:t>
+      </w:r>
+    </w:p>
+    <w:p>
+      <w:pPr>
+        <w:pStyle w:val="a3"/>
+        <w:tabs>
+          <w:tab w:val="left" w:pos="2224"/>
+        </w:tabs>
+      </w:pPr>
+      <w:r>
+        <w:rPr>
+          <w:lang w:val="en-US"/>
+        </w:rPr>
+        <w:t>WPF</w:t>
+      </w:r>
+      <w:r>
+        <w:t xml:space="preserve"> –</w:t>
+      </w:r>
+      <w:r>
+        <w:t xml:space="preserve"> п</w:t>
+      </w:r>
+      <w:r>
+        <w:t>латформа для построения графических интерфейсов Windows</w:t>
+      </w:r>
+    </w:p>
+    <w:p>
+      <w:pPr>
+        <w:spacing w:after="160" w:line="259" w:lineRule="auto"/>
+        <w:jc w:val="left"/>
+      </w:pPr>
+      <w:r>
+        <w:br w:type="page"/>
+      </w:r>
+    </w:p>
+    <w:p>
+      <w:pPr>
+        <w:pStyle w:val="a7"/>
+        <w:rPr>
+          <w:rStyle w:val="docdata"/>
+        </w:rPr>
+      </w:pPr>
+      <w:r>
+        <w:rPr>
+          <w:rStyle w:val="docdata"/>
+        </w:rPr>
+        <w:lastRenderedPageBreak/>
+        <w:t>ВВЕДЕНИЕ</w:t>
+      </w:r>
+    </w:p>
+    <w:p>
+      <w:pPr>
+        <w:jc w:val="center"/>
+        <w:rPr>
+          <w:lang w:val="en-US"/>
+        </w:rPr>
+      </w:pPr>
+      <w:r>
+        <w:rPr>
+          <w:lang w:val="en-US"/>
+        </w:rPr>
+        <w:t>&lt;&lt;</w:t>
+      </w:r>
+      <w:proofErr w:type="spellStart"/>
+      <w:r>
+        <w:rPr>
+          <w:lang w:val="en-US"/>
+        </w:rPr>
+        <w:t>bydet</w:t>
+      </w:r>
+      <w:proofErr w:type="spellEnd"/>
+      <w:r>
+        <w:rPr>
+          <w:lang w:val="en-US"/>
+        </w:rPr>
+        <w:t>&gt;&gt;</w:t>
+      </w:r>
+    </w:p>
+    <w:p>
+      <w:pPr>
         <w:pStyle w:val="1"/>
       </w:pPr>
       <w:r>
+        <w:lastRenderedPageBreak/>
         <w:t>Анализ и разработка требований</w:t>
       </w:r>
     </w:p>
@@ -224,7 +2359,7 @@
             <v:path o:extrusionok="f" gradientshapeok="t" o:connecttype="rect"/>
             <o:lock v:ext="edit" aspectratio="t"/>
           </v:shapetype>
-          <v:shape id="_x0000_i1025" type="#_x0000_t75" style="width:400.85pt;height:347.65pt">
+          <v:shape id="_x0000_i1025" type="#_x0000_t75" style="width:401.4pt;height:347.6pt">
             <v:imagedata r:id="rId8" o:title="Диаграмма без названия"/>
           </v:shape>
         </w:pict>
@@ -372,27 +2507,14 @@
       <w:r>
         <w:t xml:space="preserve"> (</w:t>
       </w:r>
-      <w:proofErr w:type="spellStart"/>
-      <w:r>
-        <w:t>Windows</w:t>
-      </w:r>
-      <w:proofErr w:type="spellEnd"/>
-      <w:r>
-        <w:t xml:space="preserve"> 10 версии </w:t>
+      <w:r>
+        <w:t xml:space="preserve">Windows 10 версии </w:t>
       </w:r>
       <w:r>
         <w:t>1607</w:t>
       </w:r>
       <w:r>
-        <w:t xml:space="preserve"> и новее, </w:t>
-      </w:r>
-      <w:proofErr w:type="spellStart"/>
-      <w:r>
-        <w:t>Windows</w:t>
-      </w:r>
-      <w:proofErr w:type="spellEnd"/>
-      <w:r>
-        <w:t xml:space="preserve"> 11).</w:t>
+        <w:t xml:space="preserve"> и новее, Windows 11).</w:t>
       </w:r>
     </w:p>
     <w:p>
@@ -536,14 +2658,12 @@
       <w:r>
         <w:t xml:space="preserve">включая инструменты для работы с </w:t>
       </w:r>
-      <w:proofErr w:type="spellStart"/>
       <w:r>
         <w:rPr>
           <w:lang w:val="en-US"/>
         </w:rPr>
         <w:t>Git</w:t>
       </w:r>
-      <w:proofErr w:type="spellEnd"/>
       <w:r>
         <w:t xml:space="preserve"> и средства отладки.</w:t>
       </w:r>
@@ -1158,7 +3278,7 @@
       <w:r>
         <w:lastRenderedPageBreak/>
         <w:pict w14:anchorId="3F65D797">
-          <v:shape id="_x0000_i1026" type="#_x0000_t75" style="width:242.35pt;height:229.45pt">
+          <v:shape id="_x0000_i1026" type="#_x0000_t75" style="width:242.5pt;height:229.25pt">
             <v:imagedata r:id="rId12" o:title="magazine-icon-png-61-e1610285989836"/>
           </v:shape>
         </w:pict>
@@ -1199,12 +3319,7 @@
         <w:t>Диаграмма разверт</w:t>
       </w:r>
       <w:r>
-        <w:t xml:space="preserve">ывания представлена </w:t>
-      </w:r>
-      <w:bookmarkStart w:id="0" w:name="_GoBack"/>
-      <w:bookmarkEnd w:id="0"/>
-      <w:r>
-        <w:t>на рисунке 6</w:t>
+        <w:t>ывания представлена на рисунке 6</w:t>
       </w:r>
       <w:r>
         <w:t xml:space="preserve"> и </w:t>
@@ -1222,8 +3337,8 @@
       </w:pPr>
       <w:r>
         <w:pict w14:anchorId="0CCBE675">
-          <v:shape id="_x0000_i1032" type="#_x0000_t75" style="width:467.45pt;height:152.05pt">
-            <v:imagedata r:id="rId13" o:title="uml.drawio"/>
+          <v:shape id="_x0000_i1027" type="#_x0000_t75" style="width:467.6pt;height:152.3pt">
+            <v:imagedata r:id="rId13" o:title="uml"/>
           </v:shape>
         </w:pict>
       </w:r>
@@ -1280,7 +3395,7 @@
       </w:pPr>
       <w:r>
         <w:pict w14:anchorId="2D5A81A2">
-          <v:shape id="_x0000_i1028" type="#_x0000_t75" style="width:467.45pt;height:491.1pt">
+          <v:shape id="_x0000_i1028" type="#_x0000_t75" style="width:467.6pt;height:490.75pt">
             <v:imagedata r:id="rId14" o:title="Диаграмма без названия"/>
           </v:shape>
         </w:pict>
@@ -1325,6 +3440,99 @@
     </w:p>
     <w:p>
       <w:pPr>
+        <w:pStyle w:val="a3"/>
+      </w:pPr>
+      <w:r>
+        <w:t xml:space="preserve">В ходе проектирования разработаны БД в </w:t>
+      </w:r>
+      <w:r>
+        <w:rPr>
+          <w:lang w:val="en-US"/>
+        </w:rPr>
+        <w:t>Microsoft</w:t>
+      </w:r>
+      <w:r>
+        <w:t xml:space="preserve"> </w:t>
+      </w:r>
+      <w:r>
+        <w:rPr>
+          <w:lang w:val="en-US"/>
+        </w:rPr>
+        <w:t>SQL</w:t>
+      </w:r>
+      <w:r>
+        <w:t xml:space="preserve"> </w:t>
+      </w:r>
+      <w:r>
+        <w:rPr>
+          <w:lang w:val="en-US"/>
+        </w:rPr>
+        <w:t>Server</w:t>
+      </w:r>
+      <w:r>
+        <w:t>,</w:t>
+      </w:r>
+      <w:r>
+        <w:t xml:space="preserve"> </w:t>
+      </w:r>
+      <w:r>
+        <w:t xml:space="preserve">оконное приложение </w:t>
+      </w:r>
+      <w:r>
+        <w:rPr>
+          <w:lang w:val="en-US"/>
+        </w:rPr>
+        <w:t>WPF</w:t>
+      </w:r>
+      <w:r>
+        <w:t xml:space="preserve"> на </w:t>
+      </w:r>
+      <w:r>
+        <w:rPr>
+          <w:lang w:val="en-US"/>
+        </w:rPr>
+        <w:t>C</w:t>
+      </w:r>
+      <w:r>
+        <w:t xml:space="preserve"># в </w:t>
+      </w:r>
+      <w:r>
+        <w:rPr>
+          <w:lang w:val="en-US"/>
+        </w:rPr>
+        <w:t>Visual</w:t>
+      </w:r>
+      <w:r>
+        <w:t xml:space="preserve"> </w:t>
+      </w:r>
+      <w:r>
+        <w:rPr>
+          <w:lang w:val="en-US"/>
+        </w:rPr>
+        <w:t>Studio</w:t>
+      </w:r>
+      <w:r>
+        <w:t xml:space="preserve"> 2022</w:t>
+      </w:r>
+      <w:r>
+        <w:t>.</w:t>
+      </w:r>
+    </w:p>
+    <w:p>
+      <w:pPr>
+        <w:pStyle w:val="a3"/>
+      </w:pPr>
+      <w:r>
+        <w:t xml:space="preserve">БД спроектирована с учетом нормализации до третьей нормальной формы, что минимизирует избыточность данных и обеспечивает целостность информации. </w:t>
+      </w:r>
+    </w:p>
+    <w:p>
+      <w:pPr>
+        <w:pStyle w:val="a3"/>
+      </w:pPr>
+    </w:p>
+    <w:p>
+      <w:pPr>
         <w:pStyle w:val="2"/>
       </w:pPr>
       <w:r>
@@ -1333,11 +3541,179 @@
     </w:p>
     <w:p>
       <w:pPr>
+        <w:pStyle w:val="a3"/>
+      </w:pPr>
+      <w:r>
+        <w:t>Интерфейс приложения реализован с использованием постраничной навигации в статичном главном окне. В приложении разработаны различные элементы управления, стили и карточки для упрощения работы. Навигация в приложении осуществляется с помощью бокового меню, которое обеспечивает переход между страницами.</w:t>
+      </w:r>
+    </w:p>
+    <w:p>
+      <w:pPr>
+        <w:pStyle w:val="a3"/>
+      </w:pPr>
+      <w:r>
+        <w:t>Для отображения информации о турнире разработана карточка, вид которой представлен на рисунке 5.</w:t>
+      </w:r>
+    </w:p>
+    <w:p>
+      <w:pPr>
+        <w:pStyle w:val="afd"/>
+      </w:pPr>
+      <w:r>
+        <w:rPr>
+          <w:lang w:eastAsia="ru-RU"/>
+        </w:rPr>
+        <w:drawing>
+          <wp:inline distT="0" distB="0" distL="0" distR="0" wp14:anchorId="2C5C3984" wp14:editId="691739A5">
+            <wp:extent cx="5939790" cy="1293495"/>
+            <wp:effectExtent l="0" t="0" r="3810" b="1905"/>
+            <wp:docPr id="773769647" name="Рисунок 1"/>
+            <wp:cNvGraphicFramePr>
+              <a:graphicFrameLocks xmlns:a="http://schemas.openxmlformats.org/drawingml/2006/main" noChangeAspect="1"/>
+            </wp:cNvGraphicFramePr>
+            <a:graphic xmlns:a="http://schemas.openxmlformats.org/drawingml/2006/main">
+              <a:graphicData uri="http://schemas.openxmlformats.org/drawingml/2006/picture">
+                <pic:pic xmlns:pic="http://schemas.openxmlformats.org/drawingml/2006/picture">
+                  <pic:nvPicPr>
+                    <pic:cNvPr id="773769647" name=""/>
+                    <pic:cNvPicPr/>
+                  </pic:nvPicPr>
+                  <pic:blipFill>
+                    <a:blip r:embed="rId15"/>
+                    <a:stretch>
+                      <a:fillRect/>
+                    </a:stretch>
+                  </pic:blipFill>
+                  <pic:spPr>
+                    <a:xfrm>
+                      <a:off x="0" y="0"/>
+                      <a:ext cx="5939790" cy="1293495"/>
+                    </a:xfrm>
+                    <a:prstGeom prst="rect">
+                      <a:avLst/>
+                    </a:prstGeom>
+                  </pic:spPr>
+                </pic:pic>
+              </a:graphicData>
+            </a:graphic>
+          </wp:inline>
+        </w:drawing>
+      </w:r>
+    </w:p>
+    <w:p>
+      <w:pPr>
+        <w:pStyle w:val="afe"/>
+      </w:pPr>
+      <w:r>
+        <w:t xml:space="preserve">Рисунок 5 </w:t>
+      </w:r>
+      <w:r>
+        <w:t>–</w:t>
+      </w:r>
+      <w:r>
+        <w:t xml:space="preserve"> </w:t>
+      </w:r>
+      <w:r>
+        <w:rPr>
+          <w:lang w:val="en-US"/>
+        </w:rPr>
+        <w:t>Tournament</w:t>
+      </w:r>
+      <w:r>
+        <w:t xml:space="preserve"> </w:t>
+      </w:r>
+      <w:r>
+        <w:rPr>
+          <w:lang w:val="en-US"/>
+        </w:rPr>
+        <w:t>Manager</w:t>
+      </w:r>
+      <w:r>
+        <w:t xml:space="preserve">. </w:t>
+      </w:r>
+      <w:r>
+        <w:t>Вид карточки турнира</w:t>
+      </w:r>
+    </w:p>
+    <w:p>
+      <w:pPr>
+        <w:pStyle w:val="a3"/>
+      </w:pPr>
+      <w:r>
+        <w:lastRenderedPageBreak/>
+        <w:t>Фрагмент кода вида карточки турнира, формирующий кнопки управления, представлен листингом 4.</w:t>
+      </w:r>
+    </w:p>
+    <w:p>
+      <w:pPr>
+        <w:pStyle w:val="a3"/>
+      </w:pPr>
+    </w:p>
+    <w:p>
+      <w:pPr>
         <w:pStyle w:val="2"/>
       </w:pPr>
       <w:r>
         <w:t>Разграничение прав доступа пользователей</w:t>
       </w:r>
+    </w:p>
+    <w:p>
+      <w:pPr>
+        <w:pStyle w:val="a3"/>
+      </w:pPr>
+      <w:r>
+        <w:t xml:space="preserve">Разграничение прав доступа реализовано разделением организаторов и судей по разным таблицам БД. Права организатора у пользователя появляются при значении </w:t>
+      </w:r>
+      <w:r>
+        <w:rPr>
+          <w:lang w:val="en-US"/>
+        </w:rPr>
+        <w:t>True</w:t>
+      </w:r>
+      <w:r>
+        <w:t xml:space="preserve"> </w:t>
+      </w:r>
+      <w:r>
+        <w:t xml:space="preserve">в поле </w:t>
+      </w:r>
+      <w:proofErr w:type="spellStart"/>
+      <w:r>
+        <w:rPr>
+          <w:lang w:val="en-US"/>
+        </w:rPr>
+        <w:t>IsOrganizer</w:t>
+      </w:r>
+      <w:proofErr w:type="spellEnd"/>
+      <w:r>
+        <w:t>.</w:t>
+      </w:r>
+    </w:p>
+    <w:p>
+      <w:pPr>
+        <w:pStyle w:val="a3"/>
+      </w:pPr>
+      <w:r>
+        <w:t>Пример кода разграничения прав пользователей приложения представлен листингом 6.</w:t>
+      </w:r>
+    </w:p>
+    <w:p>
+      <w:pPr>
+        <w:pStyle w:val="aff2"/>
+      </w:pPr>
+      <w:r>
+        <w:t xml:space="preserve">Листинг 6 </w:t>
+      </w:r>
+      <w:r>
+        <w:t>–</w:t>
+      </w:r>
+      <w:r>
+        <w:t xml:space="preserve"> Код разграничения прав пользователей приложения</w:t>
+      </w:r>
+    </w:p>
+    <w:p>
+      <w:pPr>
+        <w:pStyle w:val="a3"/>
+      </w:pPr>
     </w:p>
     <w:p>
       <w:pPr>
@@ -1366,11 +3742,829 @@
     </w:p>
     <w:p>
       <w:pPr>
+        <w:pStyle w:val="a3"/>
+      </w:pPr>
+    </w:p>
+    <w:p>
+      <w:pPr>
         <w:pStyle w:val="2"/>
       </w:pPr>
       <w:r>
         <w:t>Функциональное тестирование</w:t>
       </w:r>
+    </w:p>
+    <w:p>
+      <w:pPr>
+        <w:pStyle w:val="a3"/>
+      </w:pPr>
+      <w:r>
+        <w:t>Во время разработки проведено функциональное тестирование приложения методом черного ящика, результаты тестирования представлены в таблице 2.</w:t>
+      </w:r>
+    </w:p>
+    <w:p>
+      <w:pPr>
+        <w:pStyle w:val="aff2"/>
+      </w:pPr>
+      <w:r>
+        <w:rPr>
+          <w:spacing w:val="40"/>
+        </w:rPr>
+        <w:t>Таблица</w:t>
+      </w:r>
+      <w:r>
+        <w:t xml:space="preserve"> 2 – Результаты тестирования приложения методом черного ящика</w:t>
+      </w:r>
+    </w:p>
+    <w:tbl>
+      <w:tblPr>
+        <w:tblStyle w:val="af1"/>
+        <w:tblW w:w="0" w:type="auto"/>
+        <w:tblLook w:val="04A0" w:firstRow="1" w:lastRow="0" w:firstColumn="1" w:lastColumn="0" w:noHBand="0" w:noVBand="1"/>
+      </w:tblPr>
+      <w:tblGrid>
+        <w:gridCol w:w="4106"/>
+        <w:gridCol w:w="3402"/>
+        <w:gridCol w:w="1836"/>
+      </w:tblGrid>
+      <w:tr>
+        <w:trPr>
+          <w:trHeight w:val="567"/>
+        </w:trPr>
+        <w:tc>
+          <w:tcPr>
+            <w:tcW w:w="4106" w:type="dxa"/>
+          </w:tcPr>
+          <w:p>
+            <w:pPr>
+              <w:jc w:val="center"/>
+              <w:rPr>
+                <w:b/>
+                <w:bCs/>
+                <w:sz w:val="24"/>
+                <w:szCs w:val="20"/>
+              </w:rPr>
+            </w:pPr>
+            <w:r>
+              <w:rPr>
+                <w:b/>
+                <w:bCs/>
+                <w:sz w:val="24"/>
+                <w:szCs w:val="20"/>
+              </w:rPr>
+              <w:t>Действие</w:t>
+            </w:r>
+          </w:p>
+        </w:tc>
+        <w:tc>
+          <w:tcPr>
+            <w:tcW w:w="3402" w:type="dxa"/>
+          </w:tcPr>
+          <w:p>
+            <w:pPr>
+              <w:jc w:val="center"/>
+              <w:rPr>
+                <w:b/>
+                <w:bCs/>
+                <w:sz w:val="24"/>
+                <w:szCs w:val="20"/>
+              </w:rPr>
+            </w:pPr>
+            <w:r>
+              <w:rPr>
+                <w:b/>
+                <w:bCs/>
+                <w:sz w:val="24"/>
+                <w:szCs w:val="20"/>
+              </w:rPr>
+              <w:t>Ожидаемый результат</w:t>
+            </w:r>
+          </w:p>
+        </w:tc>
+        <w:tc>
+          <w:tcPr>
+            <w:tcW w:w="1836" w:type="dxa"/>
+          </w:tcPr>
+          <w:p>
+            <w:pPr>
+              <w:jc w:val="center"/>
+              <w:rPr>
+                <w:b/>
+                <w:bCs/>
+                <w:sz w:val="24"/>
+                <w:szCs w:val="20"/>
+              </w:rPr>
+            </w:pPr>
+            <w:r>
+              <w:rPr>
+                <w:b/>
+                <w:bCs/>
+                <w:sz w:val="24"/>
+                <w:szCs w:val="20"/>
+              </w:rPr>
+              <w:t>Фактический результат</w:t>
+            </w:r>
+          </w:p>
+        </w:tc>
+      </w:tr>
+      <w:tr>
+        <w:trPr>
+          <w:trHeight w:val="567"/>
+        </w:trPr>
+        <w:tc>
+          <w:tcPr>
+            <w:tcW w:w="4106" w:type="dxa"/>
+          </w:tcPr>
+          <w:p>
+            <w:pPr>
+              <w:jc w:val="left"/>
+              <w:rPr>
+                <w:sz w:val="24"/>
+                <w:szCs w:val="20"/>
+              </w:rPr>
+            </w:pPr>
+            <w:r>
+              <w:rPr>
+                <w:sz w:val="24"/>
+                <w:szCs w:val="20"/>
+              </w:rPr>
+              <w:t>Нажать на кнопку трехстрочного меню</w:t>
+            </w:r>
+          </w:p>
+        </w:tc>
+        <w:tc>
+          <w:tcPr>
+            <w:tcW w:w="3402" w:type="dxa"/>
+          </w:tcPr>
+          <w:p>
+            <w:pPr>
+              <w:jc w:val="left"/>
+              <w:rPr>
+                <w:sz w:val="24"/>
+                <w:szCs w:val="20"/>
+              </w:rPr>
+            </w:pPr>
+            <w:r>
+              <w:rPr>
+                <w:sz w:val="24"/>
+                <w:szCs w:val="20"/>
+              </w:rPr>
+              <w:t>Скрытие меню навигации, скрытие текста кнопок перехода между страницами</w:t>
+            </w:r>
+          </w:p>
+        </w:tc>
+        <w:tc>
+          <w:tcPr>
+            <w:tcW w:w="1836" w:type="dxa"/>
+          </w:tcPr>
+          <w:p>
+            <w:pPr>
+              <w:jc w:val="left"/>
+              <w:rPr>
+                <w:sz w:val="24"/>
+                <w:szCs w:val="20"/>
+              </w:rPr>
+            </w:pPr>
+            <w:r>
+              <w:rPr>
+                <w:sz w:val="24"/>
+                <w:szCs w:val="24"/>
+              </w:rPr>
+              <w:t>Совпадает с ожидаемым</w:t>
+            </w:r>
+          </w:p>
+        </w:tc>
+      </w:tr>
+      <w:tr>
+        <w:trPr>
+          <w:trHeight w:val="567"/>
+        </w:trPr>
+        <w:tc>
+          <w:tcPr>
+            <w:tcW w:w="4106" w:type="dxa"/>
+          </w:tcPr>
+          <w:p>
+            <w:pPr>
+              <w:jc w:val="left"/>
+              <w:rPr>
+                <w:sz w:val="24"/>
+                <w:szCs w:val="20"/>
+              </w:rPr>
+            </w:pPr>
+            <w:r>
+              <w:rPr>
+                <w:sz w:val="24"/>
+                <w:szCs w:val="20"/>
+              </w:rPr>
+              <w:t>Нажать на кнопку «Турниры» в навигационном меню</w:t>
+            </w:r>
+          </w:p>
+        </w:tc>
+        <w:tc>
+          <w:tcPr>
+            <w:tcW w:w="3402" w:type="dxa"/>
+          </w:tcPr>
+          <w:p>
+            <w:pPr>
+              <w:jc w:val="left"/>
+              <w:rPr>
+                <w:sz w:val="24"/>
+                <w:szCs w:val="20"/>
+              </w:rPr>
+            </w:pPr>
+            <w:r>
+              <w:rPr>
+                <w:sz w:val="24"/>
+                <w:szCs w:val="20"/>
+              </w:rPr>
+              <w:t>Отображение списка всех турниров в рабочей области с элементами управления и фильтрации</w:t>
+            </w:r>
+          </w:p>
+        </w:tc>
+        <w:tc>
+          <w:tcPr>
+            <w:tcW w:w="1836" w:type="dxa"/>
+          </w:tcPr>
+          <w:p>
+            <w:pPr>
+              <w:jc w:val="left"/>
+              <w:rPr>
+                <w:sz w:val="24"/>
+                <w:szCs w:val="20"/>
+              </w:rPr>
+            </w:pPr>
+            <w:r>
+              <w:rPr>
+                <w:sz w:val="24"/>
+                <w:szCs w:val="24"/>
+              </w:rPr>
+              <w:t>Совпадает с ожидаемым</w:t>
+            </w:r>
+          </w:p>
+        </w:tc>
+      </w:tr>
+      <w:tr>
+        <w:trPr>
+          <w:trHeight w:val="567"/>
+        </w:trPr>
+        <w:tc>
+          <w:tcPr>
+            <w:tcW w:w="4106" w:type="dxa"/>
+          </w:tcPr>
+          <w:p>
+            <w:pPr>
+              <w:jc w:val="left"/>
+              <w:rPr>
+                <w:sz w:val="24"/>
+                <w:szCs w:val="20"/>
+              </w:rPr>
+            </w:pPr>
+            <w:r>
+              <w:rPr>
+                <w:sz w:val="24"/>
+                <w:szCs w:val="20"/>
+              </w:rPr>
+              <w:t>Нажать на кнопку «Создать турнир» на странице со списком турниров</w:t>
+            </w:r>
+          </w:p>
+        </w:tc>
+        <w:tc>
+          <w:tcPr>
+            <w:tcW w:w="3402" w:type="dxa"/>
+          </w:tcPr>
+          <w:p>
+            <w:pPr>
+              <w:jc w:val="left"/>
+              <w:rPr>
+                <w:sz w:val="24"/>
+                <w:szCs w:val="20"/>
+              </w:rPr>
+            </w:pPr>
+            <w:r>
+              <w:rPr>
+                <w:sz w:val="24"/>
+                <w:szCs w:val="20"/>
+              </w:rPr>
+              <w:t>Переход на экран «Создание турнира»</w:t>
+            </w:r>
+          </w:p>
+        </w:tc>
+        <w:tc>
+          <w:tcPr>
+            <w:tcW w:w="1836" w:type="dxa"/>
+          </w:tcPr>
+          <w:p>
+            <w:pPr>
+              <w:jc w:val="left"/>
+              <w:rPr>
+                <w:sz w:val="24"/>
+                <w:szCs w:val="20"/>
+              </w:rPr>
+            </w:pPr>
+            <w:r>
+              <w:rPr>
+                <w:sz w:val="24"/>
+                <w:szCs w:val="24"/>
+              </w:rPr>
+              <w:t>Совпадает с ожидаемым</w:t>
+            </w:r>
+          </w:p>
+        </w:tc>
+      </w:tr>
+      <w:tr>
+        <w:trPr>
+          <w:trHeight w:val="567"/>
+        </w:trPr>
+        <w:tc>
+          <w:tcPr>
+            <w:tcW w:w="4106" w:type="dxa"/>
+          </w:tcPr>
+          <w:p>
+            <w:pPr>
+              <w:jc w:val="left"/>
+              <w:rPr>
+                <w:sz w:val="24"/>
+                <w:szCs w:val="20"/>
+              </w:rPr>
+            </w:pPr>
+            <w:r>
+              <w:rPr>
+                <w:sz w:val="24"/>
+                <w:szCs w:val="20"/>
+              </w:rPr>
+              <w:t>Нажать на кнопку «Создать турнир» на странице создания турниров</w:t>
+            </w:r>
+          </w:p>
+        </w:tc>
+        <w:tc>
+          <w:tcPr>
+            <w:tcW w:w="3402" w:type="dxa"/>
+          </w:tcPr>
+          <w:p>
+            <w:pPr>
+              <w:jc w:val="left"/>
+              <w:rPr>
+                <w:sz w:val="24"/>
+                <w:szCs w:val="20"/>
+              </w:rPr>
+            </w:pPr>
+            <w:r>
+              <w:rPr>
+                <w:sz w:val="24"/>
+                <w:szCs w:val="20"/>
+              </w:rPr>
+              <w:t>Отображение в модальном окне ошибки валидации, т.к. поля не заполнены</w:t>
+            </w:r>
+          </w:p>
+        </w:tc>
+        <w:tc>
+          <w:tcPr>
+            <w:tcW w:w="1836" w:type="dxa"/>
+          </w:tcPr>
+          <w:p>
+            <w:pPr>
+              <w:jc w:val="left"/>
+              <w:rPr>
+                <w:sz w:val="24"/>
+                <w:szCs w:val="20"/>
+              </w:rPr>
+            </w:pPr>
+            <w:r>
+              <w:rPr>
+                <w:sz w:val="24"/>
+                <w:szCs w:val="24"/>
+              </w:rPr>
+              <w:t>Совпадает с ожидаемым</w:t>
+            </w:r>
+          </w:p>
+        </w:tc>
+      </w:tr>
+      <w:tr>
+        <w:trPr>
+          <w:trHeight w:val="567"/>
+        </w:trPr>
+        <w:tc>
+          <w:tcPr>
+            <w:tcW w:w="4106" w:type="dxa"/>
+          </w:tcPr>
+          <w:p>
+            <w:pPr>
+              <w:jc w:val="left"/>
+              <w:rPr>
+                <w:sz w:val="24"/>
+                <w:szCs w:val="20"/>
+              </w:rPr>
+            </w:pPr>
+            <w:r>
+              <w:rPr>
+                <w:sz w:val="24"/>
+                <w:szCs w:val="20"/>
+              </w:rPr>
+              <w:t>Нажать на кнопку «Отмена» на странице создания турниров</w:t>
+            </w:r>
+          </w:p>
+        </w:tc>
+        <w:tc>
+          <w:tcPr>
+            <w:tcW w:w="3402" w:type="dxa"/>
+          </w:tcPr>
+          <w:p>
+            <w:pPr>
+              <w:jc w:val="left"/>
+              <w:rPr>
+                <w:sz w:val="24"/>
+                <w:szCs w:val="20"/>
+              </w:rPr>
+            </w:pPr>
+            <w:r>
+              <w:rPr>
+                <w:sz w:val="24"/>
+                <w:szCs w:val="20"/>
+              </w:rPr>
+              <w:t>Переход на страницу со списком турниров</w:t>
+            </w:r>
+          </w:p>
+        </w:tc>
+        <w:tc>
+          <w:tcPr>
+            <w:tcW w:w="1836" w:type="dxa"/>
+          </w:tcPr>
+          <w:p>
+            <w:pPr>
+              <w:jc w:val="left"/>
+              <w:rPr>
+                <w:sz w:val="24"/>
+                <w:szCs w:val="20"/>
+              </w:rPr>
+            </w:pPr>
+            <w:r>
+              <w:rPr>
+                <w:sz w:val="24"/>
+                <w:szCs w:val="24"/>
+              </w:rPr>
+              <w:t>Совпадает с ожидаемым</w:t>
+            </w:r>
+          </w:p>
+        </w:tc>
+      </w:tr>
+      <w:tr>
+        <w:trPr>
+          <w:trHeight w:val="567"/>
+        </w:trPr>
+        <w:tc>
+          <w:tcPr>
+            <w:tcW w:w="4106" w:type="dxa"/>
+          </w:tcPr>
+          <w:p>
+            <w:pPr>
+              <w:jc w:val="left"/>
+              <w:rPr>
+                <w:sz w:val="24"/>
+                <w:szCs w:val="20"/>
+              </w:rPr>
+            </w:pPr>
+            <w:r>
+              <w:rPr>
+                <w:sz w:val="24"/>
+                <w:szCs w:val="20"/>
+              </w:rPr>
+              <w:t>Нажать на кнопку с иконкой «глаз» на карточке турнира</w:t>
+            </w:r>
+          </w:p>
+        </w:tc>
+        <w:tc>
+          <w:tcPr>
+            <w:tcW w:w="3402" w:type="dxa"/>
+          </w:tcPr>
+          <w:p>
+            <w:pPr>
+              <w:jc w:val="left"/>
+              <w:rPr>
+                <w:sz w:val="24"/>
+                <w:szCs w:val="20"/>
+              </w:rPr>
+            </w:pPr>
+            <w:r>
+              <w:rPr>
+                <w:sz w:val="24"/>
+                <w:szCs w:val="20"/>
+              </w:rPr>
+              <w:t>Переход на форму «Детали турнира»</w:t>
+            </w:r>
+          </w:p>
+        </w:tc>
+        <w:tc>
+          <w:tcPr>
+            <w:tcW w:w="1836" w:type="dxa"/>
+          </w:tcPr>
+          <w:p>
+            <w:pPr>
+              <w:jc w:val="left"/>
+              <w:rPr>
+                <w:sz w:val="24"/>
+                <w:szCs w:val="20"/>
+              </w:rPr>
+            </w:pPr>
+            <w:r>
+              <w:rPr>
+                <w:sz w:val="24"/>
+                <w:szCs w:val="24"/>
+              </w:rPr>
+              <w:t>Совпадает с ожидаемым</w:t>
+            </w:r>
+          </w:p>
+        </w:tc>
+      </w:tr>
+      <w:tr>
+        <w:trPr>
+          <w:trHeight w:val="567"/>
+        </w:trPr>
+        <w:tc>
+          <w:tcPr>
+            <w:tcW w:w="4106" w:type="dxa"/>
+          </w:tcPr>
+          <w:p>
+            <w:pPr>
+              <w:jc w:val="left"/>
+              <w:rPr>
+                <w:sz w:val="24"/>
+                <w:szCs w:val="20"/>
+              </w:rPr>
+            </w:pPr>
+            <w:r>
+              <w:rPr>
+                <w:sz w:val="24"/>
+                <w:szCs w:val="20"/>
+              </w:rPr>
+              <w:t>Выделить определенный диапазон участников в таблице, нажать кнопку «Удалить», подтвердить удаление</w:t>
+            </w:r>
+          </w:p>
+        </w:tc>
+        <w:tc>
+          <w:tcPr>
+            <w:tcW w:w="3402" w:type="dxa"/>
+          </w:tcPr>
+          <w:p>
+            <w:pPr>
+              <w:jc w:val="left"/>
+              <w:rPr>
+                <w:sz w:val="24"/>
+                <w:szCs w:val="20"/>
+              </w:rPr>
+            </w:pPr>
+            <w:r>
+              <w:rPr>
+                <w:sz w:val="24"/>
+                <w:szCs w:val="20"/>
+              </w:rPr>
+              <w:t>Отображение модального окна с подтверждением удаления, удаление диапазона участников с таблицы</w:t>
+            </w:r>
+          </w:p>
+        </w:tc>
+        <w:tc>
+          <w:tcPr>
+            <w:tcW w:w="1836" w:type="dxa"/>
+          </w:tcPr>
+          <w:p>
+            <w:pPr>
+              <w:jc w:val="left"/>
+              <w:rPr>
+                <w:sz w:val="24"/>
+                <w:szCs w:val="20"/>
+              </w:rPr>
+            </w:pPr>
+            <w:r>
+              <w:rPr>
+                <w:sz w:val="24"/>
+                <w:szCs w:val="24"/>
+              </w:rPr>
+              <w:t>Совпадает с ожидаемым</w:t>
+            </w:r>
+          </w:p>
+        </w:tc>
+      </w:tr>
+      <w:tr>
+        <w:trPr>
+          <w:trHeight w:val="567"/>
+        </w:trPr>
+        <w:tc>
+          <w:tcPr>
+            <w:tcW w:w="4106" w:type="dxa"/>
+          </w:tcPr>
+          <w:p>
+            <w:pPr>
+              <w:jc w:val="left"/>
+              <w:rPr>
+                <w:sz w:val="24"/>
+                <w:szCs w:val="20"/>
+              </w:rPr>
+            </w:pPr>
+            <w:r>
+              <w:rPr>
+                <w:sz w:val="24"/>
+                <w:szCs w:val="20"/>
+              </w:rPr>
+              <w:t>Продублировать в таблице информацию о нескольких участниках, нажать кнопку «Убрать дубликаты»</w:t>
+            </w:r>
+          </w:p>
+        </w:tc>
+        <w:tc>
+          <w:tcPr>
+            <w:tcW w:w="3402" w:type="dxa"/>
+          </w:tcPr>
+          <w:p>
+            <w:pPr>
+              <w:jc w:val="left"/>
+              <w:rPr>
+                <w:sz w:val="24"/>
+                <w:szCs w:val="20"/>
+              </w:rPr>
+            </w:pPr>
+            <w:r>
+              <w:rPr>
+                <w:sz w:val="24"/>
+                <w:szCs w:val="20"/>
+              </w:rPr>
+              <w:t>Отображение модального окна с информацией об удаленных дубликатах</w:t>
+            </w:r>
+          </w:p>
+        </w:tc>
+        <w:tc>
+          <w:tcPr>
+            <w:tcW w:w="1836" w:type="dxa"/>
+          </w:tcPr>
+          <w:p>
+            <w:pPr>
+              <w:jc w:val="left"/>
+              <w:rPr>
+                <w:sz w:val="24"/>
+                <w:szCs w:val="20"/>
+              </w:rPr>
+            </w:pPr>
+            <w:r>
+              <w:rPr>
+                <w:sz w:val="24"/>
+                <w:szCs w:val="24"/>
+              </w:rPr>
+              <w:t>Совпадает с ожидаемым</w:t>
+            </w:r>
+          </w:p>
+        </w:tc>
+      </w:tr>
+      <w:tr>
+        <w:trPr>
+          <w:trHeight w:val="567"/>
+        </w:trPr>
+        <w:tc>
+          <w:tcPr>
+            <w:tcW w:w="4106" w:type="dxa"/>
+          </w:tcPr>
+          <w:p>
+            <w:pPr>
+              <w:jc w:val="left"/>
+              <w:rPr>
+                <w:sz w:val="24"/>
+                <w:szCs w:val="20"/>
+              </w:rPr>
+            </w:pPr>
+            <w:r>
+              <w:rPr>
+                <w:sz w:val="24"/>
+                <w:szCs w:val="20"/>
+              </w:rPr>
+              <w:lastRenderedPageBreak/>
+              <w:t>Нажать на кнопку «Управление категориями»</w:t>
+            </w:r>
+          </w:p>
+        </w:tc>
+        <w:tc>
+          <w:tcPr>
+            <w:tcW w:w="3402" w:type="dxa"/>
+          </w:tcPr>
+          <w:p>
+            <w:pPr>
+              <w:jc w:val="left"/>
+              <w:rPr>
+                <w:sz w:val="24"/>
+                <w:szCs w:val="20"/>
+              </w:rPr>
+            </w:pPr>
+            <w:r>
+              <w:rPr>
+                <w:sz w:val="24"/>
+                <w:szCs w:val="20"/>
+              </w:rPr>
+              <w:t>Открытие окна взаимодействия с категориями турнира</w:t>
+            </w:r>
+          </w:p>
+        </w:tc>
+        <w:tc>
+          <w:tcPr>
+            <w:tcW w:w="1836" w:type="dxa"/>
+          </w:tcPr>
+          <w:p>
+            <w:pPr>
+              <w:jc w:val="left"/>
+              <w:rPr>
+                <w:sz w:val="24"/>
+                <w:szCs w:val="20"/>
+              </w:rPr>
+            </w:pPr>
+            <w:r>
+              <w:rPr>
+                <w:sz w:val="24"/>
+                <w:szCs w:val="24"/>
+              </w:rPr>
+              <w:t>Совпадает с ожидаемым</w:t>
+            </w:r>
+          </w:p>
+        </w:tc>
+      </w:tr>
+      <w:tr>
+        <w:trPr>
+          <w:trHeight w:val="567"/>
+        </w:trPr>
+        <w:tc>
+          <w:tcPr>
+            <w:tcW w:w="4106" w:type="dxa"/>
+          </w:tcPr>
+          <w:p>
+            <w:pPr>
+              <w:jc w:val="left"/>
+              <w:rPr>
+                <w:sz w:val="24"/>
+                <w:szCs w:val="20"/>
+              </w:rPr>
+            </w:pPr>
+            <w:r>
+              <w:rPr>
+                <w:sz w:val="24"/>
+                <w:szCs w:val="20"/>
+              </w:rPr>
+              <w:t>Выбрать категорию в списке со всеми категориями, нажать на кнопку «Корзина», подтвердить удаление</w:t>
+            </w:r>
+          </w:p>
+        </w:tc>
+        <w:tc>
+          <w:tcPr>
+            <w:tcW w:w="3402" w:type="dxa"/>
+          </w:tcPr>
+          <w:p>
+            <w:pPr>
+              <w:jc w:val="left"/>
+              <w:rPr>
+                <w:sz w:val="24"/>
+                <w:szCs w:val="20"/>
+              </w:rPr>
+            </w:pPr>
+            <w:r>
+              <w:rPr>
+                <w:sz w:val="24"/>
+                <w:szCs w:val="20"/>
+              </w:rPr>
+              <w:t>Категория удалена из списка</w:t>
+            </w:r>
+          </w:p>
+        </w:tc>
+        <w:tc>
+          <w:tcPr>
+            <w:tcW w:w="1836" w:type="dxa"/>
+          </w:tcPr>
+          <w:p>
+            <w:pPr>
+              <w:jc w:val="left"/>
+              <w:rPr>
+                <w:sz w:val="24"/>
+                <w:szCs w:val="20"/>
+              </w:rPr>
+            </w:pPr>
+            <w:r>
+              <w:rPr>
+                <w:sz w:val="24"/>
+                <w:szCs w:val="24"/>
+              </w:rPr>
+              <w:t>Совпадает с ожидаемым</w:t>
+            </w:r>
+          </w:p>
+        </w:tc>
+      </w:tr>
+    </w:tbl>
+    <w:p>
+      <w:pPr>
+        <w:pStyle w:val="a3"/>
+      </w:pPr>
+    </w:p>
+    <w:p>
+      <w:pPr>
+        <w:pStyle w:val="a3"/>
+      </w:pPr>
+      <w:r>
+        <w:t>По результатам тестирования можно сделать вывод, что разработанное приложение работает корректно и согласно ожиданиям.</w:t>
+      </w:r>
+    </w:p>
+    <w:p>
+      <w:pPr>
+        <w:pStyle w:val="a3"/>
+      </w:pPr>
     </w:p>
     <w:p>
       <w:pPr>
@@ -1391,14 +4585,584 @@
     </w:p>
     <w:p>
       <w:pPr>
+        <w:pStyle w:val="a3"/>
+        <w:rPr>
+          <w:highlight w:val="yellow"/>
+        </w:rPr>
+      </w:pPr>
+      <w:r>
+        <w:rPr>
+          <w:highlight w:val="yellow"/>
+        </w:rPr>
+        <w:t>Для функционирования подсистемы на стороне сервера достаточны следующие программные и технические средства:</w:t>
+      </w:r>
+    </w:p>
+    <w:p>
+      <w:pPr>
+        <w:pStyle w:val="a1"/>
+        <w:rPr>
+          <w:highlight w:val="yellow"/>
+        </w:rPr>
+      </w:pPr>
+      <w:r>
+        <w:rPr>
+          <w:highlight w:val="yellow"/>
+        </w:rPr>
+        <w:t>ОС Ubuntu Server версии 24 и выше;</w:t>
+      </w:r>
+    </w:p>
+    <w:p>
+      <w:pPr>
+        <w:pStyle w:val="a1"/>
+        <w:rPr>
+          <w:highlight w:val="yellow"/>
+        </w:rPr>
+      </w:pPr>
+      <w:r>
+        <w:rPr>
+          <w:highlight w:val="yellow"/>
+        </w:rPr>
+        <w:t>процессор частотой 2 ГГц;</w:t>
+      </w:r>
+    </w:p>
+    <w:p>
+      <w:pPr>
+        <w:pStyle w:val="a1"/>
+        <w:rPr>
+          <w:highlight w:val="yellow"/>
+        </w:rPr>
+      </w:pPr>
+      <w:r>
+        <w:rPr>
+          <w:highlight w:val="yellow"/>
+        </w:rPr>
+        <w:t>свободная оперативная память 4 ГБ;</w:t>
+      </w:r>
+    </w:p>
+    <w:p>
+      <w:pPr>
+        <w:pStyle w:val="a1"/>
+        <w:rPr>
+          <w:highlight w:val="yellow"/>
+        </w:rPr>
+      </w:pPr>
+      <w:r>
+        <w:rPr>
+          <w:highlight w:val="yellow"/>
+        </w:rPr>
+        <w:t>свободное место на диске не менее 1 ГБ;</w:t>
+      </w:r>
+    </w:p>
+    <w:p>
+      <w:pPr>
+        <w:pStyle w:val="a1"/>
+        <w:rPr>
+          <w:highlight w:val="yellow"/>
+        </w:rPr>
+      </w:pPr>
+      <w:r>
+        <w:rPr>
+          <w:highlight w:val="yellow"/>
+        </w:rPr>
+        <w:t xml:space="preserve">дополнительные компоненты; </w:t>
+      </w:r>
+      <w:r>
+        <w:rPr>
+          <w:highlight w:val="yellow"/>
+          <w:lang w:val="en-US"/>
+        </w:rPr>
+        <w:t>Docker</w:t>
+      </w:r>
+      <w:r>
+        <w:rPr>
+          <w:highlight w:val="yellow"/>
+        </w:rPr>
+        <w:t xml:space="preserve">, </w:t>
+      </w:r>
+      <w:r>
+        <w:rPr>
+          <w:highlight w:val="yellow"/>
+          <w:lang w:val="en-US"/>
+        </w:rPr>
+        <w:t>docker</w:t>
+      </w:r>
+      <w:r>
+        <w:rPr>
+          <w:highlight w:val="yellow"/>
+        </w:rPr>
+        <w:t>-</w:t>
+      </w:r>
+      <w:r>
+        <w:rPr>
+          <w:highlight w:val="yellow"/>
+          <w:lang w:val="en-US"/>
+        </w:rPr>
+        <w:t>compose</w:t>
+      </w:r>
+      <w:r>
+        <w:rPr>
+          <w:highlight w:val="yellow"/>
+        </w:rPr>
+        <w:t xml:space="preserve">, </w:t>
+      </w:r>
+      <w:r>
+        <w:rPr>
+          <w:highlight w:val="yellow"/>
+          <w:lang w:val="en-US"/>
+        </w:rPr>
+        <w:t>MySQL</w:t>
+      </w:r>
+      <w:r>
+        <w:rPr>
+          <w:highlight w:val="yellow"/>
+        </w:rPr>
+        <w:t xml:space="preserve"> 8.0, .</w:t>
+      </w:r>
+      <w:r>
+        <w:rPr>
+          <w:highlight w:val="yellow"/>
+          <w:lang w:val="en-US"/>
+        </w:rPr>
+        <w:t>Net</w:t>
+      </w:r>
+      <w:r>
+        <w:rPr>
+          <w:highlight w:val="yellow"/>
+        </w:rPr>
+        <w:t xml:space="preserve"> </w:t>
+      </w:r>
+      <w:r>
+        <w:rPr>
+          <w:highlight w:val="yellow"/>
+          <w:lang w:val="en-US"/>
+        </w:rPr>
+        <w:t>SDK</w:t>
+      </w:r>
+      <w:r>
+        <w:rPr>
+          <w:highlight w:val="yellow"/>
+        </w:rPr>
+        <w:t xml:space="preserve"> версии 8.0;</w:t>
+      </w:r>
+    </w:p>
+    <w:p>
+      <w:pPr>
+        <w:pStyle w:val="a1"/>
+        <w:rPr>
+          <w:highlight w:val="yellow"/>
+        </w:rPr>
+      </w:pPr>
+      <w:r>
+        <w:rPr>
+          <w:highlight w:val="yellow"/>
+        </w:rPr>
+        <w:t>постоянное подключение к локальной сети или сети интернет.</w:t>
+      </w:r>
+    </w:p>
+    <w:p>
+      <w:pPr>
+        <w:pStyle w:val="a3"/>
+        <w:rPr>
+          <w:highlight w:val="yellow"/>
+        </w:rPr>
+      </w:pPr>
+      <w:r>
+        <w:rPr>
+          <w:highlight w:val="yellow"/>
+        </w:rPr>
+        <w:t>Процесс создания БД</w:t>
+      </w:r>
+    </w:p>
+    <w:p>
+      <w:pPr>
+        <w:pStyle w:val="a3"/>
+        <w:rPr>
+          <w:highlight w:val="yellow"/>
+        </w:rPr>
+      </w:pPr>
+      <w:r>
+        <w:rPr>
+          <w:highlight w:val="yellow"/>
+        </w:rPr>
+        <w:t>Для функционирования приложения на стороне клиента достаточны следующие программные и технические средства:</w:t>
+      </w:r>
+    </w:p>
+    <w:p>
+      <w:pPr>
+        <w:pStyle w:val="a1"/>
+        <w:rPr>
+          <w:highlight w:val="yellow"/>
+          <w:lang w:val="en-US"/>
+        </w:rPr>
+      </w:pPr>
+      <w:r>
+        <w:rPr>
+          <w:highlight w:val="yellow"/>
+        </w:rPr>
+        <w:t xml:space="preserve">ОС </w:t>
+      </w:r>
+      <w:r>
+        <w:rPr>
+          <w:highlight w:val="yellow"/>
+          <w:lang w:val="en-US"/>
+        </w:rPr>
+        <w:t xml:space="preserve">Windows </w:t>
+      </w:r>
+      <w:r>
+        <w:rPr>
+          <w:highlight w:val="yellow"/>
+        </w:rPr>
+        <w:t>10 и выше;</w:t>
+      </w:r>
+    </w:p>
+    <w:p>
+      <w:pPr>
+        <w:pStyle w:val="a1"/>
+        <w:rPr>
+          <w:highlight w:val="yellow"/>
+          <w:lang w:val="en-US"/>
+        </w:rPr>
+      </w:pPr>
+      <w:r>
+        <w:rPr>
+          <w:highlight w:val="yellow"/>
+          <w:lang w:val="en-US"/>
+        </w:rPr>
+        <w:t>.NET 8.0</w:t>
+      </w:r>
+      <w:r>
+        <w:rPr>
+          <w:highlight w:val="yellow"/>
+        </w:rPr>
+        <w:t>;</w:t>
+      </w:r>
+    </w:p>
+    <w:p>
+      <w:pPr>
+        <w:pStyle w:val="a1"/>
+        <w:rPr>
+          <w:highlight w:val="yellow"/>
+          <w:lang w:val="en-US"/>
+        </w:rPr>
+      </w:pPr>
+      <w:r>
+        <w:rPr>
+          <w:highlight w:val="yellow"/>
+        </w:rPr>
+        <w:t>процессор частотой 2 ГГц;</w:t>
+      </w:r>
+    </w:p>
+    <w:p>
+      <w:pPr>
+        <w:pStyle w:val="a1"/>
+        <w:rPr>
+          <w:highlight w:val="yellow"/>
+          <w:lang w:val="en-US"/>
+        </w:rPr>
+      </w:pPr>
+      <w:r>
+        <w:rPr>
+          <w:highlight w:val="yellow"/>
+        </w:rPr>
+        <w:t>свободная оперативная память 4 ГБ;</w:t>
+      </w:r>
+    </w:p>
+    <w:p>
+      <w:pPr>
+        <w:pStyle w:val="a1"/>
+        <w:rPr>
+          <w:highlight w:val="yellow"/>
+        </w:rPr>
+      </w:pPr>
+      <w:r>
+        <w:rPr>
+          <w:highlight w:val="yellow"/>
+        </w:rPr>
+        <w:t>свободное место на диске не менее 1 ГБ;</w:t>
+      </w:r>
+    </w:p>
+    <w:p>
+      <w:pPr>
+        <w:pStyle w:val="a3"/>
+      </w:pPr>
+    </w:p>
+    <w:p>
+      <w:pPr>
         <w:pStyle w:val="2"/>
       </w:pPr>
       <w:r>
         <w:t>Инструкция по работе</w:t>
       </w:r>
     </w:p>
+    <w:p>
+      <w:pPr>
+        <w:pStyle w:val="a3"/>
+      </w:pPr>
+      <w:r>
+        <w:t xml:space="preserve">При запуске приложения пользователь попадает на страницу авторизации, где ему необходимо ввести учетные данные для входа в систему. Страница авторизации представлена на </w:t>
+      </w:r>
+      <w:r>
+        <w:rPr>
+          <w:highlight w:val="yellow"/>
+        </w:rPr>
+        <w:t>рисунке 6</w:t>
+      </w:r>
+      <w:r>
+        <w:t>. После авторизации у пользователя определяется роль в системе</w:t>
+      </w:r>
+      <w:r>
+        <w:rPr>
+          <w:highlight w:val="yellow"/>
+        </w:rPr>
+        <w:t>: организатор, судья</w:t>
+      </w:r>
+      <w:r>
+        <w:t>. В зависимости от роли пользователь имеет разные права на определенные функции.</w:t>
+      </w:r>
+    </w:p>
+    <w:p>
+      <w:pPr>
+        <w:pStyle w:val="a3"/>
+      </w:pPr>
+    </w:p>
+    <w:p>
+      <w:pPr>
+        <w:pStyle w:val="a3"/>
+      </w:pPr>
+      <w:r>
+        <w:t>от роли пользователь имеет разные права на определенные функции.</w:t>
+      </w:r>
+    </w:p>
+    <w:p>
+      <w:pPr>
+        <w:pStyle w:val="afd"/>
+        <w:rPr>
+          <w:highlight w:val="yellow"/>
+          <w:lang w:val="en-US"/>
+        </w:rPr>
+      </w:pPr>
+      <w:r>
+        <w:rPr>
+          <w:highlight w:val="yellow"/>
+          <w:lang w:eastAsia="ru-RU"/>
+        </w:rPr>
+        <w:drawing>
+          <wp:inline distT="0" distB="0" distL="0" distR="0" wp14:anchorId="49228B9D" wp14:editId="4D52E019">
+            <wp:extent cx="5544170" cy="2813574"/>
+            <wp:effectExtent l="19050" t="19050" r="19050" b="25400"/>
+            <wp:docPr id="730642838" name="Рисунок 1"/>
+            <wp:cNvGraphicFramePr>
+              <a:graphicFrameLocks xmlns:a="http://schemas.openxmlformats.org/drawingml/2006/main" noChangeAspect="1"/>
+            </wp:cNvGraphicFramePr>
+            <a:graphic xmlns:a="http://schemas.openxmlformats.org/drawingml/2006/main">
+              <a:graphicData uri="http://schemas.openxmlformats.org/drawingml/2006/picture">
+                <pic:pic xmlns:pic="http://schemas.openxmlformats.org/drawingml/2006/picture">
+                  <pic:nvPicPr>
+                    <pic:cNvPr id="730642838" name=""/>
+                    <pic:cNvPicPr/>
+                  </pic:nvPicPr>
+                  <pic:blipFill>
+                    <a:blip r:embed="rId16"/>
+                    <a:stretch>
+                      <a:fillRect/>
+                    </a:stretch>
+                  </pic:blipFill>
+                  <pic:spPr>
+                    <a:xfrm>
+                      <a:off x="0" y="0"/>
+                      <a:ext cx="5556480" cy="2819821"/>
+                    </a:xfrm>
+                    <a:prstGeom prst="rect">
+                      <a:avLst/>
+                    </a:prstGeom>
+                    <a:ln>
+                      <a:solidFill>
+                        <a:schemeClr val="tx1"/>
+                      </a:solidFill>
+                    </a:ln>
+                  </pic:spPr>
+                </pic:pic>
+              </a:graphicData>
+            </a:graphic>
+          </wp:inline>
+        </w:drawing>
+      </w:r>
+    </w:p>
+    <w:p>
+      <w:pPr>
+        <w:pStyle w:val="afe"/>
+      </w:pPr>
+      <w:r>
+        <w:rPr>
+          <w:highlight w:val="yellow"/>
+        </w:rPr>
+        <w:t xml:space="preserve">Рисунок 6 – </w:t>
+      </w:r>
+      <w:r>
+        <w:rPr>
+          <w:highlight w:val="yellow"/>
+          <w:lang w:val="en-US"/>
+        </w:rPr>
+        <w:t>Tournament</w:t>
+      </w:r>
+      <w:r>
+        <w:rPr>
+          <w:highlight w:val="yellow"/>
+        </w:rPr>
+        <w:t xml:space="preserve"> </w:t>
+      </w:r>
+      <w:r>
+        <w:rPr>
+          <w:highlight w:val="yellow"/>
+          <w:lang w:val="en-US"/>
+        </w:rPr>
+        <w:t>Manager</w:t>
+      </w:r>
+      <w:r>
+        <w:rPr>
+          <w:highlight w:val="yellow"/>
+        </w:rPr>
+        <w:t>. Вид страницы авторизации</w:t>
+      </w:r>
+    </w:p>
+    <w:p>
+      <w:pPr>
+        <w:pStyle w:val="a3"/>
+      </w:pPr>
+      <w:r>
+        <w:t>После успешной авторизации пользователь попадает на главную страницу (рисунок 7).</w:t>
+      </w:r>
+    </w:p>
+    <w:p>
+      <w:pPr>
+        <w:pStyle w:val="a3"/>
+      </w:pPr>
+      <w:r>
+        <w:t xml:space="preserve">Также на главном окне слева расположено навигационное меню, </w:t>
+      </w:r>
+      <w:r>
+        <w:t>в котором отображены темы и лекции.</w:t>
+      </w:r>
+      <w:r>
+        <w:t xml:space="preserve"> </w:t>
+      </w:r>
+      <w:r>
+        <w:t>Справа сверху</w:t>
+      </w:r>
+      <w:r>
+        <w:t xml:space="preserve"> расположена кнопка выхода, при ее нажатии осуществляется переход на страницу авторизации.</w:t>
+      </w:r>
+    </w:p>
+    <w:p>
+      <w:pPr>
+        <w:pStyle w:val="afd"/>
+        <w:rPr>
+          <w:highlight w:val="yellow"/>
+          <w:lang w:val="en-US"/>
+        </w:rPr>
+      </w:pPr>
+      <w:r>
+        <w:rPr>
+          <w:highlight w:val="yellow"/>
+          <w:lang w:eastAsia="ru-RU"/>
+        </w:rPr>
+        <w:lastRenderedPageBreak/>
+        <w:drawing>
+          <wp:inline distT="0" distB="0" distL="0" distR="0" wp14:anchorId="7F6C05A8" wp14:editId="6E21F16B">
+            <wp:extent cx="5928092" cy="2902688"/>
+            <wp:effectExtent l="19050" t="19050" r="15875" b="12065"/>
+            <wp:docPr id="771422231" name="Рисунок 4"/>
+            <wp:cNvGraphicFramePr>
+              <a:graphicFrameLocks xmlns:a="http://schemas.openxmlformats.org/drawingml/2006/main" noChangeAspect="1"/>
+            </wp:cNvGraphicFramePr>
+            <a:graphic xmlns:a="http://schemas.openxmlformats.org/drawingml/2006/main">
+              <a:graphicData uri="http://schemas.openxmlformats.org/drawingml/2006/picture">
+                <pic:pic xmlns:pic="http://schemas.openxmlformats.org/drawingml/2006/picture">
+                  <pic:nvPicPr>
+                    <pic:cNvPr id="0" name="Picture 5"/>
+                    <pic:cNvPicPr>
+                      <a:picLocks noChangeAspect="1" noChangeArrowheads="1"/>
+                    </pic:cNvPicPr>
+                  </pic:nvPicPr>
+                  <pic:blipFill>
+                    <a:blip r:embed="rId17">
+                      <a:extLst>
+                        <a:ext uri="{28A0092B-C50C-407E-A947-70E740481C1C}">
+                          <a14:useLocalDpi xmlns:a14="http://schemas.microsoft.com/office/drawing/2010/main" val="0"/>
+                        </a:ext>
+                      </a:extLst>
+                    </a:blip>
+                    <a:srcRect/>
+                    <a:stretch>
+                      <a:fillRect/>
+                    </a:stretch>
+                  </pic:blipFill>
+                  <pic:spPr bwMode="auto">
+                    <a:xfrm>
+                      <a:off x="0" y="0"/>
+                      <a:ext cx="5981621" cy="2928899"/>
+                    </a:xfrm>
+                    <a:prstGeom prst="rect">
+                      <a:avLst/>
+                    </a:prstGeom>
+                    <a:noFill/>
+                    <a:ln>
+                      <a:solidFill>
+                        <a:schemeClr val="tx1"/>
+                      </a:solidFill>
+                    </a:ln>
+                  </pic:spPr>
+                </pic:pic>
+              </a:graphicData>
+            </a:graphic>
+          </wp:inline>
+        </w:drawing>
+      </w:r>
+    </w:p>
+    <w:p>
+      <w:pPr>
+        <w:pStyle w:val="afe"/>
+      </w:pPr>
+      <w:r>
+        <w:rPr>
+          <w:highlight w:val="yellow"/>
+        </w:rPr>
+        <w:t xml:space="preserve">Рисунок 7 – </w:t>
+      </w:r>
+      <w:r>
+        <w:rPr>
+          <w:highlight w:val="yellow"/>
+          <w:lang w:val="en-US"/>
+        </w:rPr>
+        <w:t>Tournament</w:t>
+      </w:r>
+      <w:r>
+        <w:rPr>
+          <w:highlight w:val="yellow"/>
+        </w:rPr>
+        <w:t xml:space="preserve"> </w:t>
+      </w:r>
+      <w:r>
+        <w:rPr>
+          <w:highlight w:val="yellow"/>
+          <w:lang w:val="en-US"/>
+        </w:rPr>
+        <w:t>Manager</w:t>
+      </w:r>
+      <w:r>
+        <w:rPr>
+          <w:highlight w:val="yellow"/>
+        </w:rPr>
+        <w:t>. Вид главной страницы</w:t>
+      </w:r>
+    </w:p>
+    <w:p>
+      <w:pPr>
+        <w:pStyle w:val="a3"/>
+      </w:pPr>
+    </w:p>
     <w:sectPr>
-      <w:footerReference w:type="default" r:id="rId15"/>
+      <w:footerReference w:type="default" r:id="rId18"/>
       <w:pgSz w:w="11906" w:h="16838"/>
       <w:pgMar w:top="1134" w:right="851" w:bottom="1134" w:left="1701" w:header="709" w:footer="709" w:gutter="0"/>
       <w:pgNumType w:start="1"/>
@@ -1411,7 +5175,7 @@
 </file>
 
 <file path=word/endnotes.xml><?xml version="1.0" encoding="utf-8"?>
-<w:endnotes xmlns:wpc="http://schemas.microsoft.com/office/word/2010/wordprocessingCanvas" xmlns:cx="http://schemas.microsoft.com/office/drawing/2014/chartex" xmlns:mc="http://schemas.openxmlformats.org/markup-compatibility/2006" xmlns:o="urn:schemas-microsoft-com:office:office" xmlns:r="http://schemas.openxmlformats.org/officeDocument/2006/relationships" xmlns:m="http://schemas.openxmlformats.org/officeDocument/2006/math" xmlns:v="urn:schemas-microsoft-com:vml" xmlns:wp14="http://schemas.microsoft.com/office/word/2010/wordprocessingDrawing" xmlns:wp="http://schemas.openxmlformats.org/drawingml/2006/wordprocessingDrawing" xmlns:w10="urn:schemas-microsoft-com:office:word" xmlns:w="http://schemas.openxmlformats.org/wordprocessingml/2006/main" xmlns:w14="http://schemas.microsoft.com/office/word/2010/wordml" xmlns:w15="http://schemas.microsoft.com/office/word/2012/wordml" xmlns:w16se="http://schemas.microsoft.com/office/word/2015/wordml/symex" xmlns:wpg="http://schemas.microsoft.com/office/word/2010/wordprocessingGroup" xmlns:wpi="http://schemas.microsoft.com/office/word/2010/wordprocessingInk" xmlns:wne="http://schemas.microsoft.com/office/word/2006/wordml" xmlns:wps="http://schemas.microsoft.com/office/word/2010/wordprocessingShape" mc:Ignorable="w14 w15 w16se wp14">
+<w:endnotes xmlns:wpc="http://schemas.microsoft.com/office/word/2010/wordprocessingCanvas" xmlns:cx="http://schemas.microsoft.com/office/drawing/2014/chartex" xmlns:cx1="http://schemas.microsoft.com/office/drawing/2015/9/8/chartex" xmlns:cx2="http://schemas.microsoft.com/office/drawing/2015/10/21/chartex" xmlns:cx3="http://schemas.microsoft.com/office/drawing/2016/5/9/chartex" xmlns:cx4="http://schemas.microsoft.com/office/drawing/2016/5/10/chartex" xmlns:cx5="http://schemas.microsoft.com/office/drawing/2016/5/11/chartex" xmlns:cx6="http://schemas.microsoft.com/office/drawing/2016/5/12/chartex" xmlns:cx7="http://schemas.microsoft.com/office/drawing/2016/5/13/chartex" xmlns:cx8="http://schemas.microsoft.com/office/drawing/2016/5/14/chartex" xmlns:mc="http://schemas.openxmlformats.org/markup-compatibility/2006" xmlns:aink="http://schemas.microsoft.com/office/drawing/2016/ink" xmlns:am3d="http://schemas.microsoft.com/office/drawing/2017/model3d" xmlns:o="urn:schemas-microsoft-com:office:office" xmlns:r="http://schemas.openxmlformats.org/officeDocument/2006/relationships" xmlns:m="http://schemas.openxmlformats.org/officeDocument/2006/math" xmlns:v="urn:schemas-microsoft-com:vml" xmlns:wp14="http://schemas.microsoft.com/office/word/2010/wordprocessingDrawing" xmlns:wp="http://schemas.openxmlformats.org/drawingml/2006/wordprocessingDrawing" xmlns:w10="urn:schemas-microsoft-com:office:word" xmlns:w="http://schemas.openxmlformats.org/wordprocessingml/2006/main" xmlns:w14="http://schemas.microsoft.com/office/word/2010/wordml" xmlns:w15="http://schemas.microsoft.com/office/word/2012/wordml" xmlns:w16cex="http://schemas.microsoft.com/office/word/2018/wordml/cex" xmlns:w16cid="http://schemas.microsoft.com/office/word/2016/wordml/cid" xmlns:w16="http://schemas.microsoft.com/office/word/2018/wordml" xmlns:w16sdtdh="http://schemas.microsoft.com/office/word/2020/wordml/sdtdatahash" xmlns:w16se="http://schemas.microsoft.com/office/word/2015/wordml/symex" xmlns:wpg="http://schemas.microsoft.com/office/word/2010/wordprocessingGroup" xmlns:wpi="http://schemas.microsoft.com/office/word/2010/wordprocessingInk" xmlns:wne="http://schemas.microsoft.com/office/word/2006/wordml" xmlns:wps="http://schemas.microsoft.com/office/word/2010/wordprocessingShape" mc:Ignorable="w14 w15 w16se w16cid w16 w16cex w16sdtdh wp14">
   <w:endnote w:type="separator" w:id="-1">
     <w:p>
       <w:r>
@@ -1430,7 +5194,7 @@
 </file>
 
 <file path=word/footer1.xml><?xml version="1.0" encoding="utf-8"?>
-<w:ftr xmlns:wpc="http://schemas.microsoft.com/office/word/2010/wordprocessingCanvas" xmlns:cx="http://schemas.microsoft.com/office/drawing/2014/chartex" xmlns:mc="http://schemas.openxmlformats.org/markup-compatibility/2006" xmlns:o="urn:schemas-microsoft-com:office:office" xmlns:r="http://schemas.openxmlformats.org/officeDocument/2006/relationships" xmlns:m="http://schemas.openxmlformats.org/officeDocument/2006/math" xmlns:v="urn:schemas-microsoft-com:vml" xmlns:wp14="http://schemas.microsoft.com/office/word/2010/wordprocessingDrawing" xmlns:wp="http://schemas.openxmlformats.org/drawingml/2006/wordprocessingDrawing" xmlns:w10="urn:schemas-microsoft-com:office:word" xmlns:w="http://schemas.openxmlformats.org/wordprocessingml/2006/main" xmlns:w14="http://schemas.microsoft.com/office/word/2010/wordml" xmlns:w15="http://schemas.microsoft.com/office/word/2012/wordml" xmlns:w16se="http://schemas.microsoft.com/office/word/2015/wordml/symex" xmlns:wpg="http://schemas.microsoft.com/office/word/2010/wordprocessingGroup" xmlns:wpi="http://schemas.microsoft.com/office/word/2010/wordprocessingInk" xmlns:wne="http://schemas.microsoft.com/office/word/2006/wordml" xmlns:wps="http://schemas.microsoft.com/office/word/2010/wordprocessingShape" mc:Ignorable="w14 w15 w16se wp14">
+<w:ftr xmlns:wpc="http://schemas.microsoft.com/office/word/2010/wordprocessingCanvas" xmlns:cx="http://schemas.microsoft.com/office/drawing/2014/chartex" xmlns:cx1="http://schemas.microsoft.com/office/drawing/2015/9/8/chartex" xmlns:cx2="http://schemas.microsoft.com/office/drawing/2015/10/21/chartex" xmlns:cx3="http://schemas.microsoft.com/office/drawing/2016/5/9/chartex" xmlns:cx4="http://schemas.microsoft.com/office/drawing/2016/5/10/chartex" xmlns:cx5="http://schemas.microsoft.com/office/drawing/2016/5/11/chartex" xmlns:cx6="http://schemas.microsoft.com/office/drawing/2016/5/12/chartex" xmlns:cx7="http://schemas.microsoft.com/office/drawing/2016/5/13/chartex" xmlns:cx8="http://schemas.microsoft.com/office/drawing/2016/5/14/chartex" xmlns:mc="http://schemas.openxmlformats.org/markup-compatibility/2006" xmlns:aink="http://schemas.microsoft.com/office/drawing/2016/ink" xmlns:am3d="http://schemas.microsoft.com/office/drawing/2017/model3d" xmlns:o="urn:schemas-microsoft-com:office:office" xmlns:r="http://schemas.openxmlformats.org/officeDocument/2006/relationships" xmlns:m="http://schemas.openxmlformats.org/officeDocument/2006/math" xmlns:v="urn:schemas-microsoft-com:vml" xmlns:wp14="http://schemas.microsoft.com/office/word/2010/wordprocessingDrawing" xmlns:wp="http://schemas.openxmlformats.org/drawingml/2006/wordprocessingDrawing" xmlns:w10="urn:schemas-microsoft-com:office:word" xmlns:w="http://schemas.openxmlformats.org/wordprocessingml/2006/main" xmlns:w14="http://schemas.microsoft.com/office/word/2010/wordml" xmlns:w15="http://schemas.microsoft.com/office/word/2012/wordml" xmlns:w16cex="http://schemas.microsoft.com/office/word/2018/wordml/cex" xmlns:w16cid="http://schemas.microsoft.com/office/word/2016/wordml/cid" xmlns:w16="http://schemas.microsoft.com/office/word/2018/wordml" xmlns:w16sdtdh="http://schemas.microsoft.com/office/word/2020/wordml/sdtdatahash" xmlns:w16se="http://schemas.microsoft.com/office/word/2015/wordml/symex" xmlns:wpg="http://schemas.microsoft.com/office/word/2010/wordprocessingGroup" xmlns:wpi="http://schemas.microsoft.com/office/word/2010/wordprocessingInk" xmlns:wne="http://schemas.microsoft.com/office/word/2006/wordml" xmlns:wps="http://schemas.microsoft.com/office/word/2010/wordprocessingShape" mc:Ignorable="w14 w15 w16se w16cid w16 w16cex w16sdtdh wp14">
   <w:sdt>
     <w:sdtPr>
       <w:id w:val="1643229897"/>
@@ -1471,7 +5235,7 @@
 </file>
 
 <file path=word/footnotes.xml><?xml version="1.0" encoding="utf-8"?>
-<w:footnotes xmlns:wpc="http://schemas.microsoft.com/office/word/2010/wordprocessingCanvas" xmlns:cx="http://schemas.microsoft.com/office/drawing/2014/chartex" xmlns:mc="http://schemas.openxmlformats.org/markup-compatibility/2006" xmlns:o="urn:schemas-microsoft-com:office:office" xmlns:r="http://schemas.openxmlformats.org/officeDocument/2006/relationships" xmlns:m="http://schemas.openxmlformats.org/officeDocument/2006/math" xmlns:v="urn:schemas-microsoft-com:vml" xmlns:wp14="http://schemas.microsoft.com/office/word/2010/wordprocessingDrawing" xmlns:wp="http://schemas.openxmlformats.org/drawingml/2006/wordprocessingDrawing" xmlns:w10="urn:schemas-microsoft-com:office:word" xmlns:w="http://schemas.openxmlformats.org/wordprocessingml/2006/main" xmlns:w14="http://schemas.microsoft.com/office/word/2010/wordml" xmlns:w15="http://schemas.microsoft.com/office/word/2012/wordml" xmlns:w16se="http://schemas.microsoft.com/office/word/2015/wordml/symex" xmlns:wpg="http://schemas.microsoft.com/office/word/2010/wordprocessingGroup" xmlns:wpi="http://schemas.microsoft.com/office/word/2010/wordprocessingInk" xmlns:wne="http://schemas.microsoft.com/office/word/2006/wordml" xmlns:wps="http://schemas.microsoft.com/office/word/2010/wordprocessingShape" mc:Ignorable="w14 w15 w16se wp14">
+<w:footnotes xmlns:wpc="http://schemas.microsoft.com/office/word/2010/wordprocessingCanvas" xmlns:cx="http://schemas.microsoft.com/office/drawing/2014/chartex" xmlns:cx1="http://schemas.microsoft.com/office/drawing/2015/9/8/chartex" xmlns:cx2="http://schemas.microsoft.com/office/drawing/2015/10/21/chartex" xmlns:cx3="http://schemas.microsoft.com/office/drawing/2016/5/9/chartex" xmlns:cx4="http://schemas.microsoft.com/office/drawing/2016/5/10/chartex" xmlns:cx5="http://schemas.microsoft.com/office/drawing/2016/5/11/chartex" xmlns:cx6="http://schemas.microsoft.com/office/drawing/2016/5/12/chartex" xmlns:cx7="http://schemas.microsoft.com/office/drawing/2016/5/13/chartex" xmlns:cx8="http://schemas.microsoft.com/office/drawing/2016/5/14/chartex" xmlns:mc="http://schemas.openxmlformats.org/markup-compatibility/2006" xmlns:aink="http://schemas.microsoft.com/office/drawing/2016/ink" xmlns:am3d="http://schemas.microsoft.com/office/drawing/2017/model3d" xmlns:o="urn:schemas-microsoft-com:office:office" xmlns:r="http://schemas.openxmlformats.org/officeDocument/2006/relationships" xmlns:m="http://schemas.openxmlformats.org/officeDocument/2006/math" xmlns:v="urn:schemas-microsoft-com:vml" xmlns:wp14="http://schemas.microsoft.com/office/word/2010/wordprocessingDrawing" xmlns:wp="http://schemas.openxmlformats.org/drawingml/2006/wordprocessingDrawing" xmlns:w10="urn:schemas-microsoft-com:office:word" xmlns:w="http://schemas.openxmlformats.org/wordprocessingml/2006/main" xmlns:w14="http://schemas.microsoft.com/office/word/2010/wordml" xmlns:w15="http://schemas.microsoft.com/office/word/2012/wordml" xmlns:w16cex="http://schemas.microsoft.com/office/word/2018/wordml/cex" xmlns:w16cid="http://schemas.microsoft.com/office/word/2016/wordml/cid" xmlns:w16="http://schemas.microsoft.com/office/word/2018/wordml" xmlns:w16sdtdh="http://schemas.microsoft.com/office/word/2020/wordml/sdtdatahash" xmlns:w16se="http://schemas.microsoft.com/office/word/2015/wordml/symex" xmlns:wpg="http://schemas.microsoft.com/office/word/2010/wordprocessingGroup" xmlns:wpi="http://schemas.microsoft.com/office/word/2010/wordprocessingInk" xmlns:wne="http://schemas.microsoft.com/office/word/2006/wordml" xmlns:wps="http://schemas.microsoft.com/office/word/2010/wordprocessingShape" mc:Ignorable="w14 w15 w16se w16cid w16 w16cex w16sdtdh wp14">
   <w:footnote w:type="separator" w:id="-1">
     <w:p>
       <w:r>
@@ -1490,7 +5254,7 @@
 </file>
 
 <file path=word/numbering.xml><?xml version="1.0" encoding="utf-8"?>
-<w:numbering xmlns:wpc="http://schemas.microsoft.com/office/word/2010/wordprocessingCanvas" xmlns:cx="http://schemas.microsoft.com/office/drawing/2014/chartex" xmlns:mc="http://schemas.openxmlformats.org/markup-compatibility/2006" xmlns:o="urn:schemas-microsoft-com:office:office" xmlns:r="http://schemas.openxmlformats.org/officeDocument/2006/relationships" xmlns:m="http://schemas.openxmlformats.org/officeDocument/2006/math" xmlns:v="urn:schemas-microsoft-com:vml" xmlns:wp14="http://schemas.microsoft.com/office/word/2010/wordprocessingDrawing" xmlns:wp="http://schemas.openxmlformats.org/drawingml/2006/wordprocessingDrawing" xmlns:w10="urn:schemas-microsoft-com:office:word" xmlns:w="http://schemas.openxmlformats.org/wordprocessingml/2006/main" xmlns:w14="http://schemas.microsoft.com/office/word/2010/wordml" xmlns:w15="http://schemas.microsoft.com/office/word/2012/wordml" xmlns:w16se="http://schemas.microsoft.com/office/word/2015/wordml/symex" xmlns:wpg="http://schemas.microsoft.com/office/word/2010/wordprocessingGroup" xmlns:wpi="http://schemas.microsoft.com/office/word/2010/wordprocessingInk" xmlns:wne="http://schemas.microsoft.com/office/word/2006/wordml" xmlns:wps="http://schemas.microsoft.com/office/word/2010/wordprocessingShape" mc:Ignorable="w14 w15 w16se wp14">
+<w:numbering xmlns:wpc="http://schemas.microsoft.com/office/word/2010/wordprocessingCanvas" xmlns:cx="http://schemas.microsoft.com/office/drawing/2014/chartex" xmlns:cx1="http://schemas.microsoft.com/office/drawing/2015/9/8/chartex" xmlns:cx2="http://schemas.microsoft.com/office/drawing/2015/10/21/chartex" xmlns:cx3="http://schemas.microsoft.com/office/drawing/2016/5/9/chartex" xmlns:cx4="http://schemas.microsoft.com/office/drawing/2016/5/10/chartex" xmlns:cx5="http://schemas.microsoft.com/office/drawing/2016/5/11/chartex" xmlns:cx6="http://schemas.microsoft.com/office/drawing/2016/5/12/chartex" xmlns:cx7="http://schemas.microsoft.com/office/drawing/2016/5/13/chartex" xmlns:cx8="http://schemas.microsoft.com/office/drawing/2016/5/14/chartex" xmlns:mc="http://schemas.openxmlformats.org/markup-compatibility/2006" xmlns:aink="http://schemas.microsoft.com/office/drawing/2016/ink" xmlns:am3d="http://schemas.microsoft.com/office/drawing/2017/model3d" xmlns:o="urn:schemas-microsoft-com:office:office" xmlns:r="http://schemas.openxmlformats.org/officeDocument/2006/relationships" xmlns:m="http://schemas.openxmlformats.org/officeDocument/2006/math" xmlns:v="urn:schemas-microsoft-com:vml" xmlns:wp14="http://schemas.microsoft.com/office/word/2010/wordprocessingDrawing" xmlns:wp="http://schemas.openxmlformats.org/drawingml/2006/wordprocessingDrawing" xmlns:w10="urn:schemas-microsoft-com:office:word" xmlns:w="http://schemas.openxmlformats.org/wordprocessingml/2006/main" xmlns:w14="http://schemas.microsoft.com/office/word/2010/wordml" xmlns:w15="http://schemas.microsoft.com/office/word/2012/wordml" xmlns:w16cex="http://schemas.microsoft.com/office/word/2018/wordml/cex" xmlns:w16cid="http://schemas.microsoft.com/office/word/2016/wordml/cid" xmlns:w16="http://schemas.microsoft.com/office/word/2018/wordml" xmlns:w16sdtdh="http://schemas.microsoft.com/office/word/2020/wordml/sdtdatahash" xmlns:w16se="http://schemas.microsoft.com/office/word/2015/wordml/symex" xmlns:wpg="http://schemas.microsoft.com/office/word/2010/wordprocessingGroup" xmlns:wpi="http://schemas.microsoft.com/office/word/2010/wordprocessingInk" xmlns:wne="http://schemas.microsoft.com/office/word/2006/wordml" xmlns:wps="http://schemas.microsoft.com/office/word/2010/wordprocessingShape" mc:Ignorable="w14 w15 w16se w16cid w16 w16cex w16sdtdh wp14">
   <w:abstractNum w:abstractNumId="0" w15:restartNumberingAfterBreak="0">
     <w:nsid w:val="0428275C"/>
     <w:multiLevelType w:val="hybridMultilevel"/>
@@ -2458,7 +6222,7 @@
 </file>
 
 <file path=word/styles.xml><?xml version="1.0" encoding="utf-8"?>
-<w:styles xmlns:mc="http://schemas.openxmlformats.org/markup-compatibility/2006" xmlns:r="http://schemas.openxmlformats.org/officeDocument/2006/relationships" xmlns:w="http://schemas.openxmlformats.org/wordprocessingml/2006/main" xmlns:w14="http://schemas.microsoft.com/office/word/2010/wordml" xmlns:w15="http://schemas.microsoft.com/office/word/2012/wordml" xmlns:w16se="http://schemas.microsoft.com/office/word/2015/wordml/symex" mc:Ignorable="w14 w15 w16se">
+<w:styles xmlns:mc="http://schemas.openxmlformats.org/markup-compatibility/2006" xmlns:r="http://schemas.openxmlformats.org/officeDocument/2006/relationships" xmlns:w="http://schemas.openxmlformats.org/wordprocessingml/2006/main" xmlns:w14="http://schemas.microsoft.com/office/word/2010/wordml" xmlns:w15="http://schemas.microsoft.com/office/word/2012/wordml" xmlns:w16cex="http://schemas.microsoft.com/office/word/2018/wordml/cex" xmlns:w16cid="http://schemas.microsoft.com/office/word/2016/wordml/cid" xmlns:w16="http://schemas.microsoft.com/office/word/2018/wordml" xmlns:w16sdtdh="http://schemas.microsoft.com/office/word/2020/wordml/sdtdatahash" xmlns:w16se="http://schemas.microsoft.com/office/word/2015/wordml/symex" mc:Ignorable="w14 w15 w16se w16cid w16 w16cex w16sdtdh">
   <w:docDefaults>
     <w:rPrDefault>
       <w:rPr>
@@ -2476,7 +6240,7 @@
       </w:pPr>
     </w:pPrDefault>
   </w:docDefaults>
-  <w:latentStyles w:defLockedState="0" w:defUIPriority="99" w:defSemiHidden="0" w:defUnhideWhenUsed="0" w:defQFormat="0" w:count="371">
+  <w:latentStyles w:defLockedState="0" w:defUIPriority="99" w:defSemiHidden="0" w:defUnhideWhenUsed="0" w:defQFormat="0" w:count="376">
     <w:lsdException w:name="Normal" w:uiPriority="0" w:qFormat="1"/>
     <w:lsdException w:name="heading 1" w:uiPriority="9" w:qFormat="1"/>
     <w:lsdException w:name="heading 2" w:semiHidden="1" w:uiPriority="9" w:unhideWhenUsed="1" w:qFormat="1"/>
@@ -2848,6 +6612,11 @@
     <w:lsdException w:name="List Table 5 Dark Accent 6" w:uiPriority="50"/>
     <w:lsdException w:name="List Table 6 Colorful Accent 6" w:uiPriority="51"/>
     <w:lsdException w:name="List Table 7 Colorful Accent 6" w:uiPriority="52"/>
+    <w:lsdException w:name="Mention" w:semiHidden="1" w:unhideWhenUsed="1"/>
+    <w:lsdException w:name="Smart Hyperlink" w:semiHidden="1" w:unhideWhenUsed="1"/>
+    <w:lsdException w:name="Hashtag" w:semiHidden="1" w:unhideWhenUsed="1"/>
+    <w:lsdException w:name="Unresolved Mention" w:semiHidden="1" w:unhideWhenUsed="1"/>
+    <w:lsdException w:name="Smart Link" w:semiHidden="1" w:unhideWhenUsed="1"/>
   </w:latentStyles>
   <w:style w:type="paragraph" w:default="1" w:styleId="a2">
     <w:name w:val="Normal"/>

--- a/CoursePart2.docx
+++ b/CoursePart2.docx
@@ -1,6 +1,6 @@
 
 <file path=word/document.xml><?xml version="1.0" encoding="utf-8"?>
-<w:document xmlns:wpc="http://schemas.microsoft.com/office/word/2010/wordprocessingCanvas" xmlns:cx="http://schemas.microsoft.com/office/drawing/2014/chartex" xmlns:cx1="http://schemas.microsoft.com/office/drawing/2015/9/8/chartex" xmlns:cx2="http://schemas.microsoft.com/office/drawing/2015/10/21/chartex" xmlns:cx3="http://schemas.microsoft.com/office/drawing/2016/5/9/chartex" xmlns:cx4="http://schemas.microsoft.com/office/drawing/2016/5/10/chartex" xmlns:cx5="http://schemas.microsoft.com/office/drawing/2016/5/11/chartex" xmlns:cx6="http://schemas.microsoft.com/office/drawing/2016/5/12/chartex" xmlns:cx7="http://schemas.microsoft.com/office/drawing/2016/5/13/chartex" xmlns:cx8="http://schemas.microsoft.com/office/drawing/2016/5/14/chartex" xmlns:mc="http://schemas.openxmlformats.org/markup-compatibility/2006" xmlns:aink="http://schemas.microsoft.com/office/drawing/2016/ink" xmlns:am3d="http://schemas.microsoft.com/office/drawing/2017/model3d" xmlns:o="urn:schemas-microsoft-com:office:office" xmlns:r="http://schemas.openxmlformats.org/officeDocument/2006/relationships" xmlns:m="http://schemas.openxmlformats.org/officeDocument/2006/math" xmlns:v="urn:schemas-microsoft-com:vml" xmlns:wp14="http://schemas.microsoft.com/office/word/2010/wordprocessingDrawing" xmlns:wp="http://schemas.openxmlformats.org/drawingml/2006/wordprocessingDrawing" xmlns:w10="urn:schemas-microsoft-com:office:word" xmlns:w="http://schemas.openxmlformats.org/wordprocessingml/2006/main" xmlns:w14="http://schemas.microsoft.com/office/word/2010/wordml" xmlns:w15="http://schemas.microsoft.com/office/word/2012/wordml" xmlns:w16cex="http://schemas.microsoft.com/office/word/2018/wordml/cex" xmlns:w16cid="http://schemas.microsoft.com/office/word/2016/wordml/cid" xmlns:w16="http://schemas.microsoft.com/office/word/2018/wordml" xmlns:w16sdtdh="http://schemas.microsoft.com/office/word/2020/wordml/sdtdatahash" xmlns:w16se="http://schemas.microsoft.com/office/word/2015/wordml/symex" xmlns:wpg="http://schemas.microsoft.com/office/word/2010/wordprocessingGroup" xmlns:wpi="http://schemas.microsoft.com/office/word/2010/wordprocessingInk" xmlns:wne="http://schemas.microsoft.com/office/word/2006/wordml" xmlns:wps="http://schemas.microsoft.com/office/word/2010/wordprocessingShape" mc:Ignorable="w14 w15 w16se w16cid w16 w16cex w16sdtdh wp14">
+<w:document xmlns:wpc="http://schemas.microsoft.com/office/word/2010/wordprocessingCanvas" xmlns:cx="http://schemas.microsoft.com/office/drawing/2014/chartex" xmlns:cx1="http://schemas.microsoft.com/office/drawing/2015/9/8/chartex" xmlns:cx2="http://schemas.microsoft.com/office/drawing/2015/10/21/chartex" xmlns:cx3="http://schemas.microsoft.com/office/drawing/2016/5/9/chartex" xmlns:cx4="http://schemas.microsoft.com/office/drawing/2016/5/10/chartex" xmlns:cx5="http://schemas.microsoft.com/office/drawing/2016/5/11/chartex" xmlns:cx6="http://schemas.microsoft.com/office/drawing/2016/5/12/chartex" xmlns:cx7="http://schemas.microsoft.com/office/drawing/2016/5/13/chartex" xmlns:cx8="http://schemas.microsoft.com/office/drawing/2016/5/14/chartex" xmlns:mc="http://schemas.openxmlformats.org/markup-compatibility/2006" xmlns:aink="http://schemas.microsoft.com/office/drawing/2016/ink" xmlns:am3d="http://schemas.microsoft.com/office/drawing/2017/model3d" xmlns:o="urn:schemas-microsoft-com:office:office" xmlns:oel="http://schemas.microsoft.com/office/2019/extlst" xmlns:r="http://schemas.openxmlformats.org/officeDocument/2006/relationships" xmlns:m="http://schemas.openxmlformats.org/officeDocument/2006/math" xmlns:v="urn:schemas-microsoft-com:vml" xmlns:wp14="http://schemas.microsoft.com/office/word/2010/wordprocessingDrawing" xmlns:wp="http://schemas.openxmlformats.org/drawingml/2006/wordprocessingDrawing" xmlns:w10="urn:schemas-microsoft-com:office:word" xmlns:w="http://schemas.openxmlformats.org/wordprocessingml/2006/main" xmlns:w14="http://schemas.microsoft.com/office/word/2010/wordml" xmlns:w15="http://schemas.microsoft.com/office/word/2012/wordml" xmlns:w16cex="http://schemas.microsoft.com/office/word/2018/wordml/cex" xmlns:w16cid="http://schemas.microsoft.com/office/word/2016/wordml/cid" xmlns:w16="http://schemas.microsoft.com/office/word/2018/wordml" xmlns:w16du="http://schemas.microsoft.com/office/word/2023/wordml/word16du" xmlns:w16sdtdh="http://schemas.microsoft.com/office/word/2020/wordml/sdtdatahash" xmlns:w16sdtfl="http://schemas.microsoft.com/office/word/2024/wordml/sdtformatlock" xmlns:w16se="http://schemas.microsoft.com/office/word/2015/wordml/symex" xmlns:wpg="http://schemas.microsoft.com/office/word/2010/wordprocessingGroup" xmlns:wpi="http://schemas.microsoft.com/office/word/2010/wordprocessingInk" xmlns:wne="http://schemas.microsoft.com/office/word/2006/wordml" xmlns:wps="http://schemas.microsoft.com/office/word/2010/wordprocessingShape" mc:Ignorable="w14 w15 w16se w16cid w16 w16cex w16sdtdh w16sdtfl w16du wp14">
   <w:body>
     <w:p>
       <w:pPr>
@@ -79,39 +79,39 @@
           <w:sz w:val="24"/>
           <w:szCs w:val="24"/>
         </w:rPr>
-        <w:t>(</w:t>
-      </w:r>
-      <w:proofErr w:type="spellStart"/>
-      <w:r>
+        <w:t>(СПбГУТ)</w:t>
+      </w:r>
+    </w:p>
+    <w:p>
+      <w:pPr>
+        <w:jc w:val="center"/>
         <w:rPr>
           <w:b/>
           <w:bCs/>
           <w:sz w:val="24"/>
           <w:szCs w:val="24"/>
         </w:rPr>
-        <w:t>СПбГУТ</w:t>
-      </w:r>
-      <w:proofErr w:type="spellEnd"/>
-      <w:r>
+      </w:pPr>
+    </w:p>
+    <w:p>
+      <w:pPr>
+        <w:jc w:val="center"/>
         <w:rPr>
           <w:b/>
           <w:bCs/>
           <w:sz w:val="24"/>
           <w:szCs w:val="24"/>
         </w:rPr>
-        <w:t>)</w:t>
-      </w:r>
-    </w:p>
-    <w:p>
-      <w:pPr>
-        <w:jc w:val="center"/>
+      </w:pPr>
+      <w:r>
         <w:rPr>
           <w:b/>
           <w:bCs/>
           <w:sz w:val="24"/>
           <w:szCs w:val="24"/>
         </w:rPr>
-      </w:pPr>
+        <w:t>АРХАНГЕЛЬСКИЙ КОЛЛЕДЖ ТЕЛЕКОММУНИКАЦИЙ</w:t>
+      </w:r>
     </w:p>
     <w:p>
       <w:pPr>
@@ -130,7 +130,7 @@
           <w:sz w:val="24"/>
           <w:szCs w:val="24"/>
         </w:rPr>
-        <w:t>АРХАНГЕЛЬСКИЙ КОЛЛЕДЖ ТЕЛЕКОММУНИКАЦИЙ</w:t>
+        <w:t>ИМ. Б.Л. РОЗИНГА (ФИЛИАЛ) СПбГУТ</w:t>
       </w:r>
     </w:p>
     <w:p>
@@ -150,58 +150,7 @@
           <w:sz w:val="24"/>
           <w:szCs w:val="24"/>
         </w:rPr>
-        <w:t xml:space="preserve">ИМ. Б.Л. РОЗИНГА (ФИЛИАЛ) </w:t>
-      </w:r>
-      <w:proofErr w:type="spellStart"/>
-      <w:r>
-        <w:rPr>
-          <w:b/>
-          <w:bCs/>
-          <w:sz w:val="24"/>
-          <w:szCs w:val="24"/>
-        </w:rPr>
-        <w:t>СПбГУТ</w:t>
-      </w:r>
-      <w:proofErr w:type="spellEnd"/>
-    </w:p>
-    <w:p>
-      <w:pPr>
-        <w:jc w:val="center"/>
-        <w:rPr>
-          <w:b/>
-          <w:bCs/>
-          <w:sz w:val="24"/>
-          <w:szCs w:val="24"/>
-        </w:rPr>
-      </w:pPr>
-      <w:r>
-        <w:rPr>
-          <w:b/>
-          <w:bCs/>
-          <w:sz w:val="24"/>
-          <w:szCs w:val="24"/>
-        </w:rPr>
-        <w:t xml:space="preserve">(АКТ (ф) </w:t>
-      </w:r>
-      <w:proofErr w:type="spellStart"/>
-      <w:r>
-        <w:rPr>
-          <w:b/>
-          <w:bCs/>
-          <w:sz w:val="24"/>
-          <w:szCs w:val="24"/>
-        </w:rPr>
-        <w:t>СПбГУТ</w:t>
-      </w:r>
-      <w:proofErr w:type="spellEnd"/>
-      <w:r>
-        <w:rPr>
-          <w:b/>
-          <w:bCs/>
-          <w:sz w:val="24"/>
-          <w:szCs w:val="24"/>
-        </w:rPr>
-        <w:t>)</w:t>
+        <w:t>(АКТ (ф) СПбГУТ)</w:t>
       </w:r>
     </w:p>
     <w:p>
@@ -2359,7 +2308,7 @@
             <v:path o:extrusionok="f" gradientshapeok="t" o:connecttype="rect"/>
             <o:lock v:ext="edit" aspectratio="t"/>
           </v:shapetype>
-          <v:shape id="_x0000_i1025" type="#_x0000_t75" style="width:401.4pt;height:347.6pt">
+          <v:shape id="_x0000_i1025" type="#_x0000_t75" style="width:401.7pt;height:347.85pt">
             <v:imagedata r:id="rId8" o:title="Диаграмма без названия"/>
           </v:shape>
         </w:pict>
@@ -3278,7 +3227,7 @@
       <w:r>
         <w:lastRenderedPageBreak/>
         <w:pict w14:anchorId="3F65D797">
-          <v:shape id="_x0000_i1026" type="#_x0000_t75" style="width:242.5pt;height:229.25pt">
+          <v:shape id="_x0000_i1026" type="#_x0000_t75" style="width:242.55pt;height:228.9pt">
             <v:imagedata r:id="rId12" o:title="magazine-icon-png-61-e1610285989836"/>
           </v:shape>
         </w:pict>
@@ -3337,7 +3286,7 @@
       </w:pPr>
       <w:r>
         <w:pict w14:anchorId="0CCBE675">
-          <v:shape id="_x0000_i1027" type="#_x0000_t75" style="width:467.6pt;height:152.3pt">
+          <v:shape id="_x0000_i1027" type="#_x0000_t75" style="width:467.6pt;height:152.35pt">
             <v:imagedata r:id="rId13" o:title="uml"/>
           </v:shape>
         </w:pict>
@@ -3395,7 +3344,7 @@
       </w:pPr>
       <w:r>
         <w:pict w14:anchorId="2D5A81A2">
-          <v:shape id="_x0000_i1028" type="#_x0000_t75" style="width:467.6pt;height:490.75pt">
+          <v:shape id="_x0000_i1028" type="#_x0000_t75" style="width:467.6pt;height:490.35pt">
             <v:imagedata r:id="rId14" o:title="Диаграмма без названия"/>
           </v:shape>
         </w:pict>
@@ -3441,6 +3390,9 @@
     <w:p>
       <w:pPr>
         <w:pStyle w:val="a3"/>
+        <w:rPr>
+          <w:lang w:val="en-US"/>
+        </w:rPr>
       </w:pPr>
       <w:r>
         <w:t xml:space="preserve">В ходе проектирования разработаны БД в </w:t>
@@ -3530,12 +3482,1619 @@
       <w:pPr>
         <w:pStyle w:val="a3"/>
       </w:pPr>
+      <w:r>
+        <w:t>Взаимодействие приложения с сервером осуществляется</w:t>
+      </w:r>
+      <w:r>
+        <w:t xml:space="preserve"> </w:t>
+      </w:r>
+      <w:r>
+        <w:t xml:space="preserve">с использованием библиотеки </w:t>
+      </w:r>
+      <w:r>
+        <w:rPr>
+          <w:lang w:val="en-US"/>
+        </w:rPr>
+        <w:t>Entity</w:t>
+      </w:r>
+      <w:r>
+        <w:t xml:space="preserve"> </w:t>
+      </w:r>
+      <w:r>
+        <w:rPr>
+          <w:lang w:val="en-US"/>
+        </w:rPr>
+        <w:t>Framework</w:t>
+      </w:r>
+      <w:r>
+        <w:t xml:space="preserve"> </w:t>
+      </w:r>
+      <w:r>
+        <w:rPr>
+          <w:lang w:val="en-US"/>
+        </w:rPr>
+        <w:t>Core</w:t>
+      </w:r>
+      <w:r>
+        <w:t>.</w:t>
+      </w:r>
+      <w:r>
+        <w:t xml:space="preserve"> С помощью данной библиотеки реализованы модели и контекст БД. </w:t>
+      </w:r>
+      <w:r>
+        <w:t>Код метода добавления вариантов ответа на тест представлен листингом 1.</w:t>
+      </w:r>
+    </w:p>
+    <w:p>
+      <w:pPr>
+        <w:pStyle w:val="aff2"/>
+        <w:rPr>
+          <w:lang w:val="en-US"/>
+        </w:rPr>
+      </w:pPr>
+      <w:r>
+        <w:t>Листинг</w:t>
+      </w:r>
+      <w:r>
+        <w:rPr>
+          <w:lang w:val="en-US"/>
+        </w:rPr>
+        <w:t xml:space="preserve"> 1 – </w:t>
+      </w:r>
+      <w:r>
+        <w:t>Код</w:t>
+      </w:r>
+      <w:r>
+        <w:rPr>
+          <w:lang w:val="en-US"/>
+        </w:rPr>
+        <w:t xml:space="preserve"> </w:t>
+      </w:r>
+      <w:r>
+        <w:t>метода</w:t>
+      </w:r>
+      <w:r>
+        <w:rPr>
+          <w:lang w:val="en-US"/>
+        </w:rPr>
+        <w:t xml:space="preserve"> </w:t>
+      </w:r>
+      <w:proofErr w:type="spellStart"/>
+      <w:r>
+        <w:rPr>
+          <w:lang w:val="en-US"/>
+        </w:rPr>
+        <w:t>AddTestResults</w:t>
+      </w:r>
+      <w:proofErr w:type="spellEnd"/>
+    </w:p>
+    <w:p>
+      <w:pPr>
+        <w:pStyle w:val="aff0"/>
+        <w:rPr>
+          <w:lang w:val="en-US"/>
+        </w:rPr>
+      </w:pPr>
+      <w:r>
+        <w:rPr>
+          <w:lang w:val="en-US"/>
+        </w:rPr>
+        <w:t xml:space="preserve">public async Task </w:t>
+      </w:r>
+      <w:proofErr w:type="spellStart"/>
+      <w:proofErr w:type="gramStart"/>
+      <w:r>
+        <w:rPr>
+          <w:lang w:val="en-US"/>
+        </w:rPr>
+        <w:t>AddTestResults</w:t>
+      </w:r>
+      <w:proofErr w:type="spellEnd"/>
+      <w:r>
+        <w:rPr>
+          <w:lang w:val="en-US"/>
+        </w:rPr>
+        <w:t>(</w:t>
+      </w:r>
+      <w:proofErr w:type="gramEnd"/>
+      <w:r>
+        <w:rPr>
+          <w:lang w:val="en-US"/>
+        </w:rPr>
+        <w:t>List&lt;</w:t>
+      </w:r>
+      <w:proofErr w:type="spellStart"/>
+      <w:r>
+        <w:rPr>
+          <w:lang w:val="en-US"/>
+        </w:rPr>
+        <w:t>QuestionsResult</w:t>
+      </w:r>
+      <w:proofErr w:type="spellEnd"/>
+      <w:r>
+        <w:rPr>
+          <w:lang w:val="en-US"/>
+        </w:rPr>
+        <w:t xml:space="preserve">&gt; </w:t>
+      </w:r>
+      <w:proofErr w:type="spellStart"/>
+      <w:r>
+        <w:rPr>
+          <w:lang w:val="en-US"/>
+        </w:rPr>
+        <w:t>questionsResults</w:t>
+      </w:r>
+      <w:proofErr w:type="spellEnd"/>
+      <w:r>
+        <w:rPr>
+          <w:lang w:val="en-US"/>
+        </w:rPr>
+        <w:t>)</w:t>
+      </w:r>
+    </w:p>
+    <w:p>
+      <w:pPr>
+        <w:pStyle w:val="aff0"/>
+        <w:rPr>
+          <w:lang w:val="en-US"/>
+        </w:rPr>
+      </w:pPr>
+      <w:r>
+        <w:rPr>
+          <w:lang w:val="en-US"/>
+        </w:rPr>
+        <w:t xml:space="preserve">        {</w:t>
+      </w:r>
+    </w:p>
+    <w:p>
+      <w:pPr>
+        <w:pStyle w:val="aff0"/>
+        <w:rPr>
+          <w:lang w:val="en-US"/>
+        </w:rPr>
+      </w:pPr>
+      <w:r>
+        <w:rPr>
+          <w:lang w:val="en-US"/>
+        </w:rPr>
+        <w:t xml:space="preserve">            foreach (var result in </w:t>
+      </w:r>
+      <w:proofErr w:type="spellStart"/>
+      <w:r>
+        <w:rPr>
+          <w:lang w:val="en-US"/>
+        </w:rPr>
+        <w:t>questionsResults</w:t>
+      </w:r>
+      <w:proofErr w:type="spellEnd"/>
+      <w:r>
+        <w:rPr>
+          <w:lang w:val="en-US"/>
+        </w:rPr>
+        <w:t>)</w:t>
+      </w:r>
+    </w:p>
+    <w:p>
+      <w:pPr>
+        <w:pStyle w:val="aff0"/>
+      </w:pPr>
+      <w:r>
+        <w:rPr>
+          <w:lang w:val="en-US"/>
+        </w:rPr>
+        <w:t xml:space="preserve">            </w:t>
+      </w:r>
+      <w:r>
+        <w:t>{</w:t>
+      </w:r>
+    </w:p>
+    <w:p>
+      <w:pPr>
+        <w:pStyle w:val="aff0"/>
+      </w:pPr>
+      <w:r>
+        <w:t xml:space="preserve">                // Проверяем, существует ли уже запись с таким </w:t>
+      </w:r>
+      <w:proofErr w:type="spellStart"/>
+      <w:r>
+        <w:t>QuestionId</w:t>
+      </w:r>
+      <w:proofErr w:type="spellEnd"/>
+      <w:r>
+        <w:t xml:space="preserve"> и </w:t>
+      </w:r>
+      <w:proofErr w:type="spellStart"/>
+      <w:r>
+        <w:t>UserId</w:t>
+      </w:r>
+      <w:proofErr w:type="spellEnd"/>
+    </w:p>
+    <w:p>
+      <w:pPr>
+        <w:pStyle w:val="aff0"/>
+        <w:rPr>
+          <w:lang w:val="en-US"/>
+        </w:rPr>
+      </w:pPr>
+      <w:r>
+        <w:t xml:space="preserve">                </w:t>
+      </w:r>
+      <w:r>
+        <w:rPr>
+          <w:lang w:val="en-US"/>
+        </w:rPr>
+        <w:t xml:space="preserve">var </w:t>
+      </w:r>
+      <w:proofErr w:type="spellStart"/>
+      <w:r>
+        <w:rPr>
+          <w:lang w:val="en-US"/>
+        </w:rPr>
+        <w:t>existingResult</w:t>
+      </w:r>
+      <w:proofErr w:type="spellEnd"/>
+      <w:r>
+        <w:rPr>
+          <w:lang w:val="en-US"/>
+        </w:rPr>
+        <w:t xml:space="preserve"> = await _</w:t>
+      </w:r>
+      <w:proofErr w:type="spellStart"/>
+      <w:proofErr w:type="gramStart"/>
+      <w:r>
+        <w:rPr>
+          <w:lang w:val="en-US"/>
+        </w:rPr>
+        <w:t>context.QuestionsResults</w:t>
+      </w:r>
+      <w:proofErr w:type="spellEnd"/>
+      <w:proofErr w:type="gramEnd"/>
+    </w:p>
+    <w:p>
+      <w:pPr>
+        <w:pStyle w:val="aff0"/>
+        <w:rPr>
+          <w:lang w:val="en-US"/>
+        </w:rPr>
+      </w:pPr>
+      <w:r>
+        <w:rPr>
+          <w:lang w:val="en-US"/>
+        </w:rPr>
+        <w:t xml:space="preserve">                    </w:t>
+      </w:r>
+      <w:proofErr w:type="gramStart"/>
+      <w:r>
+        <w:rPr>
+          <w:lang w:val="en-US"/>
+        </w:rPr>
+        <w:t>.</w:t>
+      </w:r>
+      <w:proofErr w:type="spellStart"/>
+      <w:r>
+        <w:rPr>
+          <w:lang w:val="en-US"/>
+        </w:rPr>
+        <w:t>FirstOrDefaultAsync</w:t>
+      </w:r>
+      <w:proofErr w:type="spellEnd"/>
+      <w:proofErr w:type="gramEnd"/>
+      <w:r>
+        <w:rPr>
+          <w:lang w:val="en-US"/>
+        </w:rPr>
+        <w:t>(</w:t>
+      </w:r>
+      <w:proofErr w:type="spellStart"/>
+      <w:r>
+        <w:rPr>
+          <w:lang w:val="en-US"/>
+        </w:rPr>
+        <w:t>qr</w:t>
+      </w:r>
+      <w:proofErr w:type="spellEnd"/>
+      <w:r>
+        <w:rPr>
+          <w:lang w:val="en-US"/>
+        </w:rPr>
+        <w:t xml:space="preserve"> =&gt; </w:t>
+      </w:r>
+      <w:proofErr w:type="spellStart"/>
+      <w:proofErr w:type="gramStart"/>
+      <w:r>
+        <w:rPr>
+          <w:lang w:val="en-US"/>
+        </w:rPr>
+        <w:t>qr.QuestionId</w:t>
+      </w:r>
+      <w:proofErr w:type="spellEnd"/>
+      <w:proofErr w:type="gramEnd"/>
+      <w:r>
+        <w:rPr>
+          <w:lang w:val="en-US"/>
+        </w:rPr>
+        <w:t xml:space="preserve"> == </w:t>
+      </w:r>
+      <w:proofErr w:type="spellStart"/>
+      <w:proofErr w:type="gramStart"/>
+      <w:r>
+        <w:rPr>
+          <w:lang w:val="en-US"/>
+        </w:rPr>
+        <w:t>result.QuestionId</w:t>
+      </w:r>
+      <w:proofErr w:type="spellEnd"/>
+      <w:proofErr w:type="gramEnd"/>
+      <w:r>
+        <w:rPr>
+          <w:lang w:val="en-US"/>
+        </w:rPr>
+        <w:t xml:space="preserve"> &amp;&amp; </w:t>
+      </w:r>
+      <w:proofErr w:type="spellStart"/>
+      <w:proofErr w:type="gramStart"/>
+      <w:r>
+        <w:rPr>
+          <w:lang w:val="en-US"/>
+        </w:rPr>
+        <w:t>qr.UserId</w:t>
+      </w:r>
+      <w:proofErr w:type="spellEnd"/>
+      <w:proofErr w:type="gramEnd"/>
+      <w:r>
+        <w:rPr>
+          <w:lang w:val="en-US"/>
+        </w:rPr>
+        <w:t xml:space="preserve"> == </w:t>
+      </w:r>
+      <w:proofErr w:type="spellStart"/>
+      <w:proofErr w:type="gramStart"/>
+      <w:r>
+        <w:rPr>
+          <w:lang w:val="en-US"/>
+        </w:rPr>
+        <w:t>result.UserId</w:t>
+      </w:r>
+      <w:proofErr w:type="spellEnd"/>
+      <w:proofErr w:type="gramEnd"/>
+      <w:r>
+        <w:rPr>
+          <w:lang w:val="en-US"/>
+        </w:rPr>
+        <w:t>);</w:t>
+      </w:r>
+    </w:p>
+    <w:p>
+      <w:pPr>
+        <w:pStyle w:val="aff0"/>
+        <w:rPr>
+          <w:lang w:val="en-US"/>
+        </w:rPr>
+      </w:pPr>
+    </w:p>
+    <w:p>
+      <w:pPr>
+        <w:pStyle w:val="aff0"/>
+      </w:pPr>
+      <w:r>
+        <w:rPr>
+          <w:lang w:val="en-US"/>
+        </w:rPr>
+        <w:t xml:space="preserve">                </w:t>
+      </w:r>
+      <w:proofErr w:type="spellStart"/>
+      <w:r>
+        <w:t>if</w:t>
+      </w:r>
+      <w:proofErr w:type="spellEnd"/>
+      <w:r>
+        <w:t xml:space="preserve"> (</w:t>
+      </w:r>
+      <w:proofErr w:type="spellStart"/>
+      <w:proofErr w:type="gramStart"/>
+      <w:r>
+        <w:t>existingResult</w:t>
+      </w:r>
+      <w:proofErr w:type="spellEnd"/>
+      <w:r>
+        <w:t xml:space="preserve"> !</w:t>
+      </w:r>
+      <w:proofErr w:type="gramEnd"/>
+      <w:r>
+        <w:t xml:space="preserve">= </w:t>
+      </w:r>
+      <w:proofErr w:type="spellStart"/>
+      <w:r>
+        <w:t>null</w:t>
+      </w:r>
+      <w:proofErr w:type="spellEnd"/>
+      <w:r>
+        <w:t>)</w:t>
+      </w:r>
+    </w:p>
+    <w:p>
+      <w:pPr>
+        <w:pStyle w:val="aff0"/>
+      </w:pPr>
+      <w:r>
+        <w:t xml:space="preserve">                {</w:t>
+      </w:r>
+    </w:p>
+    <w:p>
+      <w:pPr>
+        <w:pStyle w:val="aff0"/>
+      </w:pPr>
+      <w:r>
+        <w:t xml:space="preserve">                    // Обновляем существующую запись</w:t>
+      </w:r>
+    </w:p>
+    <w:p>
+      <w:pPr>
+        <w:pStyle w:val="aff0"/>
+        <w:rPr>
+          <w:lang w:val="en-US"/>
+        </w:rPr>
+      </w:pPr>
+      <w:r>
+        <w:t xml:space="preserve">                    </w:t>
+      </w:r>
+      <w:proofErr w:type="spellStart"/>
+      <w:r>
+        <w:rPr>
+          <w:lang w:val="en-US"/>
+        </w:rPr>
+        <w:t>existingResult.IsRightAnswer</w:t>
+      </w:r>
+      <w:proofErr w:type="spellEnd"/>
+      <w:r>
+        <w:rPr>
+          <w:lang w:val="en-US"/>
+        </w:rPr>
+        <w:t xml:space="preserve"> = </w:t>
+      </w:r>
+      <w:proofErr w:type="spellStart"/>
+      <w:proofErr w:type="gramStart"/>
+      <w:r>
+        <w:rPr>
+          <w:lang w:val="en-US"/>
+        </w:rPr>
+        <w:t>result.IsRightAnswer</w:t>
+      </w:r>
+      <w:proofErr w:type="spellEnd"/>
+      <w:proofErr w:type="gramEnd"/>
+      <w:r>
+        <w:rPr>
+          <w:lang w:val="en-US"/>
+        </w:rPr>
+        <w:t>;</w:t>
+      </w:r>
+    </w:p>
+    <w:p>
+      <w:pPr>
+        <w:pStyle w:val="aff0"/>
+        <w:rPr>
+          <w:lang w:val="en-US"/>
+        </w:rPr>
+      </w:pPr>
+      <w:r>
+        <w:rPr>
+          <w:lang w:val="en-US"/>
+        </w:rPr>
+        <w:t xml:space="preserve">                    _</w:t>
+      </w:r>
+      <w:proofErr w:type="spellStart"/>
+      <w:proofErr w:type="gramStart"/>
+      <w:r>
+        <w:rPr>
+          <w:lang w:val="en-US"/>
+        </w:rPr>
+        <w:t>context.QuestionsResults.Update</w:t>
+      </w:r>
+      <w:proofErr w:type="spellEnd"/>
+      <w:proofErr w:type="gramEnd"/>
+      <w:r>
+        <w:rPr>
+          <w:lang w:val="en-US"/>
+        </w:rPr>
+        <w:t>(</w:t>
+      </w:r>
+      <w:proofErr w:type="spellStart"/>
+      <w:r>
+        <w:rPr>
+          <w:lang w:val="en-US"/>
+        </w:rPr>
+        <w:t>existingResult</w:t>
+      </w:r>
+      <w:proofErr w:type="spellEnd"/>
+      <w:r>
+        <w:rPr>
+          <w:lang w:val="en-US"/>
+        </w:rPr>
+        <w:t>);</w:t>
+      </w:r>
+    </w:p>
+    <w:p>
+      <w:pPr>
+        <w:pStyle w:val="aff0"/>
+        <w:rPr>
+          <w:lang w:val="en-US"/>
+        </w:rPr>
+      </w:pPr>
+      <w:r>
+        <w:rPr>
+          <w:lang w:val="en-US"/>
+        </w:rPr>
+        <w:t xml:space="preserve">                }</w:t>
+      </w:r>
+    </w:p>
+    <w:p>
+      <w:pPr>
+        <w:pStyle w:val="aff0"/>
+        <w:rPr>
+          <w:lang w:val="en-US"/>
+        </w:rPr>
+      </w:pPr>
+      <w:r>
+        <w:rPr>
+          <w:lang w:val="en-US"/>
+        </w:rPr>
+        <w:t xml:space="preserve">                else</w:t>
+      </w:r>
+    </w:p>
+    <w:p>
+      <w:pPr>
+        <w:pStyle w:val="aff0"/>
+        <w:rPr>
+          <w:lang w:val="en-US"/>
+        </w:rPr>
+      </w:pPr>
+      <w:r>
+        <w:rPr>
+          <w:lang w:val="en-US"/>
+        </w:rPr>
+        <w:t xml:space="preserve">                {</w:t>
+      </w:r>
+    </w:p>
+    <w:p>
+      <w:pPr>
+        <w:pStyle w:val="aff0"/>
+        <w:rPr>
+          <w:lang w:val="en-US"/>
+        </w:rPr>
+      </w:pPr>
+      <w:r>
+        <w:rPr>
+          <w:lang w:val="en-US"/>
+        </w:rPr>
+        <w:lastRenderedPageBreak/>
+        <w:t xml:space="preserve">                    // </w:t>
+      </w:r>
+      <w:r>
+        <w:t>Добавляем</w:t>
+      </w:r>
+      <w:r>
+        <w:rPr>
+          <w:lang w:val="en-US"/>
+        </w:rPr>
+        <w:t xml:space="preserve"> </w:t>
+      </w:r>
+      <w:r>
+        <w:t>новую</w:t>
+      </w:r>
+      <w:r>
+        <w:rPr>
+          <w:lang w:val="en-US"/>
+        </w:rPr>
+        <w:t xml:space="preserve"> </w:t>
+      </w:r>
+      <w:r>
+        <w:t>запись</w:t>
+      </w:r>
+    </w:p>
+    <w:p>
+      <w:pPr>
+        <w:pStyle w:val="aff0"/>
+        <w:rPr>
+          <w:lang w:val="en-US"/>
+        </w:rPr>
+      </w:pPr>
+      <w:r>
+        <w:rPr>
+          <w:lang w:val="en-US"/>
+        </w:rPr>
+        <w:t xml:space="preserve">                    await _</w:t>
+      </w:r>
+      <w:proofErr w:type="spellStart"/>
+      <w:proofErr w:type="gramStart"/>
+      <w:r>
+        <w:rPr>
+          <w:lang w:val="en-US"/>
+        </w:rPr>
+        <w:t>context.QuestionsResults.AddAsync</w:t>
+      </w:r>
+      <w:proofErr w:type="spellEnd"/>
+      <w:proofErr w:type="gramEnd"/>
+      <w:r>
+        <w:rPr>
+          <w:lang w:val="en-US"/>
+        </w:rPr>
+        <w:t>(result);</w:t>
+      </w:r>
+    </w:p>
+    <w:p>
+      <w:pPr>
+        <w:pStyle w:val="aff0"/>
+      </w:pPr>
+      <w:r>
+        <w:rPr>
+          <w:lang w:val="en-US"/>
+        </w:rPr>
+        <w:t xml:space="preserve">                </w:t>
+      </w:r>
+      <w:r>
+        <w:t>}</w:t>
+      </w:r>
+    </w:p>
+    <w:p>
+      <w:pPr>
+        <w:pStyle w:val="aff0"/>
+      </w:pPr>
+      <w:r>
+        <w:t xml:space="preserve">            }</w:t>
+      </w:r>
+    </w:p>
+    <w:p>
+      <w:pPr>
+        <w:pStyle w:val="aff0"/>
+      </w:pPr>
+    </w:p>
+    <w:p>
+      <w:pPr>
+        <w:pStyle w:val="aff0"/>
+      </w:pPr>
+      <w:r>
+        <w:t xml:space="preserve">            </w:t>
+      </w:r>
+      <w:proofErr w:type="spellStart"/>
+      <w:r>
+        <w:t>await</w:t>
+      </w:r>
+      <w:proofErr w:type="spellEnd"/>
+      <w:r>
+        <w:t xml:space="preserve"> _</w:t>
+      </w:r>
+      <w:proofErr w:type="spellStart"/>
+      <w:proofErr w:type="gramStart"/>
+      <w:r>
+        <w:t>context.SaveChangesAsync</w:t>
+      </w:r>
+      <w:proofErr w:type="spellEnd"/>
+      <w:proofErr w:type="gramEnd"/>
+      <w:r>
+        <w:t>();</w:t>
+      </w:r>
+    </w:p>
+    <w:p>
+      <w:pPr>
+        <w:pStyle w:val="aff0"/>
+      </w:pPr>
+      <w:r>
+        <w:t xml:space="preserve">        }</w:t>
+      </w:r>
+    </w:p>
+    <w:p>
+      <w:pPr>
+        <w:pStyle w:val="a3"/>
+      </w:pPr>
+      <w:r>
+        <w:t>Для получения количества времени, которое пользователь провёл на странице лекции разработан метод …, код которого представлен листингом 2.</w:t>
+      </w:r>
+    </w:p>
+    <w:p>
+      <w:pPr>
+        <w:pStyle w:val="aff2"/>
+        <w:rPr>
+          <w:lang w:val="en-US"/>
+        </w:rPr>
+      </w:pPr>
+      <w:r>
+        <w:t>Листинг</w:t>
+      </w:r>
+      <w:r>
+        <w:rPr>
+          <w:lang w:val="en-US"/>
+        </w:rPr>
+        <w:t xml:space="preserve"> 2 – </w:t>
+      </w:r>
+      <w:r>
+        <w:t>Код</w:t>
+      </w:r>
+      <w:r>
+        <w:rPr>
+          <w:lang w:val="en-US"/>
+        </w:rPr>
+        <w:t xml:space="preserve"> </w:t>
+      </w:r>
+      <w:r>
+        <w:t>метода</w:t>
+      </w:r>
+      <w:r>
+        <w:rPr>
+          <w:lang w:val="en-US"/>
+        </w:rPr>
+        <w:t xml:space="preserve"> </w:t>
+      </w:r>
+      <w:proofErr w:type="spellStart"/>
+      <w:r>
+        <w:rPr>
+          <w:lang w:val="en-US"/>
+        </w:rPr>
+        <w:t>LoadTournaments</w:t>
+      </w:r>
+      <w:proofErr w:type="spellEnd"/>
+    </w:p>
+    <w:p>
+      <w:pPr>
+        <w:pStyle w:val="aff0"/>
+        <w:rPr>
+          <w:lang w:val="en-US"/>
+        </w:rPr>
+      </w:pPr>
+      <w:r>
+        <w:rPr>
+          <w:lang w:val="en-US"/>
+        </w:rPr>
+        <w:t xml:space="preserve">private async void </w:t>
+      </w:r>
+      <w:proofErr w:type="spellStart"/>
+      <w:r>
+        <w:rPr>
+          <w:lang w:val="en-US"/>
+        </w:rPr>
+        <w:t>LectionPage_</w:t>
+      </w:r>
+      <w:proofErr w:type="gramStart"/>
+      <w:r>
+        <w:rPr>
+          <w:lang w:val="en-US"/>
+        </w:rPr>
+        <w:t>Loaded</w:t>
+      </w:r>
+      <w:proofErr w:type="spellEnd"/>
+      <w:r>
+        <w:rPr>
+          <w:lang w:val="en-US"/>
+        </w:rPr>
+        <w:t>(</w:t>
+      </w:r>
+      <w:proofErr w:type="gramEnd"/>
+      <w:r>
+        <w:rPr>
+          <w:lang w:val="en-US"/>
+        </w:rPr>
+        <w:t xml:space="preserve">object sender, </w:t>
+      </w:r>
+      <w:proofErr w:type="spellStart"/>
+      <w:r>
+        <w:rPr>
+          <w:lang w:val="en-US"/>
+        </w:rPr>
+        <w:t>RoutedEventArgs</w:t>
+      </w:r>
+      <w:proofErr w:type="spellEnd"/>
+      <w:r>
+        <w:rPr>
+          <w:lang w:val="en-US"/>
+        </w:rPr>
+        <w:t xml:space="preserve"> e)</w:t>
+      </w:r>
+    </w:p>
+    <w:p>
+      <w:pPr>
+        <w:pStyle w:val="aff0"/>
+        <w:rPr>
+          <w:lang w:val="en-US"/>
+        </w:rPr>
+      </w:pPr>
+      <w:r>
+        <w:rPr>
+          <w:lang w:val="en-US"/>
+        </w:rPr>
+        <w:t xml:space="preserve">        {</w:t>
+      </w:r>
+    </w:p>
+    <w:p>
+      <w:pPr>
+        <w:pStyle w:val="aff0"/>
+        <w:rPr>
+          <w:lang w:val="en-US"/>
+        </w:rPr>
+      </w:pPr>
+      <w:r>
+        <w:rPr>
+          <w:lang w:val="en-US"/>
+        </w:rPr>
+        <w:t xml:space="preserve">            // </w:t>
+      </w:r>
+      <w:r>
+        <w:t>создаём</w:t>
+      </w:r>
+      <w:r>
+        <w:rPr>
+          <w:lang w:val="en-US"/>
+        </w:rPr>
+        <w:t xml:space="preserve"> </w:t>
+      </w:r>
+      <w:r>
+        <w:t>визит</w:t>
+      </w:r>
+    </w:p>
+    <w:p>
+      <w:pPr>
+        <w:pStyle w:val="aff0"/>
+        <w:rPr>
+          <w:lang w:val="en-US"/>
+        </w:rPr>
+      </w:pPr>
+      <w:r>
+        <w:rPr>
+          <w:lang w:val="en-US"/>
+        </w:rPr>
+        <w:t xml:space="preserve">            _</w:t>
+      </w:r>
+      <w:proofErr w:type="spellStart"/>
+      <w:r>
+        <w:rPr>
+          <w:lang w:val="en-US"/>
+        </w:rPr>
+        <w:t>currentVisit</w:t>
+      </w:r>
+      <w:proofErr w:type="spellEnd"/>
+      <w:r>
+        <w:rPr>
+          <w:lang w:val="en-US"/>
+        </w:rPr>
+        <w:t xml:space="preserve"> = await _</w:t>
+      </w:r>
+      <w:proofErr w:type="spellStart"/>
+      <w:r>
+        <w:rPr>
+          <w:lang w:val="en-US"/>
+        </w:rPr>
+        <w:t>visitService.CreateOrGetVisitAsync</w:t>
+      </w:r>
+      <w:proofErr w:type="spellEnd"/>
+      <w:r>
+        <w:rPr>
+          <w:lang w:val="en-US"/>
+        </w:rPr>
+        <w:t>(</w:t>
+      </w:r>
+      <w:proofErr w:type="spellStart"/>
+      <w:r>
+        <w:rPr>
+          <w:lang w:val="en-US"/>
+        </w:rPr>
+        <w:t>CurrentUser.UserID</w:t>
+      </w:r>
+      <w:proofErr w:type="spellEnd"/>
+      <w:r>
+        <w:rPr>
+          <w:lang w:val="en-US"/>
+        </w:rPr>
+        <w:t xml:space="preserve">, </w:t>
+      </w:r>
+      <w:proofErr w:type="spellStart"/>
+      <w:r>
+        <w:rPr>
+          <w:lang w:val="en-US"/>
+        </w:rPr>
+        <w:t>SelectedLection.LectionId</w:t>
+      </w:r>
+      <w:proofErr w:type="spellEnd"/>
+      <w:r>
+        <w:rPr>
+          <w:lang w:val="en-US"/>
+        </w:rPr>
+        <w:t>);</w:t>
+      </w:r>
+    </w:p>
+    <w:p>
+      <w:pPr>
+        <w:pStyle w:val="aff0"/>
+        <w:rPr>
+          <w:lang w:val="en-US"/>
+        </w:rPr>
+      </w:pPr>
+      <w:r>
+        <w:rPr>
+          <w:lang w:val="en-US"/>
+        </w:rPr>
+        <w:t xml:space="preserve">            </w:t>
+      </w:r>
+      <w:proofErr w:type="spellStart"/>
+      <w:r>
+        <w:rPr>
+          <w:lang w:val="en-US"/>
+        </w:rPr>
+        <w:t>TimeSpan</w:t>
+      </w:r>
+      <w:proofErr w:type="spellEnd"/>
+      <w:r>
+        <w:rPr>
+          <w:lang w:val="en-US"/>
+        </w:rPr>
+        <w:t xml:space="preserve"> </w:t>
+      </w:r>
+      <w:proofErr w:type="spellStart"/>
+      <w:r>
+        <w:rPr>
+          <w:lang w:val="en-US"/>
+        </w:rPr>
+        <w:t>lectionTime</w:t>
+      </w:r>
+      <w:proofErr w:type="spellEnd"/>
+      <w:r>
+        <w:rPr>
+          <w:lang w:val="en-US"/>
+        </w:rPr>
+        <w:t xml:space="preserve"> = </w:t>
+      </w:r>
+      <w:proofErr w:type="spellStart"/>
+      <w:r>
+        <w:rPr>
+          <w:lang w:val="en-US"/>
+        </w:rPr>
+        <w:t>TimeSpan.FromSeconds</w:t>
+      </w:r>
+      <w:proofErr w:type="spellEnd"/>
+      <w:r>
+        <w:rPr>
+          <w:lang w:val="en-US"/>
+        </w:rPr>
+        <w:t>(</w:t>
+      </w:r>
+      <w:proofErr w:type="spellStart"/>
+      <w:r>
+        <w:rPr>
+          <w:lang w:val="en-US"/>
+        </w:rPr>
+        <w:t>Convert.ToDouble</w:t>
+      </w:r>
+      <w:proofErr w:type="spellEnd"/>
+      <w:r>
+        <w:rPr>
+          <w:lang w:val="en-US"/>
+        </w:rPr>
+        <w:t>(_</w:t>
+      </w:r>
+      <w:proofErr w:type="spellStart"/>
+      <w:r>
+        <w:rPr>
+          <w:lang w:val="en-US"/>
+        </w:rPr>
+        <w:t>currentVisit.VisitTime</w:t>
+      </w:r>
+      <w:proofErr w:type="spellEnd"/>
+      <w:r>
+        <w:rPr>
+          <w:lang w:val="en-US"/>
+        </w:rPr>
+        <w:t>));</w:t>
+      </w:r>
+    </w:p>
+    <w:p>
+      <w:pPr>
+        <w:pStyle w:val="aff0"/>
+        <w:rPr>
+          <w:lang w:val="en-US"/>
+        </w:rPr>
+      </w:pPr>
+      <w:r>
+        <w:rPr>
+          <w:lang w:val="en-US"/>
+        </w:rPr>
+        <w:t xml:space="preserve">            </w:t>
+      </w:r>
+      <w:proofErr w:type="spellStart"/>
+      <w:r>
+        <w:rPr>
+          <w:lang w:val="en-US"/>
+        </w:rPr>
+        <w:t>ElapsedTimeText</w:t>
+      </w:r>
+      <w:proofErr w:type="spellEnd"/>
+      <w:r>
+        <w:rPr>
+          <w:lang w:val="en-US"/>
+        </w:rPr>
+        <w:t xml:space="preserve"> = </w:t>
+      </w:r>
+      <w:proofErr w:type="spellStart"/>
+      <w:r>
+        <w:rPr>
+          <w:lang w:val="en-US"/>
+        </w:rPr>
+        <w:t>lectionTime.TotalMinutes</w:t>
+      </w:r>
+      <w:proofErr w:type="spellEnd"/>
+      <w:r>
+        <w:rPr>
+          <w:lang w:val="en-US"/>
+        </w:rPr>
+        <w:t xml:space="preserve"> &gt;= 1</w:t>
+      </w:r>
+    </w:p>
+    <w:p>
+      <w:pPr>
+        <w:pStyle w:val="aff0"/>
+        <w:rPr>
+          <w:lang w:val="en-US"/>
+        </w:rPr>
+      </w:pPr>
+      <w:r>
+        <w:rPr>
+          <w:lang w:val="en-US"/>
+        </w:rPr>
+        <w:t xml:space="preserve">                   ? $"{</w:t>
+      </w:r>
+      <w:proofErr w:type="spellStart"/>
+      <w:r>
+        <w:rPr>
+          <w:lang w:val="en-US"/>
+        </w:rPr>
+        <w:t>lectionTime.Minutes</w:t>
+      </w:r>
+      <w:proofErr w:type="spellEnd"/>
+      <w:r>
+        <w:rPr>
+          <w:lang w:val="en-US"/>
+        </w:rPr>
+        <w:t xml:space="preserve">} </w:t>
+      </w:r>
+      <w:r>
+        <w:t>мин</w:t>
+      </w:r>
+      <w:r>
+        <w:rPr>
+          <w:lang w:val="en-US"/>
+        </w:rPr>
+        <w:t xml:space="preserve"> {</w:t>
+      </w:r>
+      <w:proofErr w:type="spellStart"/>
+      <w:r>
+        <w:rPr>
+          <w:lang w:val="en-US"/>
+        </w:rPr>
+        <w:t>lectionTime.Seconds</w:t>
+      </w:r>
+      <w:proofErr w:type="spellEnd"/>
+      <w:r>
+        <w:rPr>
+          <w:lang w:val="en-US"/>
+        </w:rPr>
+        <w:t xml:space="preserve">} </w:t>
+      </w:r>
+      <w:r>
+        <w:t>сек</w:t>
+      </w:r>
+      <w:r>
+        <w:rPr>
+          <w:lang w:val="en-US"/>
+        </w:rPr>
+        <w:t>"</w:t>
+      </w:r>
+    </w:p>
+    <w:p>
+      <w:pPr>
+        <w:pStyle w:val="aff0"/>
+        <w:rPr>
+          <w:lang w:val="en-US"/>
+        </w:rPr>
+      </w:pPr>
+      <w:r>
+        <w:rPr>
+          <w:lang w:val="en-US"/>
+        </w:rPr>
+        <w:t xml:space="preserve">                   : $"{</w:t>
+      </w:r>
+      <w:proofErr w:type="spellStart"/>
+      <w:r>
+        <w:rPr>
+          <w:lang w:val="en-US"/>
+        </w:rPr>
+        <w:t>lectionTime.Seconds</w:t>
+      </w:r>
+      <w:proofErr w:type="spellEnd"/>
+      <w:r>
+        <w:rPr>
+          <w:lang w:val="en-US"/>
+        </w:rPr>
+        <w:t xml:space="preserve">} </w:t>
+      </w:r>
+      <w:r>
+        <w:t>сек</w:t>
+      </w:r>
+      <w:r>
+        <w:rPr>
+          <w:lang w:val="en-US"/>
+        </w:rPr>
+        <w:t>";</w:t>
+      </w:r>
+    </w:p>
+    <w:p>
+      <w:pPr>
+        <w:pStyle w:val="aff0"/>
+        <w:rPr>
+          <w:lang w:val="en-US"/>
+        </w:rPr>
+      </w:pPr>
+    </w:p>
+    <w:p>
+      <w:pPr>
+        <w:pStyle w:val="aff0"/>
+        <w:rPr>
+          <w:lang w:val="en-US"/>
+        </w:rPr>
+      </w:pPr>
+      <w:r>
+        <w:rPr>
+          <w:lang w:val="en-US"/>
+        </w:rPr>
+        <w:t xml:space="preserve">            // </w:t>
+      </w:r>
+      <w:r>
+        <w:t>запускаем</w:t>
+      </w:r>
+      <w:r>
+        <w:rPr>
+          <w:lang w:val="en-US"/>
+        </w:rPr>
+        <w:t xml:space="preserve"> </w:t>
+      </w:r>
+      <w:r>
+        <w:t>таймер</w:t>
+      </w:r>
+    </w:p>
+    <w:p>
+      <w:pPr>
+        <w:pStyle w:val="aff0"/>
+        <w:rPr>
+          <w:lang w:val="en-US"/>
+        </w:rPr>
+      </w:pPr>
+      <w:r>
+        <w:rPr>
+          <w:lang w:val="en-US"/>
+        </w:rPr>
+        <w:t xml:space="preserve">            _stopwatch = </w:t>
+      </w:r>
+      <w:proofErr w:type="spellStart"/>
+      <w:r>
+        <w:rPr>
+          <w:lang w:val="en-US"/>
+        </w:rPr>
+        <w:t>Stopwatch.StartNew</w:t>
+      </w:r>
+      <w:proofErr w:type="spellEnd"/>
+      <w:r>
+        <w:rPr>
+          <w:lang w:val="en-US"/>
+        </w:rPr>
+        <w:t>();</w:t>
+      </w:r>
+    </w:p>
+    <w:p>
+      <w:pPr>
+        <w:pStyle w:val="aff0"/>
+        <w:rPr>
+          <w:lang w:val="en-US"/>
+        </w:rPr>
+      </w:pPr>
+      <w:r>
+        <w:rPr>
+          <w:lang w:val="en-US"/>
+        </w:rPr>
+        <w:t xml:space="preserve">            _timer = new </w:t>
+      </w:r>
+      <w:proofErr w:type="spellStart"/>
+      <w:r>
+        <w:rPr>
+          <w:lang w:val="en-US"/>
+        </w:rPr>
+        <w:t>DispatcherTimer</w:t>
+      </w:r>
+      <w:proofErr w:type="spellEnd"/>
+      <w:r>
+        <w:rPr>
+          <w:lang w:val="en-US"/>
+        </w:rPr>
+        <w:t xml:space="preserve"> </w:t>
+      </w:r>
+      <w:proofErr w:type="gramStart"/>
+      <w:r>
+        <w:rPr>
+          <w:lang w:val="en-US"/>
+        </w:rPr>
+        <w:t>{ Interval</w:t>
+      </w:r>
+      <w:proofErr w:type="gramEnd"/>
+      <w:r>
+        <w:rPr>
+          <w:lang w:val="en-US"/>
+        </w:rPr>
+        <w:t xml:space="preserve"> = </w:t>
+      </w:r>
+      <w:proofErr w:type="spellStart"/>
+      <w:r>
+        <w:rPr>
+          <w:lang w:val="en-US"/>
+        </w:rPr>
+        <w:t>TimeSpan.FromSeconds</w:t>
+      </w:r>
+      <w:proofErr w:type="spellEnd"/>
+      <w:r>
+        <w:rPr>
+          <w:lang w:val="en-US"/>
+        </w:rPr>
+        <w:t>(1</w:t>
+      </w:r>
+      <w:proofErr w:type="gramStart"/>
+      <w:r>
+        <w:rPr>
+          <w:lang w:val="en-US"/>
+        </w:rPr>
+        <w:t>) }</w:t>
+      </w:r>
+      <w:proofErr w:type="gramEnd"/>
+      <w:r>
+        <w:rPr>
+          <w:lang w:val="en-US"/>
+        </w:rPr>
+        <w:t>;</w:t>
+      </w:r>
+    </w:p>
+    <w:p>
+      <w:pPr>
+        <w:pStyle w:val="aff0"/>
+        <w:rPr>
+          <w:lang w:val="en-US"/>
+        </w:rPr>
+      </w:pPr>
+      <w:r>
+        <w:rPr>
+          <w:lang w:val="en-US"/>
+        </w:rPr>
+        <w:t xml:space="preserve">            _</w:t>
+      </w:r>
+      <w:proofErr w:type="spellStart"/>
+      <w:proofErr w:type="gramStart"/>
+      <w:r>
+        <w:rPr>
+          <w:lang w:val="en-US"/>
+        </w:rPr>
+        <w:t>timer.Tick</w:t>
+      </w:r>
+      <w:proofErr w:type="spellEnd"/>
+      <w:proofErr w:type="gramEnd"/>
+      <w:r>
+        <w:rPr>
+          <w:lang w:val="en-US"/>
+        </w:rPr>
+        <w:t xml:space="preserve"> += (s, </w:t>
+      </w:r>
+      <w:proofErr w:type="spellStart"/>
+      <w:r>
+        <w:rPr>
+          <w:lang w:val="en-US"/>
+        </w:rPr>
+        <w:t>args</w:t>
+      </w:r>
+      <w:proofErr w:type="spellEnd"/>
+      <w:r>
+        <w:rPr>
+          <w:lang w:val="en-US"/>
+        </w:rPr>
+        <w:t>) =&gt;</w:t>
+      </w:r>
+    </w:p>
+    <w:p>
+      <w:pPr>
+        <w:pStyle w:val="aff0"/>
+        <w:rPr>
+          <w:lang w:val="en-US"/>
+        </w:rPr>
+      </w:pPr>
+      <w:r>
+        <w:rPr>
+          <w:lang w:val="en-US"/>
+        </w:rPr>
+        <w:t xml:space="preserve">            {</w:t>
+      </w:r>
+    </w:p>
+    <w:p>
+      <w:pPr>
+        <w:pStyle w:val="aff0"/>
+        <w:rPr>
+          <w:lang w:val="en-US"/>
+        </w:rPr>
+      </w:pPr>
+      <w:r>
+        <w:rPr>
+          <w:lang w:val="en-US"/>
+        </w:rPr>
+        <w:t xml:space="preserve">                var elapsed = _</w:t>
+      </w:r>
+      <w:proofErr w:type="spellStart"/>
+      <w:proofErr w:type="gramStart"/>
+      <w:r>
+        <w:rPr>
+          <w:lang w:val="en-US"/>
+        </w:rPr>
+        <w:t>stopwatch.Elapsed</w:t>
+      </w:r>
+      <w:proofErr w:type="spellEnd"/>
+      <w:proofErr w:type="gramEnd"/>
+      <w:r>
+        <w:rPr>
+          <w:lang w:val="en-US"/>
+        </w:rPr>
+        <w:t xml:space="preserve"> + </w:t>
+      </w:r>
+      <w:proofErr w:type="spellStart"/>
+      <w:r>
+        <w:rPr>
+          <w:lang w:val="en-US"/>
+        </w:rPr>
+        <w:t>TimeSpan.FromSeconds</w:t>
+      </w:r>
+      <w:proofErr w:type="spellEnd"/>
+      <w:r>
+        <w:rPr>
+          <w:lang w:val="en-US"/>
+        </w:rPr>
+        <w:t>(</w:t>
+      </w:r>
+      <w:proofErr w:type="spellStart"/>
+      <w:r>
+        <w:rPr>
+          <w:lang w:val="en-US"/>
+        </w:rPr>
+        <w:t>Convert.ToDouble</w:t>
+      </w:r>
+      <w:proofErr w:type="spellEnd"/>
+      <w:r>
+        <w:rPr>
+          <w:lang w:val="en-US"/>
+        </w:rPr>
+        <w:t>(_</w:t>
+      </w:r>
+      <w:proofErr w:type="spellStart"/>
+      <w:r>
+        <w:rPr>
+          <w:lang w:val="en-US"/>
+        </w:rPr>
+        <w:t>currentVisit.VisitTime</w:t>
+      </w:r>
+      <w:proofErr w:type="spellEnd"/>
+      <w:r>
+        <w:rPr>
+          <w:lang w:val="en-US"/>
+        </w:rPr>
+        <w:t>));</w:t>
+      </w:r>
+    </w:p>
+    <w:p>
+      <w:pPr>
+        <w:pStyle w:val="aff0"/>
+        <w:rPr>
+          <w:lang w:val="en-US"/>
+        </w:rPr>
+      </w:pPr>
+      <w:r>
+        <w:rPr>
+          <w:lang w:val="en-US"/>
+        </w:rPr>
+        <w:t xml:space="preserve">                </w:t>
+      </w:r>
+      <w:proofErr w:type="spellStart"/>
+      <w:r>
+        <w:rPr>
+          <w:lang w:val="en-US"/>
+        </w:rPr>
+        <w:t>ElapsedTimeText</w:t>
+      </w:r>
+      <w:proofErr w:type="spellEnd"/>
+      <w:r>
+        <w:rPr>
+          <w:lang w:val="en-US"/>
+        </w:rPr>
+        <w:t xml:space="preserve"> = </w:t>
+      </w:r>
+      <w:proofErr w:type="spellStart"/>
+      <w:proofErr w:type="gramStart"/>
+      <w:r>
+        <w:rPr>
+          <w:lang w:val="en-US"/>
+        </w:rPr>
+        <w:t>elapsed.TotalMinutes</w:t>
+      </w:r>
+      <w:proofErr w:type="spellEnd"/>
+      <w:proofErr w:type="gramEnd"/>
+      <w:r>
+        <w:rPr>
+          <w:lang w:val="en-US"/>
+        </w:rPr>
+        <w:t xml:space="preserve"> &gt;= 1</w:t>
+      </w:r>
+    </w:p>
+    <w:p>
+      <w:pPr>
+        <w:pStyle w:val="aff0"/>
+        <w:rPr>
+          <w:lang w:val="en-US"/>
+        </w:rPr>
+      </w:pPr>
+      <w:r>
+        <w:rPr>
+          <w:lang w:val="en-US"/>
+        </w:rPr>
+        <w:t xml:space="preserve">                    ? $"{</w:t>
+      </w:r>
+      <w:proofErr w:type="spellStart"/>
+      <w:proofErr w:type="gramStart"/>
+      <w:r>
+        <w:rPr>
+          <w:lang w:val="en-US"/>
+        </w:rPr>
+        <w:t>elapsed.Minutes</w:t>
+      </w:r>
+      <w:proofErr w:type="spellEnd"/>
+      <w:proofErr w:type="gramEnd"/>
+      <w:r>
+        <w:rPr>
+          <w:lang w:val="en-US"/>
+        </w:rPr>
+        <w:t xml:space="preserve">} </w:t>
+      </w:r>
+      <w:r>
+        <w:t>мин</w:t>
+      </w:r>
+      <w:r>
+        <w:rPr>
+          <w:lang w:val="en-US"/>
+        </w:rPr>
+        <w:t xml:space="preserve"> {</w:t>
+      </w:r>
+      <w:proofErr w:type="spellStart"/>
+      <w:proofErr w:type="gramStart"/>
+      <w:r>
+        <w:rPr>
+          <w:lang w:val="en-US"/>
+        </w:rPr>
+        <w:t>elapsed.Seconds</w:t>
+      </w:r>
+      <w:proofErr w:type="spellEnd"/>
+      <w:proofErr w:type="gramEnd"/>
+      <w:r>
+        <w:rPr>
+          <w:lang w:val="en-US"/>
+        </w:rPr>
+        <w:t xml:space="preserve">} </w:t>
+      </w:r>
+      <w:r>
+        <w:t>сек</w:t>
+      </w:r>
+      <w:r>
+        <w:rPr>
+          <w:lang w:val="en-US"/>
+        </w:rPr>
+        <w:t>"</w:t>
+      </w:r>
+    </w:p>
+    <w:p>
+      <w:pPr>
+        <w:pStyle w:val="aff0"/>
+        <w:rPr>
+          <w:lang w:val="en-US"/>
+        </w:rPr>
+      </w:pPr>
+      <w:r>
+        <w:rPr>
+          <w:lang w:val="en-US"/>
+        </w:rPr>
+        <w:t xml:space="preserve">                    : $"{</w:t>
+      </w:r>
+      <w:proofErr w:type="spellStart"/>
+      <w:proofErr w:type="gramStart"/>
+      <w:r>
+        <w:rPr>
+          <w:lang w:val="en-US"/>
+        </w:rPr>
+        <w:t>elapsed.Seconds</w:t>
+      </w:r>
+      <w:proofErr w:type="spellEnd"/>
+      <w:proofErr w:type="gramEnd"/>
+      <w:r>
+        <w:rPr>
+          <w:lang w:val="en-US"/>
+        </w:rPr>
+        <w:t xml:space="preserve">} </w:t>
+      </w:r>
+      <w:r>
+        <w:t>сек</w:t>
+      </w:r>
+      <w:r>
+        <w:rPr>
+          <w:lang w:val="en-US"/>
+        </w:rPr>
+        <w:t>";</w:t>
+      </w:r>
+    </w:p>
+    <w:p>
+      <w:pPr>
+        <w:pStyle w:val="aff0"/>
+        <w:rPr>
+          <w:lang w:val="en-US"/>
+        </w:rPr>
+      </w:pPr>
+      <w:r>
+        <w:rPr>
+          <w:lang w:val="en-US"/>
+        </w:rPr>
+        <w:t xml:space="preserve">            };</w:t>
+      </w:r>
+    </w:p>
+    <w:p>
+      <w:pPr>
+        <w:pStyle w:val="aff0"/>
+        <w:rPr>
+          <w:lang w:val="en-US"/>
+        </w:rPr>
+      </w:pPr>
+      <w:r>
+        <w:rPr>
+          <w:lang w:val="en-US"/>
+        </w:rPr>
+        <w:t xml:space="preserve">            _</w:t>
+      </w:r>
+      <w:proofErr w:type="spellStart"/>
+      <w:proofErr w:type="gramStart"/>
+      <w:r>
+        <w:rPr>
+          <w:lang w:val="en-US"/>
+        </w:rPr>
+        <w:t>timer.Start</w:t>
+      </w:r>
+      <w:proofErr w:type="spellEnd"/>
+      <w:proofErr w:type="gramEnd"/>
+      <w:r>
+        <w:rPr>
+          <w:lang w:val="en-US"/>
+        </w:rPr>
+        <w:t>();</w:t>
+      </w:r>
+    </w:p>
+    <w:p>
+      <w:pPr>
+        <w:pStyle w:val="aff0"/>
+      </w:pPr>
+      <w:r>
+        <w:rPr>
+          <w:lang w:val="en-US"/>
+        </w:rPr>
+        <w:t xml:space="preserve">        </w:t>
+      </w:r>
+      <w:r>
+        <w:t>}</w:t>
+      </w:r>
     </w:p>
     <w:p>
       <w:pPr>
         <w:pStyle w:val="2"/>
       </w:pPr>
       <w:r>
+        <w:lastRenderedPageBreak/>
         <w:t>Реализация интерфейса пользователя</w:t>
       </w:r>
     </w:p>
@@ -3544,7 +5103,13 @@
         <w:pStyle w:val="a3"/>
       </w:pPr>
       <w:r>
-        <w:t>Интерфейс приложения реализован с использованием постраничной навигации в статичном главном окне. В приложении разработаны различные элементы управления, стили и карточки для упрощения работы. Навигация в приложении осуществляется с помощью бокового меню, которое обеспечивает переход между страницами.</w:t>
+        <w:t xml:space="preserve">Интерфейс приложения реализован с использованием постраничной навигации в статичном главном окне. В приложении разработаны различные элементы управления, стили для упрощения работы. </w:t>
+      </w:r>
+      <w:r>
+        <w:rPr>
+          <w:highlight w:val="yellow"/>
+        </w:rPr>
+        <w:t>Навигация в приложении осуществляется с помощью бокового меню, которое обеспечивает переход между страницами.</w:t>
       </w:r>
     </w:p>
     <w:p>
@@ -3640,67 +5205,67 @@
         <w:pStyle w:val="a3"/>
       </w:pPr>
       <w:r>
+        <w:t>Фрагмент кода вида карточки турнира, формирующий кнопки управления, представлен листингом 4.</w:t>
+      </w:r>
+    </w:p>
+    <w:p>
+      <w:pPr>
+        <w:pStyle w:val="a3"/>
+      </w:pPr>
+    </w:p>
+    <w:p>
+      <w:pPr>
+        <w:pStyle w:val="2"/>
+      </w:pPr>
+      <w:r>
+        <w:t>Разграничение прав доступа пользователей</w:t>
+      </w:r>
+    </w:p>
+    <w:p>
+      <w:pPr>
+        <w:pStyle w:val="a3"/>
+      </w:pPr>
+      <w:r>
+        <w:t xml:space="preserve">Разграничение прав доступа реализовано разделением организаторов и судей по разным таблицам БД. Права организатора у пользователя появляются при значении </w:t>
+      </w:r>
+      <w:r>
+        <w:rPr>
+          <w:lang w:val="en-US"/>
+        </w:rPr>
+        <w:t>True</w:t>
+      </w:r>
+      <w:r>
+        <w:t xml:space="preserve"> </w:t>
+      </w:r>
+      <w:r>
+        <w:t xml:space="preserve">в поле </w:t>
+      </w:r>
+      <w:proofErr w:type="spellStart"/>
+      <w:r>
+        <w:rPr>
+          <w:lang w:val="en-US"/>
+        </w:rPr>
+        <w:t>IsOrganizer</w:t>
+      </w:r>
+      <w:proofErr w:type="spellEnd"/>
+      <w:r>
+        <w:t>.</w:t>
+      </w:r>
+    </w:p>
+    <w:p>
+      <w:pPr>
+        <w:pStyle w:val="a3"/>
+      </w:pPr>
+      <w:r>
+        <w:t>Пример кода разграничения прав пользователей приложения представлен листингом 6.</w:t>
+      </w:r>
+    </w:p>
+    <w:p>
+      <w:pPr>
+        <w:pStyle w:val="aff2"/>
+      </w:pPr>
+      <w:r>
         <w:lastRenderedPageBreak/>
-        <w:t>Фрагмент кода вида карточки турнира, формирующий кнопки управления, представлен листингом 4.</w:t>
-      </w:r>
-    </w:p>
-    <w:p>
-      <w:pPr>
-        <w:pStyle w:val="a3"/>
-      </w:pPr>
-    </w:p>
-    <w:p>
-      <w:pPr>
-        <w:pStyle w:val="2"/>
-      </w:pPr>
-      <w:r>
-        <w:t>Разграничение прав доступа пользователей</w:t>
-      </w:r>
-    </w:p>
-    <w:p>
-      <w:pPr>
-        <w:pStyle w:val="a3"/>
-      </w:pPr>
-      <w:r>
-        <w:t xml:space="preserve">Разграничение прав доступа реализовано разделением организаторов и судей по разным таблицам БД. Права организатора у пользователя появляются при значении </w:t>
-      </w:r>
-      <w:r>
-        <w:rPr>
-          <w:lang w:val="en-US"/>
-        </w:rPr>
-        <w:t>True</w:t>
-      </w:r>
-      <w:r>
-        <w:t xml:space="preserve"> </w:t>
-      </w:r>
-      <w:r>
-        <w:t xml:space="preserve">в поле </w:t>
-      </w:r>
-      <w:proofErr w:type="spellStart"/>
-      <w:r>
-        <w:rPr>
-          <w:lang w:val="en-US"/>
-        </w:rPr>
-        <w:t>IsOrganizer</w:t>
-      </w:r>
-      <w:proofErr w:type="spellEnd"/>
-      <w:r>
-        <w:t>.</w:t>
-      </w:r>
-    </w:p>
-    <w:p>
-      <w:pPr>
-        <w:pStyle w:val="a3"/>
-      </w:pPr>
-      <w:r>
-        <w:t>Пример кода разграничения прав пользователей приложения представлен листингом 6.</w:t>
-      </w:r>
-    </w:p>
-    <w:p>
-      <w:pPr>
-        <w:pStyle w:val="aff2"/>
-      </w:pPr>
-      <w:r>
         <w:t xml:space="preserve">Листинг 6 </w:t>
       </w:r>
       <w:r>
@@ -5175,7 +6740,7 @@
 </file>
 
 <file path=word/endnotes.xml><?xml version="1.0" encoding="utf-8"?>
-<w:endnotes xmlns:wpc="http://schemas.microsoft.com/office/word/2010/wordprocessingCanvas" xmlns:cx="http://schemas.microsoft.com/office/drawing/2014/chartex" xmlns:cx1="http://schemas.microsoft.com/office/drawing/2015/9/8/chartex" xmlns:cx2="http://schemas.microsoft.com/office/drawing/2015/10/21/chartex" xmlns:cx3="http://schemas.microsoft.com/office/drawing/2016/5/9/chartex" xmlns:cx4="http://schemas.microsoft.com/office/drawing/2016/5/10/chartex" xmlns:cx5="http://schemas.microsoft.com/office/drawing/2016/5/11/chartex" xmlns:cx6="http://schemas.microsoft.com/office/drawing/2016/5/12/chartex" xmlns:cx7="http://schemas.microsoft.com/office/drawing/2016/5/13/chartex" xmlns:cx8="http://schemas.microsoft.com/office/drawing/2016/5/14/chartex" xmlns:mc="http://schemas.openxmlformats.org/markup-compatibility/2006" xmlns:aink="http://schemas.microsoft.com/office/drawing/2016/ink" xmlns:am3d="http://schemas.microsoft.com/office/drawing/2017/model3d" xmlns:o="urn:schemas-microsoft-com:office:office" xmlns:r="http://schemas.openxmlformats.org/officeDocument/2006/relationships" xmlns:m="http://schemas.openxmlformats.org/officeDocument/2006/math" xmlns:v="urn:schemas-microsoft-com:vml" xmlns:wp14="http://schemas.microsoft.com/office/word/2010/wordprocessingDrawing" xmlns:wp="http://schemas.openxmlformats.org/drawingml/2006/wordprocessingDrawing" xmlns:w10="urn:schemas-microsoft-com:office:word" xmlns:w="http://schemas.openxmlformats.org/wordprocessingml/2006/main" xmlns:w14="http://schemas.microsoft.com/office/word/2010/wordml" xmlns:w15="http://schemas.microsoft.com/office/word/2012/wordml" xmlns:w16cex="http://schemas.microsoft.com/office/word/2018/wordml/cex" xmlns:w16cid="http://schemas.microsoft.com/office/word/2016/wordml/cid" xmlns:w16="http://schemas.microsoft.com/office/word/2018/wordml" xmlns:w16sdtdh="http://schemas.microsoft.com/office/word/2020/wordml/sdtdatahash" xmlns:w16se="http://schemas.microsoft.com/office/word/2015/wordml/symex" xmlns:wpg="http://schemas.microsoft.com/office/word/2010/wordprocessingGroup" xmlns:wpi="http://schemas.microsoft.com/office/word/2010/wordprocessingInk" xmlns:wne="http://schemas.microsoft.com/office/word/2006/wordml" xmlns:wps="http://schemas.microsoft.com/office/word/2010/wordprocessingShape" mc:Ignorable="w14 w15 w16se w16cid w16 w16cex w16sdtdh wp14">
+<w:endnotes xmlns:wpc="http://schemas.microsoft.com/office/word/2010/wordprocessingCanvas" xmlns:cx="http://schemas.microsoft.com/office/drawing/2014/chartex" xmlns:cx1="http://schemas.microsoft.com/office/drawing/2015/9/8/chartex" xmlns:cx2="http://schemas.microsoft.com/office/drawing/2015/10/21/chartex" xmlns:cx3="http://schemas.microsoft.com/office/drawing/2016/5/9/chartex" xmlns:cx4="http://schemas.microsoft.com/office/drawing/2016/5/10/chartex" xmlns:cx5="http://schemas.microsoft.com/office/drawing/2016/5/11/chartex" xmlns:cx6="http://schemas.microsoft.com/office/drawing/2016/5/12/chartex" xmlns:cx7="http://schemas.microsoft.com/office/drawing/2016/5/13/chartex" xmlns:cx8="http://schemas.microsoft.com/office/drawing/2016/5/14/chartex" xmlns:mc="http://schemas.openxmlformats.org/markup-compatibility/2006" xmlns:aink="http://schemas.microsoft.com/office/drawing/2016/ink" xmlns:am3d="http://schemas.microsoft.com/office/drawing/2017/model3d" xmlns:o="urn:schemas-microsoft-com:office:office" xmlns:oel="http://schemas.microsoft.com/office/2019/extlst" xmlns:r="http://schemas.openxmlformats.org/officeDocument/2006/relationships" xmlns:m="http://schemas.openxmlformats.org/officeDocument/2006/math" xmlns:v="urn:schemas-microsoft-com:vml" xmlns:wp14="http://schemas.microsoft.com/office/word/2010/wordprocessingDrawing" xmlns:wp="http://schemas.openxmlformats.org/drawingml/2006/wordprocessingDrawing" xmlns:w10="urn:schemas-microsoft-com:office:word" xmlns:w="http://schemas.openxmlformats.org/wordprocessingml/2006/main" xmlns:w14="http://schemas.microsoft.com/office/word/2010/wordml" xmlns:w15="http://schemas.microsoft.com/office/word/2012/wordml" xmlns:w16cex="http://schemas.microsoft.com/office/word/2018/wordml/cex" xmlns:w16cid="http://schemas.microsoft.com/office/word/2016/wordml/cid" xmlns:w16="http://schemas.microsoft.com/office/word/2018/wordml" xmlns:w16du="http://schemas.microsoft.com/office/word/2023/wordml/word16du" xmlns:w16sdtdh="http://schemas.microsoft.com/office/word/2020/wordml/sdtdatahash" xmlns:w16sdtfl="http://schemas.microsoft.com/office/word/2024/wordml/sdtformatlock" xmlns:w16se="http://schemas.microsoft.com/office/word/2015/wordml/symex" xmlns:wpg="http://schemas.microsoft.com/office/word/2010/wordprocessingGroup" xmlns:wpi="http://schemas.microsoft.com/office/word/2010/wordprocessingInk" xmlns:wne="http://schemas.microsoft.com/office/word/2006/wordml" xmlns:wps="http://schemas.microsoft.com/office/word/2010/wordprocessingShape" mc:Ignorable="w14 w15 w16se w16cid w16 w16cex w16sdtdh w16sdtfl w16du wp14">
   <w:endnote w:type="separator" w:id="-1">
     <w:p>
       <w:r>
@@ -5194,7 +6759,7 @@
 </file>
 
 <file path=word/footer1.xml><?xml version="1.0" encoding="utf-8"?>
-<w:ftr xmlns:wpc="http://schemas.microsoft.com/office/word/2010/wordprocessingCanvas" xmlns:cx="http://schemas.microsoft.com/office/drawing/2014/chartex" xmlns:cx1="http://schemas.microsoft.com/office/drawing/2015/9/8/chartex" xmlns:cx2="http://schemas.microsoft.com/office/drawing/2015/10/21/chartex" xmlns:cx3="http://schemas.microsoft.com/office/drawing/2016/5/9/chartex" xmlns:cx4="http://schemas.microsoft.com/office/drawing/2016/5/10/chartex" xmlns:cx5="http://schemas.microsoft.com/office/drawing/2016/5/11/chartex" xmlns:cx6="http://schemas.microsoft.com/office/drawing/2016/5/12/chartex" xmlns:cx7="http://schemas.microsoft.com/office/drawing/2016/5/13/chartex" xmlns:cx8="http://schemas.microsoft.com/office/drawing/2016/5/14/chartex" xmlns:mc="http://schemas.openxmlformats.org/markup-compatibility/2006" xmlns:aink="http://schemas.microsoft.com/office/drawing/2016/ink" xmlns:am3d="http://schemas.microsoft.com/office/drawing/2017/model3d" xmlns:o="urn:schemas-microsoft-com:office:office" xmlns:r="http://schemas.openxmlformats.org/officeDocument/2006/relationships" xmlns:m="http://schemas.openxmlformats.org/officeDocument/2006/math" xmlns:v="urn:schemas-microsoft-com:vml" xmlns:wp14="http://schemas.microsoft.com/office/word/2010/wordprocessingDrawing" xmlns:wp="http://schemas.openxmlformats.org/drawingml/2006/wordprocessingDrawing" xmlns:w10="urn:schemas-microsoft-com:office:word" xmlns:w="http://schemas.openxmlformats.org/wordprocessingml/2006/main" xmlns:w14="http://schemas.microsoft.com/office/word/2010/wordml" xmlns:w15="http://schemas.microsoft.com/office/word/2012/wordml" xmlns:w16cex="http://schemas.microsoft.com/office/word/2018/wordml/cex" xmlns:w16cid="http://schemas.microsoft.com/office/word/2016/wordml/cid" xmlns:w16="http://schemas.microsoft.com/office/word/2018/wordml" xmlns:w16sdtdh="http://schemas.microsoft.com/office/word/2020/wordml/sdtdatahash" xmlns:w16se="http://schemas.microsoft.com/office/word/2015/wordml/symex" xmlns:wpg="http://schemas.microsoft.com/office/word/2010/wordprocessingGroup" xmlns:wpi="http://schemas.microsoft.com/office/word/2010/wordprocessingInk" xmlns:wne="http://schemas.microsoft.com/office/word/2006/wordml" xmlns:wps="http://schemas.microsoft.com/office/word/2010/wordprocessingShape" mc:Ignorable="w14 w15 w16se w16cid w16 w16cex w16sdtdh wp14">
+<w:ftr xmlns:wpc="http://schemas.microsoft.com/office/word/2010/wordprocessingCanvas" xmlns:cx="http://schemas.microsoft.com/office/drawing/2014/chartex" xmlns:cx1="http://schemas.microsoft.com/office/drawing/2015/9/8/chartex" xmlns:cx2="http://schemas.microsoft.com/office/drawing/2015/10/21/chartex" xmlns:cx3="http://schemas.microsoft.com/office/drawing/2016/5/9/chartex" xmlns:cx4="http://schemas.microsoft.com/office/drawing/2016/5/10/chartex" xmlns:cx5="http://schemas.microsoft.com/office/drawing/2016/5/11/chartex" xmlns:cx6="http://schemas.microsoft.com/office/drawing/2016/5/12/chartex" xmlns:cx7="http://schemas.microsoft.com/office/drawing/2016/5/13/chartex" xmlns:cx8="http://schemas.microsoft.com/office/drawing/2016/5/14/chartex" xmlns:mc="http://schemas.openxmlformats.org/markup-compatibility/2006" xmlns:aink="http://schemas.microsoft.com/office/drawing/2016/ink" xmlns:am3d="http://schemas.microsoft.com/office/drawing/2017/model3d" xmlns:o="urn:schemas-microsoft-com:office:office" xmlns:oel="http://schemas.microsoft.com/office/2019/extlst" xmlns:r="http://schemas.openxmlformats.org/officeDocument/2006/relationships" xmlns:m="http://schemas.openxmlformats.org/officeDocument/2006/math" xmlns:v="urn:schemas-microsoft-com:vml" xmlns:wp14="http://schemas.microsoft.com/office/word/2010/wordprocessingDrawing" xmlns:wp="http://schemas.openxmlformats.org/drawingml/2006/wordprocessingDrawing" xmlns:w10="urn:schemas-microsoft-com:office:word" xmlns:w="http://schemas.openxmlformats.org/wordprocessingml/2006/main" xmlns:w14="http://schemas.microsoft.com/office/word/2010/wordml" xmlns:w15="http://schemas.microsoft.com/office/word/2012/wordml" xmlns:w16cex="http://schemas.microsoft.com/office/word/2018/wordml/cex" xmlns:w16cid="http://schemas.microsoft.com/office/word/2016/wordml/cid" xmlns:w16="http://schemas.microsoft.com/office/word/2018/wordml" xmlns:w16du="http://schemas.microsoft.com/office/word/2023/wordml/word16du" xmlns:w16sdtdh="http://schemas.microsoft.com/office/word/2020/wordml/sdtdatahash" xmlns:w16sdtfl="http://schemas.microsoft.com/office/word/2024/wordml/sdtformatlock" xmlns:w16se="http://schemas.microsoft.com/office/word/2015/wordml/symex" xmlns:wpg="http://schemas.microsoft.com/office/word/2010/wordprocessingGroup" xmlns:wpi="http://schemas.microsoft.com/office/word/2010/wordprocessingInk" xmlns:wne="http://schemas.microsoft.com/office/word/2006/wordml" xmlns:wps="http://schemas.microsoft.com/office/word/2010/wordprocessingShape" mc:Ignorable="w14 w15 w16se w16cid w16 w16cex w16sdtdh w16sdtfl w16du wp14">
   <w:sdt>
     <w:sdtPr>
       <w:id w:val="1643229897"/>
@@ -5203,7 +6768,6 @@
         <w:docPartUnique/>
       </w:docPartObj>
     </w:sdtPr>
-    <w:sdtEndPr/>
     <w:sdtContent>
       <w:p>
         <w:pPr>
@@ -5235,7 +6799,7 @@
 </file>
 
 <file path=word/footnotes.xml><?xml version="1.0" encoding="utf-8"?>
-<w:footnotes xmlns:wpc="http://schemas.microsoft.com/office/word/2010/wordprocessingCanvas" xmlns:cx="http://schemas.microsoft.com/office/drawing/2014/chartex" xmlns:cx1="http://schemas.microsoft.com/office/drawing/2015/9/8/chartex" xmlns:cx2="http://schemas.microsoft.com/office/drawing/2015/10/21/chartex" xmlns:cx3="http://schemas.microsoft.com/office/drawing/2016/5/9/chartex" xmlns:cx4="http://schemas.microsoft.com/office/drawing/2016/5/10/chartex" xmlns:cx5="http://schemas.microsoft.com/office/drawing/2016/5/11/chartex" xmlns:cx6="http://schemas.microsoft.com/office/drawing/2016/5/12/chartex" xmlns:cx7="http://schemas.microsoft.com/office/drawing/2016/5/13/chartex" xmlns:cx8="http://schemas.microsoft.com/office/drawing/2016/5/14/chartex" xmlns:mc="http://schemas.openxmlformats.org/markup-compatibility/2006" xmlns:aink="http://schemas.microsoft.com/office/drawing/2016/ink" xmlns:am3d="http://schemas.microsoft.com/office/drawing/2017/model3d" xmlns:o="urn:schemas-microsoft-com:office:office" xmlns:r="http://schemas.openxmlformats.org/officeDocument/2006/relationships" xmlns:m="http://schemas.openxmlformats.org/officeDocument/2006/math" xmlns:v="urn:schemas-microsoft-com:vml" xmlns:wp14="http://schemas.microsoft.com/office/word/2010/wordprocessingDrawing" xmlns:wp="http://schemas.openxmlformats.org/drawingml/2006/wordprocessingDrawing" xmlns:w10="urn:schemas-microsoft-com:office:word" xmlns:w="http://schemas.openxmlformats.org/wordprocessingml/2006/main" xmlns:w14="http://schemas.microsoft.com/office/word/2010/wordml" xmlns:w15="http://schemas.microsoft.com/office/word/2012/wordml" xmlns:w16cex="http://schemas.microsoft.com/office/word/2018/wordml/cex" xmlns:w16cid="http://schemas.microsoft.com/office/word/2016/wordml/cid" xmlns:w16="http://schemas.microsoft.com/office/word/2018/wordml" xmlns:w16sdtdh="http://schemas.microsoft.com/office/word/2020/wordml/sdtdatahash" xmlns:w16se="http://schemas.microsoft.com/office/word/2015/wordml/symex" xmlns:wpg="http://schemas.microsoft.com/office/word/2010/wordprocessingGroup" xmlns:wpi="http://schemas.microsoft.com/office/word/2010/wordprocessingInk" xmlns:wne="http://schemas.microsoft.com/office/word/2006/wordml" xmlns:wps="http://schemas.microsoft.com/office/word/2010/wordprocessingShape" mc:Ignorable="w14 w15 w16se w16cid w16 w16cex w16sdtdh wp14">
+<w:footnotes xmlns:wpc="http://schemas.microsoft.com/office/word/2010/wordprocessingCanvas" xmlns:cx="http://schemas.microsoft.com/office/drawing/2014/chartex" xmlns:cx1="http://schemas.microsoft.com/office/drawing/2015/9/8/chartex" xmlns:cx2="http://schemas.microsoft.com/office/drawing/2015/10/21/chartex" xmlns:cx3="http://schemas.microsoft.com/office/drawing/2016/5/9/chartex" xmlns:cx4="http://schemas.microsoft.com/office/drawing/2016/5/10/chartex" xmlns:cx5="http://schemas.microsoft.com/office/drawing/2016/5/11/chartex" xmlns:cx6="http://schemas.microsoft.com/office/drawing/2016/5/12/chartex" xmlns:cx7="http://schemas.microsoft.com/office/drawing/2016/5/13/chartex" xmlns:cx8="http://schemas.microsoft.com/office/drawing/2016/5/14/chartex" xmlns:mc="http://schemas.openxmlformats.org/markup-compatibility/2006" xmlns:aink="http://schemas.microsoft.com/office/drawing/2016/ink" xmlns:am3d="http://schemas.microsoft.com/office/drawing/2017/model3d" xmlns:o="urn:schemas-microsoft-com:office:office" xmlns:oel="http://schemas.microsoft.com/office/2019/extlst" xmlns:r="http://schemas.openxmlformats.org/officeDocument/2006/relationships" xmlns:m="http://schemas.openxmlformats.org/officeDocument/2006/math" xmlns:v="urn:schemas-microsoft-com:vml" xmlns:wp14="http://schemas.microsoft.com/office/word/2010/wordprocessingDrawing" xmlns:wp="http://schemas.openxmlformats.org/drawingml/2006/wordprocessingDrawing" xmlns:w10="urn:schemas-microsoft-com:office:word" xmlns:w="http://schemas.openxmlformats.org/wordprocessingml/2006/main" xmlns:w14="http://schemas.microsoft.com/office/word/2010/wordml" xmlns:w15="http://schemas.microsoft.com/office/word/2012/wordml" xmlns:w16cex="http://schemas.microsoft.com/office/word/2018/wordml/cex" xmlns:w16cid="http://schemas.microsoft.com/office/word/2016/wordml/cid" xmlns:w16="http://schemas.microsoft.com/office/word/2018/wordml" xmlns:w16du="http://schemas.microsoft.com/office/word/2023/wordml/word16du" xmlns:w16sdtdh="http://schemas.microsoft.com/office/word/2020/wordml/sdtdatahash" xmlns:w16sdtfl="http://schemas.microsoft.com/office/word/2024/wordml/sdtformatlock" xmlns:w16se="http://schemas.microsoft.com/office/word/2015/wordml/symex" xmlns:wpg="http://schemas.microsoft.com/office/word/2010/wordprocessingGroup" xmlns:wpi="http://schemas.microsoft.com/office/word/2010/wordprocessingInk" xmlns:wne="http://schemas.microsoft.com/office/word/2006/wordml" xmlns:wps="http://schemas.microsoft.com/office/word/2010/wordprocessingShape" mc:Ignorable="w14 w15 w16se w16cid w16 w16cex w16sdtdh w16sdtfl w16du wp14">
   <w:footnote w:type="separator" w:id="-1">
     <w:p>
       <w:r>
@@ -5254,7 +6818,7 @@
 </file>
 
 <file path=word/numbering.xml><?xml version="1.0" encoding="utf-8"?>
-<w:numbering xmlns:wpc="http://schemas.microsoft.com/office/word/2010/wordprocessingCanvas" xmlns:cx="http://schemas.microsoft.com/office/drawing/2014/chartex" xmlns:cx1="http://schemas.microsoft.com/office/drawing/2015/9/8/chartex" xmlns:cx2="http://schemas.microsoft.com/office/drawing/2015/10/21/chartex" xmlns:cx3="http://schemas.microsoft.com/office/drawing/2016/5/9/chartex" xmlns:cx4="http://schemas.microsoft.com/office/drawing/2016/5/10/chartex" xmlns:cx5="http://schemas.microsoft.com/office/drawing/2016/5/11/chartex" xmlns:cx6="http://schemas.microsoft.com/office/drawing/2016/5/12/chartex" xmlns:cx7="http://schemas.microsoft.com/office/drawing/2016/5/13/chartex" xmlns:cx8="http://schemas.microsoft.com/office/drawing/2016/5/14/chartex" xmlns:mc="http://schemas.openxmlformats.org/markup-compatibility/2006" xmlns:aink="http://schemas.microsoft.com/office/drawing/2016/ink" xmlns:am3d="http://schemas.microsoft.com/office/drawing/2017/model3d" xmlns:o="urn:schemas-microsoft-com:office:office" xmlns:r="http://schemas.openxmlformats.org/officeDocument/2006/relationships" xmlns:m="http://schemas.openxmlformats.org/officeDocument/2006/math" xmlns:v="urn:schemas-microsoft-com:vml" xmlns:wp14="http://schemas.microsoft.com/office/word/2010/wordprocessingDrawing" xmlns:wp="http://schemas.openxmlformats.org/drawingml/2006/wordprocessingDrawing" xmlns:w10="urn:schemas-microsoft-com:office:word" xmlns:w="http://schemas.openxmlformats.org/wordprocessingml/2006/main" xmlns:w14="http://schemas.microsoft.com/office/word/2010/wordml" xmlns:w15="http://schemas.microsoft.com/office/word/2012/wordml" xmlns:w16cex="http://schemas.microsoft.com/office/word/2018/wordml/cex" xmlns:w16cid="http://schemas.microsoft.com/office/word/2016/wordml/cid" xmlns:w16="http://schemas.microsoft.com/office/word/2018/wordml" xmlns:w16sdtdh="http://schemas.microsoft.com/office/word/2020/wordml/sdtdatahash" xmlns:w16se="http://schemas.microsoft.com/office/word/2015/wordml/symex" xmlns:wpg="http://schemas.microsoft.com/office/word/2010/wordprocessingGroup" xmlns:wpi="http://schemas.microsoft.com/office/word/2010/wordprocessingInk" xmlns:wne="http://schemas.microsoft.com/office/word/2006/wordml" xmlns:wps="http://schemas.microsoft.com/office/word/2010/wordprocessingShape" mc:Ignorable="w14 w15 w16se w16cid w16 w16cex w16sdtdh wp14">
+<w:numbering xmlns:wpc="http://schemas.microsoft.com/office/word/2010/wordprocessingCanvas" xmlns:cx="http://schemas.microsoft.com/office/drawing/2014/chartex" xmlns:cx1="http://schemas.microsoft.com/office/drawing/2015/9/8/chartex" xmlns:cx2="http://schemas.microsoft.com/office/drawing/2015/10/21/chartex" xmlns:cx3="http://schemas.microsoft.com/office/drawing/2016/5/9/chartex" xmlns:cx4="http://schemas.microsoft.com/office/drawing/2016/5/10/chartex" xmlns:cx5="http://schemas.microsoft.com/office/drawing/2016/5/11/chartex" xmlns:cx6="http://schemas.microsoft.com/office/drawing/2016/5/12/chartex" xmlns:cx7="http://schemas.microsoft.com/office/drawing/2016/5/13/chartex" xmlns:cx8="http://schemas.microsoft.com/office/drawing/2016/5/14/chartex" xmlns:mc="http://schemas.openxmlformats.org/markup-compatibility/2006" xmlns:aink="http://schemas.microsoft.com/office/drawing/2016/ink" xmlns:am3d="http://schemas.microsoft.com/office/drawing/2017/model3d" xmlns:o="urn:schemas-microsoft-com:office:office" xmlns:oel="http://schemas.microsoft.com/office/2019/extlst" xmlns:r="http://schemas.openxmlformats.org/officeDocument/2006/relationships" xmlns:m="http://schemas.openxmlformats.org/officeDocument/2006/math" xmlns:v="urn:schemas-microsoft-com:vml" xmlns:wp14="http://schemas.microsoft.com/office/word/2010/wordprocessingDrawing" xmlns:wp="http://schemas.openxmlformats.org/drawingml/2006/wordprocessingDrawing" xmlns:w10="urn:schemas-microsoft-com:office:word" xmlns:w="http://schemas.openxmlformats.org/wordprocessingml/2006/main" xmlns:w14="http://schemas.microsoft.com/office/word/2010/wordml" xmlns:w15="http://schemas.microsoft.com/office/word/2012/wordml" xmlns:w16cex="http://schemas.microsoft.com/office/word/2018/wordml/cex" xmlns:w16cid="http://schemas.microsoft.com/office/word/2016/wordml/cid" xmlns:w16="http://schemas.microsoft.com/office/word/2018/wordml" xmlns:w16du="http://schemas.microsoft.com/office/word/2023/wordml/word16du" xmlns:w16sdtdh="http://schemas.microsoft.com/office/word/2020/wordml/sdtdatahash" xmlns:w16sdtfl="http://schemas.microsoft.com/office/word/2024/wordml/sdtformatlock" xmlns:w16se="http://schemas.microsoft.com/office/word/2015/wordml/symex" xmlns:wpg="http://schemas.microsoft.com/office/word/2010/wordprocessingGroup" xmlns:wpi="http://schemas.microsoft.com/office/word/2010/wordprocessingInk" xmlns:wne="http://schemas.microsoft.com/office/word/2006/wordml" xmlns:wps="http://schemas.microsoft.com/office/word/2010/wordprocessingShape" mc:Ignorable="w14 w15 w16se w16cid w16 w16cex w16sdtdh w16sdtfl w16du wp14">
   <w:abstractNum w:abstractNumId="0" w15:restartNumberingAfterBreak="0">
     <w:nsid w:val="0428275C"/>
     <w:multiLevelType w:val="hybridMultilevel"/>
@@ -6182,47 +7746,47 @@
       </w:pPr>
     </w:lvl>
   </w:abstractNum>
-  <w:num w:numId="1">
+  <w:num w:numId="1" w16cid:durableId="1851214628">
     <w:abstractNumId w:val="6"/>
   </w:num>
-  <w:num w:numId="2">
+  <w:num w:numId="2" w16cid:durableId="680200606">
     <w:abstractNumId w:val="3"/>
   </w:num>
-  <w:num w:numId="3">
+  <w:num w:numId="3" w16cid:durableId="722144329">
     <w:abstractNumId w:val="2"/>
   </w:num>
-  <w:num w:numId="4">
+  <w:num w:numId="4" w16cid:durableId="1390761081">
     <w:abstractNumId w:val="2"/>
     <w:lvlOverride w:ilvl="0">
       <w:startOverride w:val="1"/>
     </w:lvlOverride>
   </w:num>
-  <w:num w:numId="5">
+  <w:num w:numId="5" w16cid:durableId="1070151153">
     <w:abstractNumId w:val="2"/>
     <w:lvlOverride w:ilvl="0">
       <w:startOverride w:val="1"/>
     </w:lvlOverride>
   </w:num>
-  <w:num w:numId="6">
+  <w:num w:numId="6" w16cid:durableId="167328141">
     <w:abstractNumId w:val="4"/>
   </w:num>
-  <w:num w:numId="7">
+  <w:num w:numId="7" w16cid:durableId="915555480">
     <w:abstractNumId w:val="5"/>
   </w:num>
-  <w:num w:numId="8">
+  <w:num w:numId="8" w16cid:durableId="1832672388">
     <w:abstractNumId w:val="1"/>
   </w:num>
-  <w:num w:numId="9">
+  <w:num w:numId="9" w16cid:durableId="628121805">
     <w:abstractNumId w:val="0"/>
   </w:num>
-  <w:num w:numId="10">
+  <w:num w:numId="10" w16cid:durableId="1566262306">
     <w:abstractNumId w:val="7"/>
   </w:num>
 </w:numbering>
 </file>
 
 <file path=word/styles.xml><?xml version="1.0" encoding="utf-8"?>
-<w:styles xmlns:mc="http://schemas.openxmlformats.org/markup-compatibility/2006" xmlns:r="http://schemas.openxmlformats.org/officeDocument/2006/relationships" xmlns:w="http://schemas.openxmlformats.org/wordprocessingml/2006/main" xmlns:w14="http://schemas.microsoft.com/office/word/2010/wordml" xmlns:w15="http://schemas.microsoft.com/office/word/2012/wordml" xmlns:w16cex="http://schemas.microsoft.com/office/word/2018/wordml/cex" xmlns:w16cid="http://schemas.microsoft.com/office/word/2016/wordml/cid" xmlns:w16="http://schemas.microsoft.com/office/word/2018/wordml" xmlns:w16sdtdh="http://schemas.microsoft.com/office/word/2020/wordml/sdtdatahash" xmlns:w16se="http://schemas.microsoft.com/office/word/2015/wordml/symex" mc:Ignorable="w14 w15 w16se w16cid w16 w16cex w16sdtdh">
+<w:styles xmlns:mc="http://schemas.openxmlformats.org/markup-compatibility/2006" xmlns:r="http://schemas.openxmlformats.org/officeDocument/2006/relationships" xmlns:w="http://schemas.openxmlformats.org/wordprocessingml/2006/main" xmlns:w14="http://schemas.microsoft.com/office/word/2010/wordml" xmlns:w15="http://schemas.microsoft.com/office/word/2012/wordml" xmlns:w16cex="http://schemas.microsoft.com/office/word/2018/wordml/cex" xmlns:w16cid="http://schemas.microsoft.com/office/word/2016/wordml/cid" xmlns:w16="http://schemas.microsoft.com/office/word/2018/wordml" xmlns:w16du="http://schemas.microsoft.com/office/word/2023/wordml/word16du" xmlns:w16sdtdh="http://schemas.microsoft.com/office/word/2020/wordml/sdtdatahash" xmlns:w16sdtfl="http://schemas.microsoft.com/office/word/2024/wordml/sdtformatlock" xmlns:w16se="http://schemas.microsoft.com/office/word/2015/wordml/symex" mc:Ignorable="w14 w15 w16se w16cid w16 w16cex w16sdtdh w16sdtfl w16du">
   <w:docDefaults>
     <w:rPrDefault>
       <w:rPr>

--- a/CoursePart2.docx
+++ b/CoursePart2.docx
@@ -3167,8 +3167,40 @@
         <w:pStyle w:val="a3"/>
       </w:pPr>
       <w:r>
-        <w:t>Страница авторизации представлена в виде мокапа на рисунке 3.</w:t>
-      </w:r>
+        <w:t xml:space="preserve">Для входа в систему пользователю предназначена страница авторизации, представленная в виде </w:t>
+      </w:r>
+      <w:proofErr w:type="spellStart"/>
+      <w:r>
+        <w:t>мокапа</w:t>
+      </w:r>
+      <w:proofErr w:type="spellEnd"/>
+      <w:r>
+        <w:t xml:space="preserve"> на рисунке 3. Она содержит стандартные поля для ввода логина и пароля, а также кнопку выполнения </w:t>
+      </w:r>
+      <w:proofErr w:type="gramStart"/>
+      <w:r>
+        <w:t>входа</w:t>
+      </w:r>
+      <w:r>
+        <w:t xml:space="preserve"> </w:t>
+      </w:r>
+      <w:r>
+        <w:t>.</w:t>
+      </w:r>
+      <w:proofErr w:type="gramEnd"/>
+      <w:r>
+        <w:t xml:space="preserve"> Интерфейс выполнен в минималистичном стиле, фокусирующем внимание на основной задаче — аутентификации.</w:t>
+      </w:r>
+    </w:p>
+    <w:p>
+      <w:pPr>
+        <w:pStyle w:val="a3"/>
+      </w:pPr>
+    </w:p>
+    <w:p>
+      <w:pPr>
+        <w:pStyle w:val="a3"/>
+      </w:pPr>
     </w:p>
     <w:p>
       <w:pPr>
@@ -3532,9 +3564,6 @@
     <w:p>
       <w:pPr>
         <w:pStyle w:val="a3"/>
-        <w:rPr>
-          <w:lang w:val="en-US"/>
-        </w:rPr>
       </w:pPr>
       <w:r>
         <w:t xml:space="preserve">В ходе проектирования разработаны БД в </w:t>
@@ -5230,13 +5259,7 @@
         <w:t xml:space="preserve">Интерфейс приложения реализован с использованием постраничной навигации в статичном главном окне. В приложении разработаны различные элементы управления. </w:t>
       </w:r>
       <w:r>
-        <w:t>Навигация в приложении осуществляется через централизованную систему на основе компонента WPF Frame.</w:t>
-      </w:r>
-      <w:r>
-        <w:t xml:space="preserve"> </w:t>
-      </w:r>
-      <w:r>
-        <w:t xml:space="preserve">Применяется прямое программное переключение страниц с передачей параметров </w:t>
+        <w:t xml:space="preserve">Навигация в приложении осуществляется через централизованную систему на основе компонента WPF Frame. Применяется прямое программное переключение страниц с передачей параметров </w:t>
       </w:r>
       <w:proofErr w:type="gramStart"/>
       <w:r>
@@ -7634,86 +7657,124 @@
       <w:pPr>
         <w:pStyle w:val="aff0"/>
         <w:rPr>
+          <w:lang w:eastAsia="ru-RU"/>
+        </w:rPr>
+      </w:pPr>
+      <w:r>
+        <w:rPr>
+          <w:lang w:eastAsia="ru-RU"/>
+        </w:rPr>
+        <w:t>{</w:t>
+      </w:r>
+    </w:p>
+    <w:p>
+      <w:pPr>
+        <w:pStyle w:val="aff0"/>
+        <w:rPr>
+          <w:lang w:eastAsia="ru-RU"/>
+        </w:rPr>
+      </w:pPr>
+      <w:r>
+        <w:rPr>
+          <w:lang w:eastAsia="ru-RU"/>
+        </w:rPr>
+        <w:t xml:space="preserve">    // </w:t>
+      </w:r>
+      <w:r>
+        <w:rPr>
+          <w:lang w:eastAsia="ru-RU"/>
+        </w:rPr>
+        <w:t>Проверка</w:t>
+      </w:r>
+      <w:r>
+        <w:rPr>
+          <w:lang w:eastAsia="ru-RU"/>
+        </w:rPr>
+        <w:t xml:space="preserve"> </w:t>
+      </w:r>
+      <w:r>
+        <w:rPr>
+          <w:lang w:eastAsia="ru-RU"/>
+        </w:rPr>
+        <w:t>прав</w:t>
+      </w:r>
+      <w:r>
+        <w:rPr>
+          <w:lang w:eastAsia="ru-RU"/>
+        </w:rPr>
+        <w:t xml:space="preserve"> </w:t>
+      </w:r>
+      <w:r>
+        <w:rPr>
+          <w:lang w:eastAsia="ru-RU"/>
+        </w:rPr>
+        <w:t>доступа</w:t>
+      </w:r>
+    </w:p>
+    <w:p>
+      <w:pPr>
+        <w:pStyle w:val="aff0"/>
+        <w:rPr>
+          <w:lang w:eastAsia="ru-RU"/>
+        </w:rPr>
+      </w:pPr>
+      <w:r>
+        <w:rPr>
+          <w:lang w:eastAsia="ru-RU"/>
+        </w:rPr>
+        <w:t xml:space="preserve">    </w:t>
+      </w:r>
+      <w:r>
+        <w:rPr>
           <w:lang w:val="en-US" w:eastAsia="ru-RU"/>
         </w:rPr>
-      </w:pPr>
+        <w:t>if</w:t>
+      </w:r>
+      <w:r>
+        <w:rPr>
+          <w:lang w:eastAsia="ru-RU"/>
+        </w:rPr>
+        <w:t xml:space="preserve"> (</w:t>
+      </w:r>
+      <w:proofErr w:type="spellStart"/>
+      <w:proofErr w:type="gramStart"/>
       <w:r>
         <w:rPr>
           <w:lang w:val="en-US" w:eastAsia="ru-RU"/>
         </w:rPr>
-        <w:t>{</w:t>
-      </w:r>
-    </w:p>
-    <w:p>
-      <w:pPr>
-        <w:pStyle w:val="aff0"/>
+        <w:t>CurrentUser</w:t>
+      </w:r>
+      <w:proofErr w:type="spellEnd"/>
+      <w:r>
+        <w:rPr>
+          <w:lang w:eastAsia="ru-RU"/>
+        </w:rPr>
+        <w:t>.</w:t>
+      </w:r>
+      <w:r>
         <w:rPr>
           <w:lang w:val="en-US" w:eastAsia="ru-RU"/>
         </w:rPr>
-      </w:pPr>
+        <w:t>Role</w:t>
+      </w:r>
+      <w:r>
+        <w:rPr>
+          <w:lang w:eastAsia="ru-RU"/>
+        </w:rPr>
+        <w:t>.</w:t>
+      </w:r>
+      <w:proofErr w:type="spellStart"/>
       <w:r>
         <w:rPr>
           <w:lang w:val="en-US" w:eastAsia="ru-RU"/>
         </w:rPr>
-        <w:t xml:space="preserve">    // </w:t>
-      </w:r>
+        <w:t>RoleId</w:t>
+      </w:r>
+      <w:proofErr w:type="spellEnd"/>
+      <w:proofErr w:type="gramEnd"/>
       <w:r>
         <w:rPr>
           <w:lang w:eastAsia="ru-RU"/>
-        </w:rPr>
-        <w:t>Проверка</w:t>
-      </w:r>
-      <w:r>
-        <w:rPr>
-          <w:lang w:val="en-US" w:eastAsia="ru-RU"/>
-        </w:rPr>
-        <w:t xml:space="preserve"> </w:t>
-      </w:r>
-      <w:r>
-        <w:rPr>
-          <w:lang w:eastAsia="ru-RU"/>
-        </w:rPr>
-        <w:t>прав</w:t>
-      </w:r>
-      <w:r>
-        <w:rPr>
-          <w:lang w:val="en-US" w:eastAsia="ru-RU"/>
-        </w:rPr>
-        <w:t xml:space="preserve"> </w:t>
-      </w:r>
-      <w:r>
-        <w:rPr>
-          <w:lang w:eastAsia="ru-RU"/>
-        </w:rPr>
-        <w:t>доступа</w:t>
-      </w:r>
-    </w:p>
-    <w:p>
-      <w:pPr>
-        <w:pStyle w:val="aff0"/>
-        <w:rPr>
-          <w:lang w:eastAsia="ru-RU"/>
-        </w:rPr>
-      </w:pPr>
-      <w:r>
-        <w:rPr>
-          <w:lang w:val="en-US" w:eastAsia="ru-RU"/>
-        </w:rPr>
-        <w:t xml:space="preserve">    if (</w:t>
-      </w:r>
-      <w:proofErr w:type="spellStart"/>
-      <w:proofErr w:type="gramStart"/>
-      <w:r>
-        <w:rPr>
-          <w:lang w:val="en-US" w:eastAsia="ru-RU"/>
-        </w:rPr>
-        <w:t>CurrentUser.Role.RoleId</w:t>
-      </w:r>
-      <w:proofErr w:type="spellEnd"/>
-      <w:proofErr w:type="gramEnd"/>
-      <w:r>
-        <w:rPr>
-          <w:lang w:val="en-US" w:eastAsia="ru-RU"/>
         </w:rPr>
         <w:t xml:space="preserve"> != </w:t>
       </w:r>
@@ -7930,10 +7991,7 @@
         <w:pStyle w:val="a3"/>
       </w:pPr>
       <w:r>
-        <w:t xml:space="preserve">Для автоматизации добавления </w:t>
-      </w:r>
-      <w:r>
-        <w:t xml:space="preserve">данных о лекциях и тестах реализован импорт из файла в формате </w:t>
+        <w:t xml:space="preserve">Для автоматизации добавления данных о лекциях и тестах реализован импорт из файла в формате </w:t>
       </w:r>
       <w:r>
         <w:rPr>
@@ -7951,13 +8009,7 @@
         <w:t xml:space="preserve">. </w:t>
       </w:r>
       <w:r>
-        <w:t xml:space="preserve">Фрагмент кода метода импорта данных об участниках представлен листингом </w:t>
-      </w:r>
-      <w:r>
-        <w:t>5</w:t>
-      </w:r>
-      <w:r>
-        <w:t>.</w:t>
+        <w:t>Фрагмент кода метода импорта данных об участниках представлен листингом 5.</w:t>
       </w:r>
     </w:p>
     <w:p>
@@ -7965,13 +8017,7 @@
         <w:pStyle w:val="aff2"/>
       </w:pPr>
       <w:r>
-        <w:t xml:space="preserve">Листинг </w:t>
-      </w:r>
-      <w:r>
-        <w:t>5</w:t>
-      </w:r>
-      <w:r>
-        <w:t xml:space="preserve"> </w:t>
+        <w:t xml:space="preserve">Листинг 5 </w:t>
       </w:r>
       <w:r>
         <w:t>–</w:t>
@@ -9918,16 +9964,7 @@
         <w:t>.</w:t>
       </w:r>
       <w:r>
-        <w:t xml:space="preserve"> </w:t>
-      </w:r>
-      <w:r>
-        <w:t xml:space="preserve">Листингом </w:t>
-      </w:r>
-      <w:r>
-        <w:t>6</w:t>
-      </w:r>
-      <w:r>
-        <w:t xml:space="preserve"> представлен код </w:t>
+        <w:t xml:space="preserve"> Листингом 6 представлен код </w:t>
       </w:r>
       <w:proofErr w:type="spellStart"/>
       <w:r>
@@ -11531,21 +11568,7 @@
                 <w:sz w:val="24"/>
                 <w:szCs w:val="20"/>
               </w:rPr>
-              <w:t>Нажать на кнопку «</w:t>
-            </w:r>
-            <w:r>
-              <w:rPr>
-                <w:sz w:val="24"/>
-                <w:szCs w:val="20"/>
-              </w:rPr>
-              <w:t>Личный кабинет</w:t>
-            </w:r>
-            <w:r>
-              <w:rPr>
-                <w:sz w:val="24"/>
-                <w:szCs w:val="20"/>
-              </w:rPr>
-              <w:t>»</w:t>
+              <w:t>Нажать на кнопку «Личный кабинет»</w:t>
             </w:r>
           </w:p>
         </w:tc>
@@ -12508,13 +12531,7 @@
         <w:pStyle w:val="a1"/>
       </w:pPr>
       <w:r>
-        <w:t xml:space="preserve">процессор частотой </w:t>
-      </w:r>
-      <w:r>
-        <w:t>2</w:t>
-      </w:r>
-      <w:r>
-        <w:t xml:space="preserve"> ГГц</w:t>
+        <w:t>процессор частотой 2 ГГц</w:t>
       </w:r>
       <w:r>
         <w:t xml:space="preserve"> </w:t>
@@ -12808,10 +12825,7 @@
         <w:pStyle w:val="a3"/>
       </w:pPr>
       <w:r>
-        <w:t xml:space="preserve">При нажатии </w:t>
-      </w:r>
-      <w:r>
-        <w:t xml:space="preserve">название темы открываются лекции на эту </w:t>
+        <w:t xml:space="preserve">При нажатии название темы открываются лекции на эту </w:t>
       </w:r>
       <w:r>
         <w:t>тему (</w:t>
@@ -12870,9 +12884,6 @@
         <w:t>Рисунок 1</w:t>
       </w:r>
       <w:r>
-        <w:rPr>
-          <w:lang w:val="en-US"/>
-        </w:rPr>
         <w:t>1</w:t>
       </w:r>
       <w:r>
@@ -12906,25 +12917,13 @@
         <w:pStyle w:val="a3"/>
       </w:pPr>
       <w:r>
-        <w:t>При нажатии на кнопку «</w:t>
-      </w:r>
-      <w:r>
-        <w:t>Личный кабинет</w:t>
-      </w:r>
-      <w:r>
-        <w:t xml:space="preserve">» осуществляется переход к странице </w:t>
-      </w:r>
-      <w:r>
-        <w:t xml:space="preserve">с личным кабинетом </w:t>
+        <w:t xml:space="preserve">При нажатии на кнопку «Личный кабинет» осуществляется переход к странице с личным кабинетом </w:t>
       </w:r>
       <w:r>
         <w:t>пользователя (</w:t>
       </w:r>
       <w:r>
-        <w:t xml:space="preserve">рисунок </w:t>
-      </w:r>
-      <w:r>
-        <w:t>1</w:t>
+        <w:t>рисунок 1</w:t>
       </w:r>
       <w:r>
         <w:t>2</w:t>
@@ -12983,9 +12982,6 @@
         <w:t>Рисунок 1</w:t>
       </w:r>
       <w:r>
-        <w:rPr>
-          <w:lang w:val="en-US"/>
-        </w:rPr>
         <w:t>2</w:t>
       </w:r>
       <w:r>
@@ -13010,7 +13006,10 @@
         <w:t>.</w:t>
       </w:r>
       <w:r>
-        <w:t xml:space="preserve"> Вид главной страницы</w:t>
+        <w:t xml:space="preserve"> Вид страницы</w:t>
+      </w:r>
+      <w:r>
+        <w:t xml:space="preserve"> личный кабинет</w:t>
       </w:r>
     </w:p>
     <w:p>
@@ -13023,19 +13022,7 @@
         <w:pStyle w:val="a3"/>
       </w:pPr>
       <w:r>
-        <w:t>При нажатии на кнопку «</w:t>
-      </w:r>
-      <w:r>
-        <w:t>К</w:t>
-      </w:r>
-      <w:r>
-        <w:t xml:space="preserve"> </w:t>
-      </w:r>
-      <w:r>
-        <w:t>студентам</w:t>
-      </w:r>
-      <w:r>
-        <w:t xml:space="preserve">» осуществляется переход к </w:t>
+        <w:t xml:space="preserve">При нажатии на кнопку «К студентам» осуществляется переход к </w:t>
       </w:r>
       <w:r>
         <w:t xml:space="preserve">на </w:t>
@@ -13116,71 +13103,139 @@
         <w:pStyle w:val="afe"/>
       </w:pPr>
       <w:r>
+        <w:t xml:space="preserve">Рисунок 13 – </w:t>
+      </w:r>
+      <w:proofErr w:type="spellStart"/>
+      <w:r>
+        <w:t>Informatic</w:t>
+      </w:r>
+      <w:proofErr w:type="spellEnd"/>
+      <w:r>
+        <w:t xml:space="preserve"> </w:t>
+      </w:r>
+      <w:proofErr w:type="spellStart"/>
+      <w:r>
+        <w:t>Textbook</w:t>
+      </w:r>
+      <w:proofErr w:type="spellEnd"/>
+      <w:r>
+        <w:t>. Вид страницы</w:t>
+      </w:r>
+      <w:r>
+        <w:t xml:space="preserve"> список студентов</w:t>
+      </w:r>
+    </w:p>
+    <w:p>
+      <w:pPr>
+        <w:pStyle w:val="a3"/>
+      </w:pPr>
+      <w:r>
+        <w:t>Ф</w:t>
+      </w:r>
+      <w:r>
+        <w:t>ункционал загрузки информации из внешних источников обеспечивается страницей «Импорт данных». Переход к ней осуществляется через соответствующую кнопку в личном кабинете. Интерфейс страницы позволяет пользователю выбрать</w:t>
+      </w:r>
+      <w:r>
+        <w:t xml:space="preserve"> тип импорта,</w:t>
+      </w:r>
+      <w:r>
+        <w:t xml:space="preserve"> исходный файл</w:t>
+      </w:r>
+      <w:r>
+        <w:t xml:space="preserve"> или ввести его вручную</w:t>
+      </w:r>
+      <w:r>
+        <w:t>, просмотреть его превью, а затем запустить процесс загрузки и обработки информации в систему.</w:t>
+      </w:r>
+    </w:p>
+    <w:p>
+      <w:pPr>
+        <w:pStyle w:val="a3"/>
+      </w:pPr>
+      <w:r>
+        <w:t>Для импорта данных реализована страница «Импорт данных» (рисунок 14).</w:t>
+      </w:r>
+    </w:p>
+    <w:p>
+      <w:pPr>
+        <w:pStyle w:val="a3"/>
+      </w:pPr>
+    </w:p>
+    <w:p>
+      <w:pPr>
+        <w:pStyle w:val="afd"/>
+      </w:pPr>
+      <w:r>
+        <w:lastRenderedPageBreak/>
+        <w:drawing>
+          <wp:inline distT="0" distB="0" distL="0" distR="0" wp14:anchorId="5449FD97" wp14:editId="6A3F5746">
+            <wp:extent cx="5939790" cy="7640320"/>
+            <wp:effectExtent l="0" t="0" r="3810" b="0"/>
+            <wp:docPr id="7" name="Рисунок 7"/>
+            <wp:cNvGraphicFramePr>
+              <a:graphicFrameLocks xmlns:a="http://schemas.openxmlformats.org/drawingml/2006/main" noChangeAspect="1"/>
+            </wp:cNvGraphicFramePr>
+            <a:graphic xmlns:a="http://schemas.openxmlformats.org/drawingml/2006/main">
+              <a:graphicData uri="http://schemas.openxmlformats.org/drawingml/2006/picture">
+                <pic:pic xmlns:pic="http://schemas.openxmlformats.org/drawingml/2006/picture">
+                  <pic:nvPicPr>
+                    <pic:cNvPr id="1" name=""/>
+                    <pic:cNvPicPr/>
+                  </pic:nvPicPr>
+                  <pic:blipFill>
+                    <a:blip r:embed="rId21"/>
+                    <a:stretch>
+                      <a:fillRect/>
+                    </a:stretch>
+                  </pic:blipFill>
+                  <pic:spPr>
+                    <a:xfrm>
+                      <a:off x="0" y="0"/>
+                      <a:ext cx="5939790" cy="7640320"/>
+                    </a:xfrm>
+                    <a:prstGeom prst="rect">
+                      <a:avLst/>
+                    </a:prstGeom>
+                  </pic:spPr>
+                </pic:pic>
+              </a:graphicData>
+            </a:graphic>
+          </wp:inline>
+        </w:drawing>
+      </w:r>
+    </w:p>
+    <w:p>
+      <w:pPr>
+        <w:pStyle w:val="afe"/>
+      </w:pPr>
+      <w:r>
         <w:t>Рисунок 1</w:t>
       </w:r>
       <w:r>
-        <w:rPr>
-          <w:lang w:val="en-US"/>
-        </w:rPr>
-        <w:t>3</w:t>
+        <w:t>4</w:t>
       </w:r>
       <w:r>
         <w:t xml:space="preserve"> – </w:t>
       </w:r>
-      <w:r>
-        <w:rPr>
-          <w:lang w:val="en-US"/>
-        </w:rPr>
-        <w:t>Informatic Textbook</w:t>
-      </w:r>
-      <w:r>
-        <w:t>. Вид главной страницы</w:t>
-      </w:r>
-    </w:p>
-    <w:p>
-      <w:pPr>
-        <w:pStyle w:val="a3"/>
-      </w:pPr>
-    </w:p>
-    <w:p>
-      <w:pPr>
-        <w:pStyle w:val="a3"/>
-      </w:pPr>
-    </w:p>
-    <w:p>
-      <w:pPr>
-        <w:pStyle w:val="a3"/>
-      </w:pPr>
-    </w:p>
-    <w:p>
-      <w:pPr>
-        <w:pStyle w:val="a3"/>
-      </w:pPr>
-    </w:p>
-    <w:p>
-      <w:pPr>
-        <w:pStyle w:val="a3"/>
-      </w:pPr>
-    </w:p>
-    <w:p>
-      <w:pPr>
-        <w:pStyle w:val="a3"/>
-      </w:pPr>
-    </w:p>
-    <w:p>
-      <w:pPr>
-        <w:pStyle w:val="a3"/>
-      </w:pPr>
-    </w:p>
-    <w:p>
-      <w:pPr>
-        <w:pStyle w:val="a3"/>
-      </w:pPr>
-    </w:p>
-    <w:p>
-      <w:pPr>
-        <w:pStyle w:val="a3"/>
-      </w:pPr>
+      <w:proofErr w:type="spellStart"/>
+      <w:r>
+        <w:t>Informatic</w:t>
+      </w:r>
+      <w:proofErr w:type="spellEnd"/>
+      <w:r>
+        <w:t xml:space="preserve"> </w:t>
+      </w:r>
+      <w:proofErr w:type="spellStart"/>
+      <w:r>
+        <w:t>Textbook</w:t>
+      </w:r>
+      <w:proofErr w:type="spellEnd"/>
+      <w:r>
+        <w:t xml:space="preserve">. Вид страницы </w:t>
+      </w:r>
+      <w:r>
+        <w:t>импорт данных</w:t>
+      </w:r>
     </w:p>
     <w:p>
       <w:pPr>
@@ -13212,13 +13267,7 @@
         <w:pStyle w:val="a3"/>
       </w:pPr>
       <w:r>
-        <w:t>Разработанн</w:t>
-      </w:r>
-      <w:r>
-        <w:t>ая программа</w:t>
-      </w:r>
-      <w:r>
-        <w:t xml:space="preserve"> полностью соответствует современным требованиям к цифровизации образовательного процесса. В ходе проекта создан эффективный инструмент, который автоматизирует ключевые аспекты обучения: предоставление учебных материалов, контроль знаний через систему тестирования и мониторинг успеваемости учащихся. Это позволяет преподавателям сосредоточиться на педагогической деятельности, а учащимся — получить персонализированный образовательный опыт.</w:t>
+        <w:t>Разработанная программа полностью соответствует современным требованиям к цифровизации образовательного процесса. В ходе проекта создан эффективный инструмент, который автоматизирует ключевые аспекты обучения: предоставление учебных материалов, контроль знаний через систему тестирования и мониторинг успеваемости учащихся. Это позволяет преподавателям сосредоточиться на педагогической деятельности, а учащимся — получить персонализированный образовательный опыт.</w:t>
       </w:r>
     </w:p>
     <w:p>
@@ -13290,7 +13339,7 @@
       <w:r>
         <w:t xml:space="preserve"> Питер, 2021. – 224 с. – URL: </w:t>
       </w:r>
-      <w:hyperlink r:id="rId21" w:history="1">
+      <w:hyperlink r:id="rId22" w:history="1">
         <w:r>
           <w:rPr>
             <w:rStyle w:val="af7"/>
@@ -13298,7 +13347,7 @@
           <w:t>https://</w:t>
         </w:r>
       </w:hyperlink>
-      <w:hyperlink r:id="rId22" w:history="1">
+      <w:hyperlink r:id="rId23" w:history="1">
         <w:r>
           <w:rPr>
             <w:rStyle w:val="af7"/>
@@ -13361,7 +13410,7 @@
       <w:r>
         <w:t xml:space="preserve"> ФОРУМ : ИНФРА-М, 2025. – 400 с. – URL: </w:t>
       </w:r>
-      <w:hyperlink r:id="rId23" w:history="1">
+      <w:hyperlink r:id="rId24" w:history="1">
         <w:r>
           <w:rPr>
             <w:rStyle w:val="af7"/>
@@ -13376,7 +13425,7 @@
           <w:t>://</w:t>
         </w:r>
       </w:hyperlink>
-      <w:hyperlink r:id="rId24" w:history="1">
+      <w:hyperlink r:id="rId25" w:history="1">
         <w:proofErr w:type="spellStart"/>
         <w:r>
           <w:rPr>
@@ -13513,7 +13562,7 @@
       <w:r>
         <w:t xml:space="preserve"> электронный. – URL: </w:t>
       </w:r>
-      <w:hyperlink r:id="rId25" w:history="1">
+      <w:hyperlink r:id="rId26" w:history="1">
         <w:r>
           <w:rPr>
             <w:rStyle w:val="af7"/>
@@ -13521,7 +13570,7 @@
           <w:t>https://</w:t>
         </w:r>
       </w:hyperlink>
-      <w:hyperlink r:id="rId26" w:history="1">
+      <w:hyperlink r:id="rId27" w:history="1">
         <w:r>
           <w:rPr>
             <w:rStyle w:val="af7"/>
@@ -13576,7 +13625,7 @@
       <w:r>
         <w:t xml:space="preserve"> электронный. – URL: </w:t>
       </w:r>
-      <w:hyperlink r:id="rId27" w:history="1">
+      <w:hyperlink r:id="rId28" w:history="1">
         <w:r>
           <w:rPr>
             <w:rStyle w:val="af7"/>
@@ -13584,7 +13633,7 @@
           <w:t>https://</w:t>
         </w:r>
       </w:hyperlink>
-      <w:hyperlink r:id="rId28" w:history="1">
+      <w:hyperlink r:id="rId29" w:history="1">
         <w:r>
           <w:rPr>
             <w:rStyle w:val="af7"/>
@@ -13639,7 +13688,7 @@
       <w:r>
         <w:t xml:space="preserve"> КУРС : ИНФРА-М, 2024. — 336 с. – URL: </w:t>
       </w:r>
-      <w:hyperlink r:id="rId29" w:history="1">
+      <w:hyperlink r:id="rId30" w:history="1">
         <w:r>
           <w:rPr>
             <w:rStyle w:val="af7"/>
@@ -13654,7 +13703,7 @@
           <w:t>://</w:t>
         </w:r>
       </w:hyperlink>
-      <w:hyperlink r:id="rId30" w:history="1">
+      <w:hyperlink r:id="rId31" w:history="1">
         <w:proofErr w:type="spellStart"/>
         <w:r>
           <w:rPr>
@@ -13736,7 +13785,7 @@
       </w:pPr>
     </w:p>
     <w:sectPr>
-      <w:footerReference w:type="default" r:id="rId31"/>
+      <w:footerReference w:type="default" r:id="rId32"/>
       <w:pgSz w:w="11906" w:h="16838"/>
       <w:pgMar w:top="1134" w:right="851" w:bottom="1134" w:left="1701" w:header="709" w:footer="709" w:gutter="0"/>
       <w:pgNumType w:start="1"/>
@@ -15930,6 +15979,7 @@
   <w:style w:type="character" w:default="1" w:styleId="a4">
     <w:name w:val="Default Paragraph Font"/>
     <w:uiPriority w:val="1"/>
+    <w:semiHidden/>
     <w:unhideWhenUsed/>
   </w:style>
   <w:style w:type="table" w:default="1" w:styleId="a5">
